--- a/doc/laporan_audit_akhir.docx
+++ b/doc/laporan_audit_akhir.docx
@@ -7,7 +7,7 @@
         <w:pStyle w:val="Heading1"/>
         <w:bidi w:val="0"/>
         <w:spacing w:before="240" w:after="120"/>
-        <w:ind w:hanging="0" w:left="0" w:right="0"/>
+        <w:ind w:hanging="0" w:start="0" w:end="0"/>
         <w:jc w:val="center"/>
         <w:rPr/>
       </w:pPr>
@@ -32,20 +32,20 @@
     </w:p>
     <w:tbl>
       <w:tblPr>
-        <w:tblW w:w="3837" w:type="dxa"/>
+        <w:tblW w:w="4123" w:type="dxa"/>
         <w:jc w:val="center"/>
         <w:tblInd w:w="0" w:type="dxa"/>
         <w:tblLayout w:type="fixed"/>
         <w:tblCellMar>
           <w:top w:w="0" w:type="dxa"/>
-          <w:left w:w="0" w:type="dxa"/>
+          <w:start w:w="0" w:type="dxa"/>
           <w:bottom w:w="0" w:type="dxa"/>
-          <w:right w:w="0" w:type="dxa"/>
+          <w:end w:w="0" w:type="dxa"/>
         </w:tblCellMar>
       </w:tblPr>
       <w:tblGrid>
         <w:gridCol w:w="1390"/>
-        <w:gridCol w:w="2447"/>
+        <w:gridCol w:w="2733"/>
       </w:tblGrid>
       <w:tr>
         <w:trPr/>
@@ -59,8 +59,8 @@
             <w:pPr>
               <w:pStyle w:val="TableContents"/>
               <w:bidi w:val="0"/>
-              <w:ind w:hanging="0" w:left="0" w:right="0"/>
-              <w:jc w:val="left"/>
+              <w:ind w:hanging="0" w:start="0" w:end="0"/>
+              <w:jc w:val="start"/>
               <w:rPr>
                 <w:b/>
               </w:rPr>
@@ -75,16 +75,16 @@
         </w:tc>
         <w:tc>
           <w:tcPr>
-            <w:tcW w:w="2447" w:type="dxa"/>
-            <w:tcBorders/>
-            <w:vAlign w:val="center"/>
-          </w:tcPr>
-          <w:p>
-            <w:pPr>
-              <w:pStyle w:val="TableContents"/>
-              <w:bidi w:val="0"/>
-              <w:ind w:hanging="0" w:left="0" w:right="0"/>
-              <w:jc w:val="left"/>
+            <w:tcW w:w="2733" w:type="dxa"/>
+            <w:tcBorders/>
+            <w:vAlign w:val="center"/>
+          </w:tcPr>
+          <w:p>
+            <w:pPr>
+              <w:pStyle w:val="TableContents"/>
+              <w:bidi w:val="0"/>
+              <w:ind w:hanging="0" w:start="0" w:end="0"/>
+              <w:jc w:val="start"/>
               <w:rPr/>
             </w:pPr>
             <w:r>
@@ -106,8 +106,8 @@
             <w:pPr>
               <w:pStyle w:val="TableContents"/>
               <w:bidi w:val="0"/>
-              <w:ind w:hanging="0" w:left="0" w:right="0"/>
-              <w:jc w:val="left"/>
+              <w:ind w:hanging="0" w:start="0" w:end="0"/>
+              <w:jc w:val="start"/>
               <w:rPr>
                 <w:b/>
               </w:rPr>
@@ -122,16 +122,16 @@
         </w:tc>
         <w:tc>
           <w:tcPr>
-            <w:tcW w:w="2447" w:type="dxa"/>
-            <w:tcBorders/>
-            <w:vAlign w:val="center"/>
-          </w:tcPr>
-          <w:p>
-            <w:pPr>
-              <w:pStyle w:val="TableContents"/>
-              <w:bidi w:val="0"/>
-              <w:ind w:hanging="0" w:left="0" w:right="0"/>
-              <w:jc w:val="left"/>
+            <w:tcW w:w="2733" w:type="dxa"/>
+            <w:tcBorders/>
+            <w:vAlign w:val="center"/>
+          </w:tcPr>
+          <w:p>
+            <w:pPr>
+              <w:pStyle w:val="TableContents"/>
+              <w:bidi w:val="0"/>
+              <w:ind w:hanging="0" w:start="0" w:end="0"/>
+              <w:jc w:val="start"/>
               <w:rPr/>
             </w:pPr>
             <w:r>
@@ -153,8 +153,8 @@
             <w:pPr>
               <w:pStyle w:val="TableContents"/>
               <w:bidi w:val="0"/>
-              <w:ind w:hanging="0" w:left="0" w:right="0"/>
-              <w:jc w:val="left"/>
+              <w:ind w:hanging="0" w:start="0" w:end="0"/>
+              <w:jc w:val="start"/>
               <w:rPr>
                 <w:b/>
               </w:rPr>
@@ -169,16 +169,16 @@
         </w:tc>
         <w:tc>
           <w:tcPr>
-            <w:tcW w:w="2447" w:type="dxa"/>
-            <w:tcBorders/>
-            <w:vAlign w:val="center"/>
-          </w:tcPr>
-          <w:p>
-            <w:pPr>
-              <w:pStyle w:val="TableContents"/>
-              <w:bidi w:val="0"/>
-              <w:ind w:hanging="0" w:left="0" w:right="0"/>
-              <w:jc w:val="left"/>
+            <w:tcW w:w="2733" w:type="dxa"/>
+            <w:tcBorders/>
+            <w:vAlign w:val="center"/>
+          </w:tcPr>
+          <w:p>
+            <w:pPr>
+              <w:pStyle w:val="TableContents"/>
+              <w:bidi w:val="0"/>
+              <w:ind w:hanging="0" w:start="0" w:end="0"/>
+              <w:jc w:val="start"/>
               <w:rPr/>
             </w:pPr>
             <w:r>
@@ -200,8 +200,8 @@
             <w:pPr>
               <w:pStyle w:val="TableContents"/>
               <w:bidi w:val="0"/>
-              <w:ind w:hanging="0" w:left="0" w:right="0"/>
-              <w:jc w:val="left"/>
+              <w:ind w:hanging="0" w:start="0" w:end="0"/>
+              <w:jc w:val="start"/>
               <w:rPr>
                 <w:b/>
               </w:rPr>
@@ -216,16 +216,16 @@
         </w:tc>
         <w:tc>
           <w:tcPr>
-            <w:tcW w:w="2447" w:type="dxa"/>
-            <w:tcBorders/>
-            <w:vAlign w:val="center"/>
-          </w:tcPr>
-          <w:p>
-            <w:pPr>
-              <w:pStyle w:val="TableContents"/>
-              <w:bidi w:val="0"/>
-              <w:ind w:hanging="0" w:left="0" w:right="0"/>
-              <w:jc w:val="left"/>
+            <w:tcW w:w="2733" w:type="dxa"/>
+            <w:tcBorders/>
+            <w:vAlign w:val="center"/>
+          </w:tcPr>
+          <w:p>
+            <w:pPr>
+              <w:pStyle w:val="TableContents"/>
+              <w:bidi w:val="0"/>
+              <w:ind w:hanging="0" w:start="0" w:end="0"/>
+              <w:jc w:val="start"/>
               <w:rPr/>
             </w:pPr>
             <w:r>
@@ -247,8 +247,8 @@
             <w:pPr>
               <w:pStyle w:val="TableContents"/>
               <w:bidi w:val="0"/>
-              <w:ind w:hanging="0" w:left="0" w:right="0"/>
-              <w:jc w:val="left"/>
+              <w:ind w:hanging="0" w:start="0" w:end="0"/>
+              <w:jc w:val="start"/>
               <w:rPr>
                 <w:b/>
               </w:rPr>
@@ -263,22 +263,22 @@
         </w:tc>
         <w:tc>
           <w:tcPr>
-            <w:tcW w:w="2447" w:type="dxa"/>
-            <w:tcBorders/>
-            <w:vAlign w:val="center"/>
-          </w:tcPr>
-          <w:p>
-            <w:pPr>
-              <w:pStyle w:val="TableContents"/>
-              <w:widowControl w:val="false"/>
-              <w:suppressLineNumbers/>
-              <w:bidi w:val="0"/>
-              <w:jc w:val="left"/>
-              <w:rPr/>
-            </w:pPr>
-            <w:r>
-              <w:rPr/>
-              <w:t>24 Mei 2026</w:t>
+            <w:tcW w:w="2733" w:type="dxa"/>
+            <w:tcBorders/>
+            <w:vAlign w:val="center"/>
+          </w:tcPr>
+          <w:p>
+            <w:pPr>
+              <w:pStyle w:val="TableContents"/>
+              <w:widowControl w:val="false"/>
+              <w:suppressLineNumbers/>
+              <w:bidi w:val="0"/>
+              <w:jc w:val="start"/>
+              <w:rPr/>
+            </w:pPr>
+            <w:r>
+              <w:rPr/>
+              <w:t>24 Mei 2026 (revisi 17 Juni 2026)</w:t>
             </w:r>
           </w:p>
         </w:tc>
@@ -288,7 +288,7 @@
       <w:pPr>
         <w:pStyle w:val="Heading2"/>
         <w:bidi w:val="0"/>
-        <w:jc w:val="left"/>
+        <w:jc w:val="start"/>
         <w:rPr/>
       </w:pPr>
       <w:r>
@@ -300,7 +300,7 @@
       <w:pPr>
         <w:pStyle w:val="BodyText"/>
         <w:bidi w:val="0"/>
-        <w:jc w:val="left"/>
+        <w:jc w:val="start"/>
         <w:rPr/>
       </w:pPr>
       <w:r>
@@ -312,19 +312,19 @@
       <w:pPr>
         <w:pStyle w:val="BodyText"/>
         <w:bidi w:val="0"/>
-        <w:ind w:hanging="0" w:left="0" w:right="0"/>
-        <w:jc w:val="left"/>
+        <w:ind w:hanging="0" w:start="0" w:end="0"/>
+        <w:jc w:val="start"/>
         <w:rPr/>
       </w:pPr>
       <w:r>
         <w:rPr/>
-        <w:t xml:space="preserve">Pengujian dilakukan menggunakan kombinasi pemindaian otomatis (Nikto, OWASP ZAP), eksploitasi terarah (SQLMap), dan pengujian manual. Hasil audit menemukan </w:t>
+        <w:t xml:space="preserve">Pengujian dilakukan menggunakan kombinasi pemindaian otomatis (Nikto, OWASP ZAP), eksploitasi terarah (SQLMap), analisis komponen usang (Retire.js, Nmap vulners), dan pengujian manual. Hasil audit menemukan </w:t>
       </w:r>
       <w:r>
         <w:rPr>
           <w:b/>
         </w:rPr>
-        <w:t>4 area temuan utama</w:t>
+        <w:t>5 area temuan utama</w:t>
       </w:r>
       <w:r>
         <w:rPr/>
@@ -346,7 +346,7 @@
       <w:pPr>
         <w:pStyle w:val="BodyText"/>
         <w:bidi w:val="0"/>
-        <w:jc w:val="left"/>
+        <w:jc w:val="start"/>
         <w:rPr/>
       </w:pPr>
       <w:r>
@@ -358,7 +358,7 @@
       <w:pPr>
         <w:pStyle w:val="Heading3"/>
         <w:bidi w:val="0"/>
-        <w:jc w:val="left"/>
+        <w:jc w:val="start"/>
         <w:rPr/>
       </w:pPr>
       <w:r>
@@ -369,14 +369,14 @@
     <w:tbl>
       <w:tblPr>
         <w:tblW w:w="4300" w:type="dxa"/>
-        <w:jc w:val="left"/>
-        <w:tblInd w:w="28" w:type="dxa"/>
+        <w:jc w:val="start"/>
+        <w:tblInd w:w="0" w:type="dxa"/>
         <w:tblLayout w:type="fixed"/>
         <w:tblCellMar>
           <w:top w:w="28" w:type="dxa"/>
-          <w:left w:w="28" w:type="dxa"/>
+          <w:start w:w="28" w:type="dxa"/>
           <w:bottom w:w="28" w:type="dxa"/>
-          <w:right w:w="28" w:type="dxa"/>
+          <w:end w:w="28" w:type="dxa"/>
         </w:tblCellMar>
       </w:tblPr>
       <w:tblGrid>
@@ -397,7 +397,7 @@
               <w:suppressLineNumbers/>
               <w:shd w:fill="003366" w:val="clear"/>
               <w:bidi w:val="0"/>
-              <w:jc w:val="left"/>
+              <w:jc w:val="start"/>
               <w:rPr/>
             </w:pPr>
             <w:r>
@@ -416,8 +416,8 @@
             <w:pPr>
               <w:pStyle w:val="TableHeading"/>
               <w:bidi w:val="0"/>
-              <w:ind w:hanging="0" w:left="0" w:right="0"/>
-              <w:jc w:val="left"/>
+              <w:ind w:hanging="0" w:start="0" w:end="0"/>
+              <w:jc w:val="start"/>
               <w:rPr/>
             </w:pPr>
             <w:r>
@@ -465,8 +465,8 @@
             <w:pPr>
               <w:pStyle w:val="TableContents"/>
               <w:bidi w:val="0"/>
-              <w:ind w:hanging="0" w:left="0" w:right="0"/>
-              <w:jc w:val="left"/>
+              <w:ind w:hanging="0" w:start="0" w:end="0"/>
+              <w:jc w:val="start"/>
               <w:rPr/>
             </w:pPr>
             <w:r>
@@ -514,13 +514,13 @@
             <w:pPr>
               <w:pStyle w:val="TableContents"/>
               <w:bidi w:val="0"/>
-              <w:ind w:hanging="0" w:left="0" w:right="0"/>
-              <w:jc w:val="left"/>
-              <w:rPr/>
-            </w:pPr>
-            <w:r>
-              <w:rPr/>
-              <w:t>1</w:t>
+              <w:ind w:hanging="0" w:start="0" w:end="0"/>
+              <w:jc w:val="start"/>
+              <w:rPr/>
+            </w:pPr>
+            <w:r>
+              <w:rPr/>
+              <w:t>2</w:t>
             </w:r>
           </w:p>
         </w:tc>
@@ -565,7 +565,7 @@
               <w:widowControl w:val="false"/>
               <w:suppressLineNumbers/>
               <w:bidi w:val="0"/>
-              <w:jc w:val="left"/>
+              <w:jc w:val="start"/>
               <w:rPr/>
             </w:pPr>
             <w:r>
@@ -580,7 +580,7 @@
       <w:pPr>
         <w:pStyle w:val="Heading2"/>
         <w:bidi w:val="0"/>
-        <w:jc w:val="left"/>
+        <w:jc w:val="start"/>
         <w:rPr/>
       </w:pPr>
       <w:r>
@@ -591,14 +591,14 @@
     <w:tbl>
       <w:tblPr>
         <w:tblW w:w="8910" w:type="dxa"/>
-        <w:jc w:val="left"/>
-        <w:tblInd w:w="28" w:type="dxa"/>
+        <w:jc w:val="start"/>
+        <w:tblInd w:w="0" w:type="dxa"/>
         <w:tblLayout w:type="fixed"/>
         <w:tblCellMar>
           <w:top w:w="28" w:type="dxa"/>
-          <w:left w:w="28" w:type="dxa"/>
+          <w:start w:w="28" w:type="dxa"/>
           <w:bottom w:w="28" w:type="dxa"/>
-          <w:right w:w="28" w:type="dxa"/>
+          <w:end w:w="28" w:type="dxa"/>
         </w:tblCellMar>
       </w:tblPr>
       <w:tblGrid>
@@ -619,7 +619,7 @@
               <w:widowControl w:val="false"/>
               <w:suppressLineNumbers/>
               <w:bidi w:val="0"/>
-              <w:jc w:val="left"/>
+              <w:jc w:val="start"/>
               <w:rPr/>
             </w:pPr>
             <w:r>
@@ -640,7 +640,7 @@
               <w:widowControl w:val="false"/>
               <w:suppressLineNumbers/>
               <w:bidi w:val="0"/>
-              <w:jc w:val="left"/>
+              <w:jc w:val="start"/>
               <w:rPr/>
             </w:pPr>
             <w:r>
@@ -664,7 +664,7 @@
               <w:widowControl w:val="false"/>
               <w:suppressLineNumbers/>
               <w:bidi w:val="0"/>
-              <w:jc w:val="left"/>
+              <w:jc w:val="start"/>
               <w:rPr/>
             </w:pPr>
             <w:r>
@@ -685,7 +685,7 @@
               <w:widowControl w:val="false"/>
               <w:suppressLineNumbers/>
               <w:bidi w:val="0"/>
-              <w:jc w:val="left"/>
+              <w:jc w:val="start"/>
               <w:rPr/>
             </w:pPr>
             <w:r>
@@ -709,7 +709,7 @@
               <w:widowControl w:val="false"/>
               <w:suppressLineNumbers/>
               <w:bidi w:val="0"/>
-              <w:jc w:val="left"/>
+              <w:jc w:val="start"/>
               <w:rPr/>
             </w:pPr>
             <w:r>
@@ -730,7 +730,7 @@
               <w:widowControl w:val="false"/>
               <w:suppressLineNumbers/>
               <w:bidi w:val="0"/>
-              <w:jc w:val="left"/>
+              <w:jc w:val="start"/>
               <w:rPr/>
             </w:pPr>
             <w:r>
@@ -754,7 +754,7 @@
               <w:widowControl w:val="false"/>
               <w:suppressLineNumbers/>
               <w:bidi w:val="0"/>
-              <w:jc w:val="left"/>
+              <w:jc w:val="start"/>
               <w:rPr/>
             </w:pPr>
             <w:r>
@@ -775,7 +775,7 @@
               <w:widowControl w:val="false"/>
               <w:suppressLineNumbers/>
               <w:bidi w:val="0"/>
-              <w:jc w:val="left"/>
+              <w:jc w:val="start"/>
               <w:rPr/>
             </w:pPr>
             <w:r>
@@ -799,7 +799,7 @@
               <w:widowControl w:val="false"/>
               <w:suppressLineNumbers/>
               <w:bidi w:val="0"/>
-              <w:jc w:val="left"/>
+              <w:jc w:val="start"/>
               <w:rPr/>
             </w:pPr>
             <w:r>
@@ -820,7 +820,7 @@
               <w:widowControl w:val="false"/>
               <w:suppressLineNumbers/>
               <w:bidi w:val="0"/>
-              <w:jc w:val="left"/>
+              <w:jc w:val="start"/>
               <w:rPr/>
             </w:pPr>
             <w:r>
@@ -844,7 +844,7 @@
               <w:widowControl w:val="false"/>
               <w:suppressLineNumbers/>
               <w:bidi w:val="0"/>
-              <w:jc w:val="left"/>
+              <w:jc w:val="start"/>
               <w:rPr/>
             </w:pPr>
             <w:r>
@@ -865,7 +865,7 @@
               <w:widowControl w:val="false"/>
               <w:suppressLineNumbers/>
               <w:bidi w:val="0"/>
-              <w:jc w:val="left"/>
+              <w:jc w:val="start"/>
               <w:rPr/>
             </w:pPr>
             <w:r>
@@ -880,7 +880,7 @@
       <w:pPr>
         <w:pStyle w:val="Heading2"/>
         <w:bidi w:val="0"/>
-        <w:jc w:val="left"/>
+        <w:jc w:val="start"/>
         <w:rPr/>
       </w:pPr>
       <w:r>
@@ -892,7 +892,7 @@
       <w:pPr>
         <w:pStyle w:val="BodyText"/>
         <w:bidi w:val="0"/>
-        <w:jc w:val="left"/>
+        <w:jc w:val="start"/>
         <w:rPr/>
       </w:pPr>
       <w:r>
@@ -913,8 +913,8 @@
         </w:tabs>
         <w:bidi w:val="0"/>
         <w:spacing w:before="0" w:after="0"/>
-        <w:ind w:hanging="283" w:left="709"/>
-        <w:jc w:val="left"/>
+        <w:ind w:hanging="283" w:start="709"/>
+        <w:jc w:val="start"/>
         <w:rPr/>
       </w:pPr>
       <w:r>
@@ -941,8 +941,8 @@
         </w:tabs>
         <w:bidi w:val="0"/>
         <w:spacing w:before="0" w:after="0"/>
-        <w:ind w:hanging="283" w:left="709"/>
-        <w:jc w:val="left"/>
+        <w:ind w:hanging="283" w:start="709"/>
+        <w:jc w:val="start"/>
         <w:rPr/>
       </w:pPr>
       <w:r>
@@ -969,8 +969,8 @@
         </w:tabs>
         <w:bidi w:val="0"/>
         <w:spacing w:before="0" w:after="0"/>
-        <w:ind w:hanging="283" w:left="709"/>
-        <w:jc w:val="left"/>
+        <w:ind w:hanging="283" w:start="709"/>
+        <w:jc w:val="start"/>
         <w:rPr/>
       </w:pPr>
       <w:r>
@@ -997,8 +997,8 @@
         </w:tabs>
         <w:bidi w:val="0"/>
         <w:spacing w:before="0" w:after="0"/>
-        <w:ind w:hanging="283" w:left="709"/>
-        <w:jc w:val="left"/>
+        <w:ind w:hanging="283" w:start="709"/>
+        <w:jc w:val="start"/>
         <w:rPr/>
       </w:pPr>
       <w:r>
@@ -1024,8 +1024,8 @@
           <w:tab w:val="left" w:pos="709" w:leader="none"/>
         </w:tabs>
         <w:bidi w:val="0"/>
-        <w:ind w:hanging="283" w:left="709"/>
-        <w:jc w:val="left"/>
+        <w:ind w:hanging="283" w:start="709"/>
+        <w:jc w:val="start"/>
         <w:rPr/>
       </w:pPr>
       <w:r>
@@ -1043,7 +1043,7 @@
       <w:pPr>
         <w:pStyle w:val="Heading3"/>
         <w:bidi w:val="0"/>
-        <w:jc w:val="left"/>
+        <w:jc w:val="start"/>
         <w:rPr/>
       </w:pPr>
       <w:r>
@@ -1053,27 +1053,27 @@
     </w:p>
     <w:tbl>
       <w:tblPr>
-        <w:tblW w:w="7485" w:type="dxa"/>
-        <w:jc w:val="left"/>
-        <w:tblInd w:w="28" w:type="dxa"/>
+        <w:tblW w:w="8465" w:type="dxa"/>
+        <w:jc w:val="start"/>
+        <w:tblInd w:w="0" w:type="dxa"/>
         <w:tblLayout w:type="fixed"/>
         <w:tblCellMar>
           <w:top w:w="28" w:type="dxa"/>
-          <w:left w:w="28" w:type="dxa"/>
+          <w:start w:w="28" w:type="dxa"/>
           <w:bottom w:w="28" w:type="dxa"/>
-          <w:right w:w="28" w:type="dxa"/>
+          <w:end w:w="28" w:type="dxa"/>
         </w:tblCellMar>
       </w:tblPr>
       <w:tblGrid>
-        <w:gridCol w:w="1305"/>
+        <w:gridCol w:w="1396"/>
         <w:gridCol w:w="1122"/>
-        <w:gridCol w:w="5058"/>
+        <w:gridCol w:w="5947"/>
       </w:tblGrid>
       <w:tr>
         <w:trPr/>
         <w:tc>
           <w:tcPr>
-            <w:tcW w:w="1305" w:type="dxa"/>
+            <w:tcW w:w="1396" w:type="dxa"/>
             <w:tcBorders/>
             <w:vAlign w:val="center"/>
           </w:tcPr>
@@ -1083,7 +1083,7 @@
               <w:suppressLineNumbers/>
               <w:shd w:fill="003366" w:val="clear"/>
               <w:bidi w:val="0"/>
-              <w:jc w:val="left"/>
+              <w:jc w:val="start"/>
               <w:rPr/>
             </w:pPr>
             <w:r>
@@ -1104,7 +1104,7 @@
               <w:suppressLineNumbers/>
               <w:shd w:fill="003366" w:val="clear"/>
               <w:bidi w:val="0"/>
-              <w:jc w:val="left"/>
+              <w:jc w:val="start"/>
               <w:rPr/>
             </w:pPr>
             <w:r>
@@ -1115,7 +1115,7 @@
         </w:tc>
         <w:tc>
           <w:tcPr>
-            <w:tcW w:w="5058" w:type="dxa"/>
+            <w:tcW w:w="5947" w:type="dxa"/>
             <w:tcBorders/>
             <w:vAlign w:val="center"/>
           </w:tcPr>
@@ -1125,7 +1125,7 @@
               <w:suppressLineNumbers/>
               <w:shd w:fill="003366" w:val="clear"/>
               <w:bidi w:val="0"/>
-              <w:jc w:val="left"/>
+              <w:jc w:val="start"/>
               <w:rPr/>
             </w:pPr>
             <w:r>
@@ -1139,17 +1139,17 @@
         <w:trPr/>
         <w:tc>
           <w:tcPr>
-            <w:tcW w:w="1305" w:type="dxa"/>
-            <w:tcBorders/>
-            <w:vAlign w:val="center"/>
-          </w:tcPr>
-          <w:p>
-            <w:pPr>
-              <w:pStyle w:val="TableContents"/>
-              <w:widowControl w:val="false"/>
-              <w:suppressLineNumbers/>
-              <w:bidi w:val="0"/>
-              <w:jc w:val="left"/>
+            <w:tcW w:w="1396" w:type="dxa"/>
+            <w:tcBorders/>
+            <w:vAlign w:val="center"/>
+          </w:tcPr>
+          <w:p>
+            <w:pPr>
+              <w:pStyle w:val="TableContents"/>
+              <w:widowControl w:val="false"/>
+              <w:suppressLineNumbers/>
+              <w:bidi w:val="0"/>
+              <w:jc w:val="start"/>
               <w:rPr/>
             </w:pPr>
             <w:r>
@@ -1170,7 +1170,7 @@
               <w:widowControl w:val="false"/>
               <w:suppressLineNumbers/>
               <w:bidi w:val="0"/>
-              <w:jc w:val="left"/>
+              <w:jc w:val="start"/>
               <w:rPr/>
             </w:pPr>
             <w:r>
@@ -1181,17 +1181,17 @@
         </w:tc>
         <w:tc>
           <w:tcPr>
-            <w:tcW w:w="5058" w:type="dxa"/>
-            <w:tcBorders/>
-            <w:vAlign w:val="center"/>
-          </w:tcPr>
-          <w:p>
-            <w:pPr>
-              <w:pStyle w:val="TableContents"/>
-              <w:widowControl w:val="false"/>
-              <w:suppressLineNumbers/>
-              <w:bidi w:val="0"/>
-              <w:jc w:val="left"/>
+            <w:tcW w:w="5947" w:type="dxa"/>
+            <w:tcBorders/>
+            <w:vAlign w:val="center"/>
+          </w:tcPr>
+          <w:p>
+            <w:pPr>
+              <w:pStyle w:val="TableContents"/>
+              <w:widowControl w:val="false"/>
+              <w:suppressLineNumbers/>
+              <w:bidi w:val="0"/>
+              <w:jc w:val="start"/>
               <w:rPr/>
             </w:pPr>
             <w:r>
@@ -1205,17 +1205,17 @@
         <w:trPr/>
         <w:tc>
           <w:tcPr>
-            <w:tcW w:w="1305" w:type="dxa"/>
-            <w:tcBorders/>
-            <w:vAlign w:val="center"/>
-          </w:tcPr>
-          <w:p>
-            <w:pPr>
-              <w:pStyle w:val="TableContents"/>
-              <w:widowControl w:val="false"/>
-              <w:suppressLineNumbers/>
-              <w:bidi w:val="0"/>
-              <w:jc w:val="left"/>
+            <w:tcW w:w="1396" w:type="dxa"/>
+            <w:tcBorders/>
+            <w:vAlign w:val="center"/>
+          </w:tcPr>
+          <w:p>
+            <w:pPr>
+              <w:pStyle w:val="TableContents"/>
+              <w:widowControl w:val="false"/>
+              <w:suppressLineNumbers/>
+              <w:bidi w:val="0"/>
+              <w:jc w:val="start"/>
               <w:rPr/>
             </w:pPr>
             <w:r>
@@ -1236,7 +1236,7 @@
               <w:widowControl w:val="false"/>
               <w:suppressLineNumbers/>
               <w:bidi w:val="0"/>
-              <w:jc w:val="left"/>
+              <w:jc w:val="start"/>
               <w:rPr/>
             </w:pPr>
             <w:r>
@@ -1247,17 +1247,17 @@
         </w:tc>
         <w:tc>
           <w:tcPr>
-            <w:tcW w:w="5058" w:type="dxa"/>
-            <w:tcBorders/>
-            <w:vAlign w:val="center"/>
-          </w:tcPr>
-          <w:p>
-            <w:pPr>
-              <w:pStyle w:val="TableContents"/>
-              <w:widowControl w:val="false"/>
-              <w:suppressLineNumbers/>
-              <w:bidi w:val="0"/>
-              <w:jc w:val="left"/>
+            <w:tcW w:w="5947" w:type="dxa"/>
+            <w:tcBorders/>
+            <w:vAlign w:val="center"/>
+          </w:tcPr>
+          <w:p>
+            <w:pPr>
+              <w:pStyle w:val="TableContents"/>
+              <w:widowControl w:val="false"/>
+              <w:suppressLineNumbers/>
+              <w:bidi w:val="0"/>
+              <w:jc w:val="start"/>
               <w:rPr/>
             </w:pPr>
             <w:r>
@@ -1271,17 +1271,17 @@
         <w:trPr/>
         <w:tc>
           <w:tcPr>
-            <w:tcW w:w="1305" w:type="dxa"/>
-            <w:tcBorders/>
-            <w:vAlign w:val="center"/>
-          </w:tcPr>
-          <w:p>
-            <w:pPr>
-              <w:pStyle w:val="TableContents"/>
-              <w:widowControl w:val="false"/>
-              <w:suppressLineNumbers/>
-              <w:bidi w:val="0"/>
-              <w:jc w:val="left"/>
+            <w:tcW w:w="1396" w:type="dxa"/>
+            <w:tcBorders/>
+            <w:vAlign w:val="center"/>
+          </w:tcPr>
+          <w:p>
+            <w:pPr>
+              <w:pStyle w:val="TableContents"/>
+              <w:widowControl w:val="false"/>
+              <w:suppressLineNumbers/>
+              <w:bidi w:val="0"/>
+              <w:jc w:val="start"/>
               <w:rPr/>
             </w:pPr>
             <w:r>
@@ -1302,7 +1302,7 @@
               <w:widowControl w:val="false"/>
               <w:suppressLineNumbers/>
               <w:bidi w:val="0"/>
-              <w:jc w:val="left"/>
+              <w:jc w:val="start"/>
               <w:rPr/>
             </w:pPr>
             <w:r>
@@ -1313,17 +1313,17 @@
         </w:tc>
         <w:tc>
           <w:tcPr>
-            <w:tcW w:w="5058" w:type="dxa"/>
-            <w:tcBorders/>
-            <w:vAlign w:val="center"/>
-          </w:tcPr>
-          <w:p>
-            <w:pPr>
-              <w:pStyle w:val="TableContents"/>
-              <w:widowControl w:val="false"/>
-              <w:suppressLineNumbers/>
-              <w:bidi w:val="0"/>
-              <w:jc w:val="left"/>
+            <w:tcW w:w="5947" w:type="dxa"/>
+            <w:tcBorders/>
+            <w:vAlign w:val="center"/>
+          </w:tcPr>
+          <w:p>
+            <w:pPr>
+              <w:pStyle w:val="TableContents"/>
+              <w:widowControl w:val="false"/>
+              <w:suppressLineNumbers/>
+              <w:bidi w:val="0"/>
+              <w:jc w:val="start"/>
               <w:rPr/>
             </w:pPr>
             <w:r>
@@ -1337,17 +1337,149 @@
         <w:trPr/>
         <w:tc>
           <w:tcPr>
-            <w:tcW w:w="1305" w:type="dxa"/>
-            <w:tcBorders/>
-            <w:vAlign w:val="center"/>
-          </w:tcPr>
-          <w:p>
-            <w:pPr>
-              <w:pStyle w:val="TableContents"/>
-              <w:widowControl w:val="false"/>
-              <w:suppressLineNumbers/>
-              <w:bidi w:val="0"/>
-              <w:jc w:val="left"/>
+            <w:tcW w:w="1396" w:type="dxa"/>
+            <w:tcBorders/>
+            <w:vAlign w:val="center"/>
+          </w:tcPr>
+          <w:p>
+            <w:pPr>
+              <w:pStyle w:val="TableContents"/>
+              <w:widowControl w:val="false"/>
+              <w:suppressLineNumbers/>
+              <w:bidi w:val="0"/>
+              <w:jc w:val="start"/>
+              <w:rPr/>
+            </w:pPr>
+            <w:r>
+              <w:rPr/>
+              <w:t>Retire.js</w:t>
+            </w:r>
+          </w:p>
+        </w:tc>
+        <w:tc>
+          <w:tcPr>
+            <w:tcW w:w="1122" w:type="dxa"/>
+            <w:tcBorders/>
+            <w:vAlign w:val="center"/>
+          </w:tcPr>
+          <w:p>
+            <w:pPr>
+              <w:pStyle w:val="TableContents"/>
+              <w:widowControl w:val="false"/>
+              <w:suppressLineNumbers/>
+              <w:bidi w:val="0"/>
+              <w:jc w:val="start"/>
+              <w:rPr/>
+            </w:pPr>
+            <w:r>
+              <w:rPr/>
+              <w:t>5.4.3</w:t>
+            </w:r>
+          </w:p>
+        </w:tc>
+        <w:tc>
+          <w:tcPr>
+            <w:tcW w:w="5947" w:type="dxa"/>
+            <w:tcBorders/>
+            <w:vAlign w:val="center"/>
+          </w:tcPr>
+          <w:p>
+            <w:pPr>
+              <w:pStyle w:val="TableContents"/>
+              <w:widowControl w:val="false"/>
+              <w:suppressLineNumbers/>
+              <w:bidi w:val="0"/>
+              <w:jc w:val="start"/>
+              <w:rPr/>
+            </w:pPr>
+            <w:r>
+              <w:rPr/>
+              <w:t>Deteksi pustaka JavaScript usang/rentan (Software Composition Analysis)</w:t>
+            </w:r>
+          </w:p>
+        </w:tc>
+      </w:tr>
+      <w:tr>
+        <w:trPr/>
+        <w:tc>
+          <w:tcPr>
+            <w:tcW w:w="1396" w:type="dxa"/>
+            <w:tcBorders/>
+            <w:vAlign w:val="center"/>
+          </w:tcPr>
+          <w:p>
+            <w:pPr>
+              <w:pStyle w:val="TableContents"/>
+              <w:widowControl w:val="false"/>
+              <w:suppressLineNumbers/>
+              <w:bidi w:val="0"/>
+              <w:jc w:val="start"/>
+              <w:rPr/>
+            </w:pPr>
+            <w:r>
+              <w:rPr/>
+              <w:t>Nmap + vulners</w:t>
+            </w:r>
+          </w:p>
+        </w:tc>
+        <w:tc>
+          <w:tcPr>
+            <w:tcW w:w="1122" w:type="dxa"/>
+            <w:tcBorders/>
+            <w:vAlign w:val="center"/>
+          </w:tcPr>
+          <w:p>
+            <w:pPr>
+              <w:pStyle w:val="TableContents"/>
+              <w:widowControl w:val="false"/>
+              <w:suppressLineNumbers/>
+              <w:bidi w:val="0"/>
+              <w:jc w:val="start"/>
+              <w:rPr/>
+            </w:pPr>
+            <w:r>
+              <w:rPr/>
+              <w:t>7.94SVN</w:t>
+            </w:r>
+          </w:p>
+        </w:tc>
+        <w:tc>
+          <w:tcPr>
+            <w:tcW w:w="5947" w:type="dxa"/>
+            <w:tcBorders/>
+            <w:vAlign w:val="center"/>
+          </w:tcPr>
+          <w:p>
+            <w:pPr>
+              <w:pStyle w:val="TableContents"/>
+              <w:widowControl w:val="false"/>
+              <w:suppressLineNumbers/>
+              <w:bidi w:val="0"/>
+              <w:jc w:val="start"/>
+              <w:rPr/>
+            </w:pPr>
+            <w:r>
+              <w:rPr/>
+              <w:t>Deteksi versi layanan dan pemetaan CVE komponen server</w:t>
+            </w:r>
+          </w:p>
+        </w:tc>
+      </w:tr>
+      <w:tr>
+        <w:trPr/>
+        <w:tc>
+          <w:tcPr>
+            <w:tcW w:w="1396" w:type="dxa"/>
+            <w:tcBorders/>
+            <w:vAlign w:val="center"/>
+          </w:tcPr>
+          <w:p>
+            <w:pPr>
+              <w:pStyle w:val="TableContents"/>
+              <w:widowControl w:val="false"/>
+              <w:suppressLineNumbers/>
+              <w:bidi w:val="0"/>
+              <w:jc w:val="start"/>
               <w:rPr/>
             </w:pPr>
             <w:r>
@@ -1368,7 +1500,7 @@
               <w:widowControl w:val="false"/>
               <w:suppressLineNumbers/>
               <w:bidi w:val="0"/>
-              <w:jc w:val="left"/>
+              <w:jc w:val="start"/>
               <w:rPr/>
             </w:pPr>
             <w:r>
@@ -1379,17 +1511,17 @@
         </w:tc>
         <w:tc>
           <w:tcPr>
-            <w:tcW w:w="5058" w:type="dxa"/>
-            <w:tcBorders/>
-            <w:vAlign w:val="center"/>
-          </w:tcPr>
-          <w:p>
-            <w:pPr>
-              <w:pStyle w:val="TableContents"/>
-              <w:widowControl w:val="false"/>
-              <w:suppressLineNumbers/>
-              <w:bidi w:val="0"/>
-              <w:jc w:val="left"/>
+            <w:tcW w:w="5947" w:type="dxa"/>
+            <w:tcBorders/>
+            <w:vAlign w:val="center"/>
+          </w:tcPr>
+          <w:p>
+            <w:pPr>
+              <w:pStyle w:val="TableContents"/>
+              <w:widowControl w:val="false"/>
+              <w:suppressLineNumbers/>
+              <w:bidi w:val="0"/>
+              <w:jc w:val="start"/>
               <w:rPr/>
             </w:pPr>
             <w:r>
@@ -1404,7 +1536,7 @@
       <w:pPr>
         <w:pStyle w:val="Heading2"/>
         <w:bidi w:val="0"/>
-        <w:jc w:val="left"/>
+        <w:jc w:val="start"/>
         <w:rPr/>
       </w:pPr>
       <w:r>
@@ -1414,15 +1546,15 @@
     </w:p>
     <w:tbl>
       <w:tblPr>
-        <w:tblW w:w="7581" w:type="dxa"/>
-        <w:jc w:val="left"/>
-        <w:tblInd w:w="28" w:type="dxa"/>
+        <w:tblW w:w="8286" w:type="dxa"/>
+        <w:jc w:val="start"/>
+        <w:tblInd w:w="0" w:type="dxa"/>
         <w:tblLayout w:type="fixed"/>
         <w:tblCellMar>
           <w:top w:w="28" w:type="dxa"/>
-          <w:left w:w="28" w:type="dxa"/>
+          <w:start w:w="28" w:type="dxa"/>
           <w:bottom w:w="28" w:type="dxa"/>
-          <w:right w:w="28" w:type="dxa"/>
+          <w:end w:w="28" w:type="dxa"/>
         </w:tblCellMar>
       </w:tblPr>
       <w:tblGrid>
@@ -1430,7 +1562,7 @@
         <w:gridCol w:w="3681"/>
         <w:gridCol w:w="812"/>
         <w:gridCol w:w="1224"/>
-        <w:gridCol w:w="1391"/>
+        <w:gridCol w:w="2096"/>
       </w:tblGrid>
       <w:tr>
         <w:trPr/>
@@ -1446,7 +1578,7 @@
               <w:suppressLineNumbers/>
               <w:shd w:fill="003366" w:val="clear"/>
               <w:bidi w:val="0"/>
-              <w:jc w:val="left"/>
+              <w:jc w:val="start"/>
               <w:rPr/>
             </w:pPr>
             <w:r>
@@ -1467,7 +1599,7 @@
               <w:suppressLineNumbers/>
               <w:shd w:fill="003366" w:val="clear"/>
               <w:bidi w:val="0"/>
-              <w:jc w:val="left"/>
+              <w:jc w:val="start"/>
               <w:rPr/>
             </w:pPr>
             <w:r>
@@ -1488,7 +1620,7 @@
               <w:suppressLineNumbers/>
               <w:shd w:fill="003366" w:val="clear"/>
               <w:bidi w:val="0"/>
-              <w:jc w:val="left"/>
+              <w:jc w:val="start"/>
               <w:rPr/>
             </w:pPr>
             <w:r>
@@ -1509,7 +1641,7 @@
               <w:suppressLineNumbers/>
               <w:shd w:fill="003366" w:val="clear"/>
               <w:bidi w:val="0"/>
-              <w:jc w:val="left"/>
+              <w:jc w:val="start"/>
               <w:rPr/>
             </w:pPr>
             <w:r>
@@ -1520,7 +1652,7 @@
         </w:tc>
         <w:tc>
           <w:tcPr>
-            <w:tcW w:w="1391" w:type="dxa"/>
+            <w:tcW w:w="2096" w:type="dxa"/>
             <w:tcBorders/>
             <w:vAlign w:val="center"/>
           </w:tcPr>
@@ -1530,7 +1662,7 @@
               <w:suppressLineNumbers/>
               <w:shd w:fill="003366" w:val="clear"/>
               <w:bidi w:val="0"/>
-              <w:jc w:val="left"/>
+              <w:jc w:val="start"/>
               <w:rPr/>
             </w:pPr>
             <w:r>
@@ -1554,7 +1686,7 @@
               <w:widowControl w:val="false"/>
               <w:suppressLineNumbers/>
               <w:bidi w:val="0"/>
-              <w:jc w:val="left"/>
+              <w:jc w:val="start"/>
               <w:rPr/>
             </w:pPr>
             <w:r>
@@ -1573,8 +1705,8 @@
             <w:pPr>
               <w:pStyle w:val="TableContents"/>
               <w:bidi w:val="0"/>
-              <w:ind w:hanging="0" w:left="0" w:right="0"/>
-              <w:jc w:val="left"/>
+              <w:ind w:hanging="0" w:start="0" w:end="0"/>
+              <w:jc w:val="start"/>
               <w:rPr/>
             </w:pPr>
             <w:r>
@@ -1621,7 +1753,7 @@
               <w:widowControl w:val="false"/>
               <w:suppressLineNumbers/>
               <w:bidi w:val="0"/>
-              <w:jc w:val="left"/>
+              <w:jc w:val="start"/>
               <w:rPr/>
             </w:pPr>
             <w:r>
@@ -1632,17 +1764,17 @@
         </w:tc>
         <w:tc>
           <w:tcPr>
-            <w:tcW w:w="1391" w:type="dxa"/>
-            <w:tcBorders/>
-            <w:vAlign w:val="center"/>
-          </w:tcPr>
-          <w:p>
-            <w:pPr>
-              <w:pStyle w:val="TableContents"/>
-              <w:widowControl w:val="false"/>
-              <w:suppressLineNumbers/>
-              <w:bidi w:val="0"/>
-              <w:jc w:val="left"/>
+            <w:tcW w:w="2096" w:type="dxa"/>
+            <w:tcBorders/>
+            <w:vAlign w:val="center"/>
+          </w:tcPr>
+          <w:p>
+            <w:pPr>
+              <w:pStyle w:val="TableContents"/>
+              <w:widowControl w:val="false"/>
+              <w:suppressLineNumbers/>
+              <w:bidi w:val="0"/>
+              <w:jc w:val="start"/>
               <w:rPr/>
             </w:pPr>
             <w:r>
@@ -1666,7 +1798,7 @@
               <w:widowControl w:val="false"/>
               <w:suppressLineNumbers/>
               <w:bidi w:val="0"/>
-              <w:jc w:val="left"/>
+              <w:jc w:val="start"/>
               <w:rPr/>
             </w:pPr>
             <w:r>
@@ -1685,8 +1817,8 @@
             <w:pPr>
               <w:pStyle w:val="TableContents"/>
               <w:bidi w:val="0"/>
-              <w:ind w:hanging="0" w:left="0" w:right="0"/>
-              <w:jc w:val="left"/>
+              <w:ind w:hanging="0" w:start="0" w:end="0"/>
+              <w:jc w:val="start"/>
               <w:rPr/>
             </w:pPr>
             <w:r>
@@ -1733,7 +1865,7 @@
               <w:widowControl w:val="false"/>
               <w:suppressLineNumbers/>
               <w:bidi w:val="0"/>
-              <w:jc w:val="left"/>
+              <w:jc w:val="start"/>
               <w:rPr/>
             </w:pPr>
             <w:r>
@@ -1744,17 +1876,17 @@
         </w:tc>
         <w:tc>
           <w:tcPr>
-            <w:tcW w:w="1391" w:type="dxa"/>
-            <w:tcBorders/>
-            <w:vAlign w:val="center"/>
-          </w:tcPr>
-          <w:p>
-            <w:pPr>
-              <w:pStyle w:val="TableContents"/>
-              <w:widowControl w:val="false"/>
-              <w:suppressLineNumbers/>
-              <w:bidi w:val="0"/>
-              <w:jc w:val="left"/>
+            <w:tcW w:w="2096" w:type="dxa"/>
+            <w:tcBorders/>
+            <w:vAlign w:val="center"/>
+          </w:tcPr>
+          <w:p>
+            <w:pPr>
+              <w:pStyle w:val="TableContents"/>
+              <w:widowControl w:val="false"/>
+              <w:suppressLineNumbers/>
+              <w:bidi w:val="0"/>
+              <w:jc w:val="start"/>
               <w:rPr/>
             </w:pPr>
             <w:r>
@@ -1778,7 +1910,7 @@
               <w:widowControl w:val="false"/>
               <w:suppressLineNumbers/>
               <w:bidi w:val="0"/>
-              <w:jc w:val="left"/>
+              <w:jc w:val="start"/>
               <w:rPr/>
             </w:pPr>
             <w:r>
@@ -1797,8 +1929,8 @@
             <w:pPr>
               <w:pStyle w:val="TableContents"/>
               <w:bidi w:val="0"/>
-              <w:ind w:hanging="0" w:left="0" w:right="0"/>
-              <w:jc w:val="left"/>
+              <w:ind w:hanging="0" w:start="0" w:end="0"/>
+              <w:jc w:val="start"/>
               <w:rPr/>
             </w:pPr>
             <w:r>
@@ -1845,7 +1977,7 @@
               <w:widowControl w:val="false"/>
               <w:suppressLineNumbers/>
               <w:bidi w:val="0"/>
-              <w:jc w:val="left"/>
+              <w:jc w:val="start"/>
               <w:rPr/>
             </w:pPr>
             <w:r>
@@ -1856,17 +1988,17 @@
         </w:tc>
         <w:tc>
           <w:tcPr>
-            <w:tcW w:w="1391" w:type="dxa"/>
-            <w:tcBorders/>
-            <w:vAlign w:val="center"/>
-          </w:tcPr>
-          <w:p>
-            <w:pPr>
-              <w:pStyle w:val="TableContents"/>
-              <w:widowControl w:val="false"/>
-              <w:suppressLineNumbers/>
-              <w:bidi w:val="0"/>
-              <w:jc w:val="left"/>
+            <w:tcW w:w="2096" w:type="dxa"/>
+            <w:tcBorders/>
+            <w:vAlign w:val="center"/>
+          </w:tcPr>
+          <w:p>
+            <w:pPr>
+              <w:pStyle w:val="TableContents"/>
+              <w:widowControl w:val="false"/>
+              <w:suppressLineNumbers/>
+              <w:bidi w:val="0"/>
+              <w:jc w:val="start"/>
               <w:rPr/>
             </w:pPr>
             <w:r>
@@ -1890,7 +2022,7 @@
               <w:widowControl w:val="false"/>
               <w:suppressLineNumbers/>
               <w:bidi w:val="0"/>
-              <w:jc w:val="left"/>
+              <w:jc w:val="start"/>
               <w:rPr/>
             </w:pPr>
             <w:r>
@@ -1909,8 +2041,8 @@
             <w:pPr>
               <w:pStyle w:val="TableContents"/>
               <w:bidi w:val="0"/>
-              <w:ind w:hanging="0" w:left="0" w:right="0"/>
-              <w:jc w:val="left"/>
+              <w:ind w:hanging="0" w:start="0" w:end="0"/>
+              <w:jc w:val="start"/>
               <w:rPr/>
             </w:pPr>
             <w:r>
@@ -1957,7 +2089,7 @@
               <w:widowControl w:val="false"/>
               <w:suppressLineNumbers/>
               <w:bidi w:val="0"/>
-              <w:jc w:val="left"/>
+              <w:jc w:val="start"/>
               <w:rPr/>
             </w:pPr>
             <w:r>
@@ -1968,22 +2100,134 @@
         </w:tc>
         <w:tc>
           <w:tcPr>
-            <w:tcW w:w="1391" w:type="dxa"/>
-            <w:tcBorders/>
-            <w:vAlign w:val="center"/>
-          </w:tcPr>
-          <w:p>
-            <w:pPr>
-              <w:pStyle w:val="TableContents"/>
-              <w:widowControl w:val="false"/>
-              <w:suppressLineNumbers/>
-              <w:bidi w:val="0"/>
-              <w:jc w:val="left"/>
+            <w:tcW w:w="2096" w:type="dxa"/>
+            <w:tcBorders/>
+            <w:vAlign w:val="center"/>
+          </w:tcPr>
+          <w:p>
+            <w:pPr>
+              <w:pStyle w:val="TableContents"/>
+              <w:widowControl w:val="false"/>
+              <w:suppressLineNumbers/>
+              <w:bidi w:val="0"/>
+              <w:jc w:val="start"/>
               <w:rPr/>
             </w:pPr>
             <w:r>
               <w:rPr/>
               <w:t>OWASP ZAP</w:t>
+            </w:r>
+          </w:p>
+        </w:tc>
+      </w:tr>
+      <w:tr>
+        <w:trPr/>
+        <w:tc>
+          <w:tcPr>
+            <w:tcW w:w="473" w:type="dxa"/>
+            <w:tcBorders/>
+            <w:vAlign w:val="center"/>
+          </w:tcPr>
+          <w:p>
+            <w:pPr>
+              <w:pStyle w:val="TableContents"/>
+              <w:widowControl w:val="false"/>
+              <w:suppressLineNumbers/>
+              <w:bidi w:val="0"/>
+              <w:jc w:val="start"/>
+              <w:rPr/>
+            </w:pPr>
+            <w:r>
+              <w:rPr/>
+              <w:t>F-05</w:t>
+            </w:r>
+          </w:p>
+        </w:tc>
+        <w:tc>
+          <w:tcPr>
+            <w:tcW w:w="3681" w:type="dxa"/>
+            <w:tcBorders/>
+            <w:vAlign w:val="center"/>
+          </w:tcPr>
+          <w:p>
+            <w:pPr>
+              <w:pStyle w:val="TableContents"/>
+              <w:bidi w:val="0"/>
+              <w:ind w:hanging="0" w:start="0" w:end="0"/>
+              <w:jc w:val="start"/>
+              <w:rPr/>
+            </w:pPr>
+            <w:r>
+              <w:rPr/>
+              <w:t>Vulnerable &amp; Outdated Components</w:t>
+            </w:r>
+          </w:p>
+        </w:tc>
+        <w:tc>
+          <w:tcPr>
+            <w:tcW w:w="812" w:type="dxa"/>
+            <w:tcBorders/>
+            <w:shd w:fill="E8620C" w:val="clear"/>
+            <w:vAlign w:val="center"/>
+          </w:tcPr>
+          <w:p>
+            <w:pPr>
+              <w:pStyle w:val="TableContents"/>
+              <w:bidi w:val="0"/>
+              <w:jc w:val="center"/>
+              <w:rPr>
+                <w:b/>
+                <w:color w:val="FFFFFF"/>
+              </w:rPr>
+            </w:pPr>
+            <w:r>
+              <w:rPr>
+                <w:b/>
+                <w:color w:val="FFFFFF"/>
+              </w:rPr>
+              <w:t>High</w:t>
+            </w:r>
+          </w:p>
+        </w:tc>
+        <w:tc>
+          <w:tcPr>
+            <w:tcW w:w="1224" w:type="dxa"/>
+            <w:tcBorders/>
+            <w:vAlign w:val="center"/>
+          </w:tcPr>
+          <w:p>
+            <w:pPr>
+              <w:pStyle w:val="TableContents"/>
+              <w:widowControl w:val="false"/>
+              <w:suppressLineNumbers/>
+              <w:bidi w:val="0"/>
+              <w:jc w:val="start"/>
+              <w:rPr/>
+            </w:pPr>
+            <w:r>
+              <w:rPr/>
+              <w:t>A06</w:t>
+            </w:r>
+          </w:p>
+        </w:tc>
+        <w:tc>
+          <w:tcPr>
+            <w:tcW w:w="2096" w:type="dxa"/>
+            <w:tcBorders/>
+            <w:vAlign w:val="center"/>
+          </w:tcPr>
+          <w:p>
+            <w:pPr>
+              <w:pStyle w:val="TableContents"/>
+              <w:widowControl w:val="false"/>
+              <w:suppressLineNumbers/>
+              <w:bidi w:val="0"/>
+              <w:jc w:val="start"/>
+              <w:rPr/>
+            </w:pPr>
+            <w:r>
+              <w:rPr/>
+              <w:t>Retire.js + Nmap vulners</w:t>
             </w:r>
           </w:p>
         </w:tc>
@@ -1993,7 +2237,7 @@
       <w:pPr>
         <w:pStyle w:val="Heading2pagebreak"/>
         <w:bidi w:val="0"/>
-        <w:jc w:val="left"/>
+        <w:jc w:val="start"/>
         <w:rPr/>
       </w:pPr>
       <w:r>
@@ -2006,8 +2250,8 @@
         <w:pStyle w:val="BodyText"/>
         <w:bidi w:val="0"/>
         <w:spacing w:before="0" w:after="150"/>
-        <w:ind w:hanging="0" w:left="0" w:right="0"/>
-        <w:jc w:val="left"/>
+        <w:ind w:hanging="0" w:start="0" w:end="0"/>
+        <w:jc w:val="start"/>
         <w:rPr>
           <w:b/>
           <w:color w:val="FFFFFF"/>
@@ -2030,8 +2274,8 @@
         <w:pStyle w:val="Heading4"/>
         <w:bidi w:val="0"/>
         <w:spacing w:before="240" w:after="240"/>
-        <w:ind w:hanging="0" w:left="420" w:right="420"/>
-        <w:jc w:val="left"/>
+        <w:ind w:hanging="0" w:start="420" w:end="420"/>
+        <w:jc w:val="start"/>
         <w:rPr>
           <w:bdr w:val="single" w:sz="2" w:space="1" w:color="CCCCCC"/>
         </w:rPr>
@@ -2048,8 +2292,8 @@
         <w:pStyle w:val="BodyText"/>
         <w:bidi w:val="0"/>
         <w:spacing w:before="240" w:after="240"/>
-        <w:ind w:hanging="0" w:left="240" w:right="240"/>
-        <w:jc w:val="left"/>
+        <w:ind w:hanging="0" w:start="240" w:end="240"/>
+        <w:jc w:val="start"/>
         <w:rPr/>
       </w:pPr>
       <w:r>
@@ -2077,8 +2321,8 @@
         <w:pStyle w:val="Heading4"/>
         <w:bidi w:val="0"/>
         <w:spacing w:before="240" w:after="240"/>
-        <w:ind w:hanging="0" w:left="420" w:right="420"/>
-        <w:jc w:val="left"/>
+        <w:ind w:hanging="0" w:start="420" w:end="420"/>
+        <w:jc w:val="start"/>
         <w:rPr>
           <w:bdr w:val="single" w:sz="2" w:space="1" w:color="CCCCCC"/>
         </w:rPr>
@@ -2095,8 +2339,8 @@
         <w:pStyle w:val="BodyText"/>
         <w:bidi w:val="0"/>
         <w:spacing w:before="240" w:after="240"/>
-        <w:ind w:hanging="0" w:left="240" w:right="240"/>
-        <w:jc w:val="left"/>
+        <w:ind w:hanging="0" w:start="240" w:end="240"/>
+        <w:jc w:val="start"/>
         <w:rPr/>
       </w:pPr>
       <w:r>
@@ -2124,8 +2368,8 @@
         <w:pStyle w:val="PreformattedText"/>
         <w:bidi w:val="0"/>
         <w:spacing w:before="240" w:after="240"/>
-        <w:ind w:hanging="0" w:left="240" w:right="240"/>
-        <w:jc w:val="left"/>
+        <w:ind w:hanging="0" w:start="240" w:end="240"/>
+        <w:jc w:val="start"/>
         <w:rPr>
           <w:bdr w:val="single" w:sz="2" w:space="1" w:color="CCCCCC"/>
         </w:rPr>
@@ -2142,8 +2386,8 @@
         <w:pStyle w:val="PreformattedText"/>
         <w:bidi w:val="0"/>
         <w:spacing w:before="240" w:after="240"/>
-        <w:ind w:hanging="0" w:left="240" w:right="240"/>
-        <w:jc w:val="left"/>
+        <w:ind w:hanging="0" w:start="240" w:end="240"/>
+        <w:jc w:val="start"/>
         <w:rPr>
           <w:bdr w:val="single" w:sz="2" w:space="1" w:color="CCCCCC"/>
         </w:rPr>
@@ -2160,8 +2404,8 @@
         <w:pStyle w:val="PreformattedText"/>
         <w:bidi w:val="0"/>
         <w:spacing w:before="240" w:after="240"/>
-        <w:ind w:hanging="0" w:left="240" w:right="240"/>
-        <w:jc w:val="left"/>
+        <w:ind w:hanging="0" w:start="240" w:end="240"/>
+        <w:jc w:val="start"/>
         <w:rPr>
           <w:bdr w:val="single" w:sz="2" w:space="1" w:color="CCCCCC"/>
         </w:rPr>
@@ -2178,8 +2422,8 @@
         <w:pStyle w:val="PreformattedText"/>
         <w:bidi w:val="0"/>
         <w:spacing w:before="240" w:after="240"/>
-        <w:ind w:hanging="0" w:left="240" w:right="240"/>
-        <w:jc w:val="left"/>
+        <w:ind w:hanging="0" w:start="240" w:end="240"/>
+        <w:jc w:val="start"/>
         <w:rPr>
           <w:bdr w:val="single" w:sz="2" w:space="1" w:color="CCCCCC"/>
         </w:rPr>
@@ -2196,8 +2440,8 @@
         <w:pStyle w:val="BodyText"/>
         <w:bidi w:val="0"/>
         <w:spacing w:before="240" w:after="240"/>
-        <w:ind w:hanging="0" w:left="240" w:right="240"/>
-        <w:jc w:val="left"/>
+        <w:ind w:hanging="0" w:start="240" w:end="240"/>
+        <w:jc w:val="start"/>
         <w:rPr/>
       </w:pPr>
       <w:r>
@@ -2223,14 +2467,14 @@
     <w:tbl>
       <w:tblPr>
         <w:tblW w:w="7927" w:type="dxa"/>
-        <w:jc w:val="left"/>
-        <w:tblInd w:w="268" w:type="dxa"/>
+        <w:jc w:val="start"/>
+        <w:tblInd w:w="240" w:type="dxa"/>
         <w:tblLayout w:type="fixed"/>
         <w:tblCellMar>
           <w:top w:w="28" w:type="dxa"/>
-          <w:left w:w="28" w:type="dxa"/>
+          <w:start w:w="28" w:type="dxa"/>
           <w:bottom w:w="28" w:type="dxa"/>
-          <w:right w:w="28" w:type="dxa"/>
+          <w:end w:w="28" w:type="dxa"/>
         </w:tblCellMar>
       </w:tblPr>
       <w:tblGrid>
@@ -2251,7 +2495,7 @@
               <w:suppressLineNumbers/>
               <w:shd w:fill="003366" w:val="clear"/>
               <w:bidi w:val="0"/>
-              <w:jc w:val="left"/>
+              <w:jc w:val="start"/>
               <w:rPr/>
             </w:pPr>
             <w:r>
@@ -2272,7 +2516,7 @@
               <w:suppressLineNumbers/>
               <w:shd w:fill="003366" w:val="clear"/>
               <w:bidi w:val="0"/>
-              <w:jc w:val="left"/>
+              <w:jc w:val="start"/>
               <w:rPr/>
             </w:pPr>
             <w:r>
@@ -2296,7 +2540,7 @@
               <w:widowControl w:val="false"/>
               <w:suppressLineNumbers/>
               <w:bidi w:val="0"/>
-              <w:jc w:val="left"/>
+              <w:jc w:val="start"/>
               <w:rPr/>
             </w:pPr>
             <w:r>
@@ -2317,7 +2561,7 @@
               <w:widowControl w:val="false"/>
               <w:suppressLineNumbers/>
               <w:bidi w:val="0"/>
-              <w:jc w:val="left"/>
+              <w:jc w:val="start"/>
               <w:rPr/>
             </w:pPr>
             <w:r>
@@ -2341,7 +2585,7 @@
               <w:widowControl w:val="false"/>
               <w:suppressLineNumbers/>
               <w:bidi w:val="0"/>
-              <w:jc w:val="left"/>
+              <w:jc w:val="start"/>
               <w:rPr/>
             </w:pPr>
             <w:r>
@@ -2362,7 +2606,7 @@
               <w:widowControl w:val="false"/>
               <w:suppressLineNumbers/>
               <w:bidi w:val="0"/>
-              <w:jc w:val="left"/>
+              <w:jc w:val="start"/>
               <w:rPr/>
             </w:pPr>
             <w:r>
@@ -2386,7 +2630,7 @@
               <w:widowControl w:val="false"/>
               <w:suppressLineNumbers/>
               <w:bidi w:val="0"/>
-              <w:jc w:val="left"/>
+              <w:jc w:val="start"/>
               <w:rPr/>
             </w:pPr>
             <w:r>
@@ -2407,7 +2651,7 @@
               <w:widowControl w:val="false"/>
               <w:suppressLineNumbers/>
               <w:bidi w:val="0"/>
-              <w:jc w:val="left"/>
+              <w:jc w:val="start"/>
               <w:rPr/>
             </w:pPr>
             <w:r>
@@ -2423,8 +2667,8 @@
         <w:pStyle w:val="Heading4"/>
         <w:bidi w:val="0"/>
         <w:spacing w:before="240" w:after="240"/>
-        <w:ind w:hanging="0" w:left="420" w:right="420"/>
-        <w:jc w:val="left"/>
+        <w:ind w:hanging="0" w:start="420" w:end="420"/>
+        <w:jc w:val="start"/>
         <w:rPr>
           <w:bdr w:val="single" w:sz="2" w:space="1" w:color="CCCCCC"/>
         </w:rPr>
@@ -2439,14 +2683,14 @@
     <w:tbl>
       <w:tblPr>
         <w:tblW w:w="9158" w:type="dxa"/>
-        <w:jc w:val="left"/>
-        <w:tblInd w:w="268" w:type="dxa"/>
+        <w:jc w:val="start"/>
+        <w:tblInd w:w="240" w:type="dxa"/>
         <w:tblLayout w:type="fixed"/>
         <w:tblCellMar>
           <w:top w:w="28" w:type="dxa"/>
-          <w:left w:w="28" w:type="dxa"/>
+          <w:start w:w="28" w:type="dxa"/>
           <w:bottom w:w="28" w:type="dxa"/>
-          <w:right w:w="28" w:type="dxa"/>
+          <w:end w:w="28" w:type="dxa"/>
         </w:tblCellMar>
       </w:tblPr>
       <w:tblGrid>
@@ -2466,8 +2710,8 @@
             <w:pPr>
               <w:pStyle w:val="TableContents"/>
               <w:bidi w:val="0"/>
-              <w:ind w:hanging="0" w:left="0" w:right="0"/>
-              <w:jc w:val="left"/>
+              <w:ind w:hanging="0" w:start="0" w:end="0"/>
+              <w:jc w:val="start"/>
               <w:rPr>
                 <w:b/>
               </w:rPr>
@@ -2490,8 +2734,8 @@
             <w:pPr>
               <w:pStyle w:val="TableContents"/>
               <w:bidi w:val="0"/>
-              <w:ind w:hanging="0" w:left="0" w:right="0"/>
-              <w:jc w:val="left"/>
+              <w:ind w:hanging="0" w:start="0" w:end="0"/>
+              <w:jc w:val="start"/>
               <w:rPr>
                 <w:b/>
                 <w:color w:val="B30000"/>
@@ -2520,7 +2764,7 @@
             <w:pPr>
               <w:pStyle w:val="TableContents"/>
               <w:bidi w:val="0"/>
-              <w:jc w:val="left"/>
+              <w:jc w:val="start"/>
               <w:rPr>
                 <w:b/>
               </w:rPr>
@@ -2543,8 +2787,8 @@
             <w:pPr>
               <w:pStyle w:val="TableContents"/>
               <w:bidi w:val="0"/>
-              <w:ind w:hanging="0" w:left="0" w:right="0"/>
-              <w:jc w:val="left"/>
+              <w:ind w:hanging="0" w:start="0" w:end="0"/>
+              <w:jc w:val="start"/>
               <w:rPr/>
             </w:pPr>
             <w:r>
@@ -2567,7 +2811,7 @@
             <w:pPr>
               <w:pStyle w:val="TableContents"/>
               <w:bidi w:val="0"/>
-              <w:jc w:val="left"/>
+              <w:jc w:val="start"/>
               <w:rPr>
                 <w:b/>
               </w:rPr>
@@ -2592,7 +2836,7 @@
               <w:widowControl w:val="false"/>
               <w:suppressLineNumbers/>
               <w:bidi w:val="0"/>
-              <w:jc w:val="left"/>
+              <w:jc w:val="start"/>
               <w:rPr/>
             </w:pPr>
             <w:r>
@@ -2608,8 +2852,8 @@
         <w:pStyle w:val="Heading4"/>
         <w:bidi w:val="0"/>
         <w:spacing w:before="240" w:after="240"/>
-        <w:ind w:hanging="0" w:left="420" w:right="420"/>
-        <w:jc w:val="left"/>
+        <w:ind w:hanging="0" w:start="420" w:end="420"/>
+        <w:jc w:val="start"/>
         <w:rPr>
           <w:bdr w:val="single" w:sz="2" w:space="1" w:color="CCCCCC"/>
         </w:rPr>
@@ -2634,8 +2878,8 @@
         </w:tabs>
         <w:bidi w:val="0"/>
         <w:spacing w:before="240" w:after="240"/>
-        <w:ind w:hanging="283" w:left="949" w:right="240"/>
-        <w:jc w:val="left"/>
+        <w:ind w:hanging="283" w:start="949" w:end="240"/>
+        <w:jc w:val="start"/>
         <w:rPr/>
       </w:pPr>
       <w:r>
@@ -2671,8 +2915,8 @@
         </w:tabs>
         <w:bidi w:val="0"/>
         <w:spacing w:before="240" w:after="240"/>
-        <w:ind w:hanging="283" w:left="949" w:right="240"/>
-        <w:jc w:val="left"/>
+        <w:ind w:hanging="283" w:start="949" w:end="240"/>
+        <w:jc w:val="start"/>
         <w:rPr>
           <w:bdr w:val="single" w:sz="2" w:space="1" w:color="CCCCCC"/>
         </w:rPr>
@@ -2697,8 +2941,8 @@
         </w:tabs>
         <w:bidi w:val="0"/>
         <w:spacing w:before="240" w:after="240"/>
-        <w:ind w:hanging="283" w:left="949" w:right="240"/>
-        <w:jc w:val="left"/>
+        <w:ind w:hanging="283" w:start="949" w:end="240"/>
+        <w:jc w:val="start"/>
         <w:rPr>
           <w:bdr w:val="single" w:sz="2" w:space="1" w:color="CCCCCC"/>
         </w:rPr>
@@ -2723,8 +2967,8 @@
         </w:tabs>
         <w:bidi w:val="0"/>
         <w:spacing w:before="240" w:after="240"/>
-        <w:ind w:hanging="283" w:left="949" w:right="240"/>
-        <w:jc w:val="left"/>
+        <w:ind w:hanging="283" w:start="949" w:end="240"/>
+        <w:jc w:val="start"/>
         <w:rPr>
           <w:bdr w:val="single" w:sz="2" w:space="1" w:color="CCCCCC"/>
         </w:rPr>
@@ -2749,8 +2993,8 @@
         </w:tabs>
         <w:bidi w:val="0"/>
         <w:spacing w:before="240" w:after="240"/>
-        <w:ind w:hanging="283" w:left="949" w:right="240"/>
-        <w:jc w:val="left"/>
+        <w:ind w:hanging="283" w:start="949" w:end="240"/>
+        <w:jc w:val="start"/>
         <w:rPr>
           <w:bdr w:val="single" w:sz="2" w:space="1" w:color="CCCCCC"/>
         </w:rPr>
@@ -2767,8 +3011,8 @@
         <w:pStyle w:val="BodyText"/>
         <w:bidi w:val="0"/>
         <w:spacing w:before="0" w:after="150"/>
-        <w:ind w:hanging="0" w:left="0" w:right="0"/>
-        <w:jc w:val="left"/>
+        <w:ind w:hanging="0" w:start="0" w:end="0"/>
+        <w:jc w:val="start"/>
         <w:rPr>
           <w:b/>
           <w:color w:val="FFFFFF"/>
@@ -2791,8 +3035,8 @@
         <w:pStyle w:val="Heading4"/>
         <w:bidi w:val="0"/>
         <w:spacing w:before="240" w:after="240"/>
-        <w:ind w:hanging="0" w:left="420" w:right="420"/>
-        <w:jc w:val="left"/>
+        <w:ind w:hanging="0" w:start="420" w:end="420"/>
+        <w:jc w:val="start"/>
         <w:rPr>
           <w:bdr w:val="single" w:sz="2" w:space="1" w:color="CCCCCC"/>
         </w:rPr>
@@ -2809,8 +3053,8 @@
         <w:pStyle w:val="BodyText"/>
         <w:bidi w:val="0"/>
         <w:spacing w:before="240" w:after="240"/>
-        <w:ind w:hanging="0" w:left="240" w:right="240"/>
-        <w:jc w:val="left"/>
+        <w:ind w:hanging="0" w:start="240" w:end="240"/>
+        <w:jc w:val="start"/>
         <w:rPr/>
       </w:pPr>
       <w:r>
@@ -2838,8 +3082,8 @@
         <w:pStyle w:val="Heading4"/>
         <w:bidi w:val="0"/>
         <w:spacing w:before="240" w:after="240"/>
-        <w:ind w:hanging="0" w:left="420" w:right="420"/>
-        <w:jc w:val="left"/>
+        <w:ind w:hanging="0" w:start="420" w:end="420"/>
+        <w:jc w:val="start"/>
         <w:rPr>
           <w:bdr w:val="single" w:sz="2" w:space="1" w:color="CCCCCC"/>
         </w:rPr>
@@ -2856,8 +3100,8 @@
         <w:pStyle w:val="BodyText"/>
         <w:bidi w:val="0"/>
         <w:spacing w:before="240" w:after="240"/>
-        <w:ind w:hanging="0" w:left="240" w:right="240"/>
-        <w:jc w:val="left"/>
+        <w:ind w:hanging="0" w:start="240" w:end="240"/>
+        <w:jc w:val="start"/>
         <w:rPr/>
       </w:pPr>
       <w:r>
@@ -2898,8 +3142,8 @@
         <w:pStyle w:val="PreformattedText"/>
         <w:bidi w:val="0"/>
         <w:spacing w:before="240" w:after="240"/>
-        <w:ind w:hanging="0" w:left="240" w:right="240"/>
-        <w:jc w:val="left"/>
+        <w:ind w:hanging="0" w:start="240" w:end="240"/>
+        <w:jc w:val="start"/>
         <w:rPr>
           <w:bdr w:val="single" w:sz="2" w:space="1" w:color="CCCCCC"/>
         </w:rPr>
@@ -2916,8 +3160,8 @@
         <w:pStyle w:val="PreformattedText"/>
         <w:bidi w:val="0"/>
         <w:spacing w:before="240" w:after="240"/>
-        <w:ind w:hanging="0" w:left="240" w:right="240"/>
-        <w:jc w:val="left"/>
+        <w:ind w:hanging="0" w:start="240" w:end="240"/>
+        <w:jc w:val="start"/>
         <w:rPr>
           <w:bdr w:val="single" w:sz="2" w:space="1" w:color="CCCCCC"/>
         </w:rPr>
@@ -2934,8 +3178,8 @@
         <w:pStyle w:val="PreformattedText"/>
         <w:bidi w:val="0"/>
         <w:spacing w:before="240" w:after="240"/>
-        <w:ind w:hanging="0" w:left="240" w:right="240"/>
-        <w:jc w:val="left"/>
+        <w:ind w:hanging="0" w:start="240" w:end="240"/>
+        <w:jc w:val="start"/>
         <w:rPr>
           <w:bdr w:val="single" w:sz="2" w:space="1" w:color="CCCCCC"/>
         </w:rPr>
@@ -2952,8 +3196,8 @@
         <w:pStyle w:val="PreformattedText"/>
         <w:bidi w:val="0"/>
         <w:spacing w:before="240" w:after="240"/>
-        <w:ind w:hanging="0" w:left="240" w:right="240"/>
-        <w:jc w:val="left"/>
+        <w:ind w:hanging="0" w:start="240" w:end="240"/>
+        <w:jc w:val="start"/>
         <w:rPr>
           <w:bdr w:val="single" w:sz="2" w:space="1" w:color="CCCCCC"/>
         </w:rPr>
@@ -2970,8 +3214,8 @@
         <w:pStyle w:val="PreformattedText"/>
         <w:bidi w:val="0"/>
         <w:spacing w:before="240" w:after="240"/>
-        <w:ind w:hanging="0" w:left="240" w:right="240"/>
-        <w:jc w:val="left"/>
+        <w:ind w:hanging="0" w:start="240" w:end="240"/>
+        <w:jc w:val="start"/>
         <w:rPr/>
       </w:pPr>
       <w:r>
@@ -2983,8 +3227,8 @@
         <w:pStyle w:val="PreformattedText"/>
         <w:bidi w:val="0"/>
         <w:spacing w:before="240" w:after="240"/>
-        <w:ind w:hanging="0" w:left="240" w:right="240"/>
-        <w:jc w:val="left"/>
+        <w:ind w:hanging="0" w:start="240" w:end="240"/>
+        <w:jc w:val="start"/>
         <w:rPr>
           <w:bdr w:val="single" w:sz="2" w:space="1" w:color="CCCCCC"/>
         </w:rPr>
@@ -3001,8 +3245,8 @@
         <w:pStyle w:val="PreformattedText"/>
         <w:bidi w:val="0"/>
         <w:spacing w:before="240" w:after="240"/>
-        <w:ind w:hanging="0" w:left="240" w:right="240"/>
-        <w:jc w:val="left"/>
+        <w:ind w:hanging="0" w:start="240" w:end="240"/>
+        <w:jc w:val="start"/>
         <w:rPr>
           <w:bdr w:val="single" w:sz="2" w:space="1" w:color="CCCCCC"/>
         </w:rPr>
@@ -3019,8 +3263,8 @@
         <w:pStyle w:val="Heading4"/>
         <w:bidi w:val="0"/>
         <w:spacing w:before="240" w:after="240"/>
-        <w:ind w:hanging="0" w:left="420" w:right="420"/>
-        <w:jc w:val="left"/>
+        <w:ind w:hanging="0" w:start="420" w:end="420"/>
+        <w:jc w:val="start"/>
         <w:rPr>
           <w:bdr w:val="single" w:sz="2" w:space="1" w:color="CCCCCC"/>
         </w:rPr>
@@ -3035,14 +3279,14 @@
     <w:tbl>
       <w:tblPr>
         <w:tblW w:w="9158" w:type="dxa"/>
-        <w:jc w:val="left"/>
-        <w:tblInd w:w="268" w:type="dxa"/>
+        <w:jc w:val="start"/>
+        <w:tblInd w:w="240" w:type="dxa"/>
         <w:tblLayout w:type="fixed"/>
         <w:tblCellMar>
           <w:top w:w="28" w:type="dxa"/>
-          <w:left w:w="28" w:type="dxa"/>
+          <w:start w:w="28" w:type="dxa"/>
           <w:bottom w:w="28" w:type="dxa"/>
-          <w:right w:w="28" w:type="dxa"/>
+          <w:end w:w="28" w:type="dxa"/>
         </w:tblCellMar>
       </w:tblPr>
       <w:tblGrid>
@@ -3062,8 +3306,8 @@
             <w:pPr>
               <w:pStyle w:val="TableContents"/>
               <w:bidi w:val="0"/>
-              <w:ind w:hanging="0" w:left="0" w:right="0"/>
-              <w:jc w:val="left"/>
+              <w:ind w:hanging="0" w:start="0" w:end="0"/>
+              <w:jc w:val="start"/>
               <w:rPr>
                 <w:b/>
               </w:rPr>
@@ -3086,8 +3330,8 @@
             <w:pPr>
               <w:pStyle w:val="TableContents"/>
               <w:bidi w:val="0"/>
-              <w:ind w:hanging="0" w:left="0" w:right="0"/>
-              <w:jc w:val="left"/>
+              <w:ind w:hanging="0" w:start="0" w:end="0"/>
+              <w:jc w:val="start"/>
               <w:rPr>
                 <w:b/>
                 <w:color w:val="B30000"/>
@@ -3116,7 +3360,7 @@
             <w:pPr>
               <w:pStyle w:val="TableContents"/>
               <w:bidi w:val="0"/>
-              <w:jc w:val="left"/>
+              <w:jc w:val="start"/>
               <w:rPr>
                 <w:b/>
               </w:rPr>
@@ -3139,8 +3383,8 @@
             <w:pPr>
               <w:pStyle w:val="TableContents"/>
               <w:bidi w:val="0"/>
-              <w:ind w:hanging="0" w:left="0" w:right="0"/>
-              <w:jc w:val="left"/>
+              <w:ind w:hanging="0" w:start="0" w:end="0"/>
+              <w:jc w:val="start"/>
               <w:rPr/>
             </w:pPr>
             <w:r>
@@ -3163,7 +3407,7 @@
             <w:pPr>
               <w:pStyle w:val="TableContents"/>
               <w:bidi w:val="0"/>
-              <w:jc w:val="left"/>
+              <w:jc w:val="start"/>
               <w:rPr>
                 <w:b/>
               </w:rPr>
@@ -3188,7 +3432,7 @@
               <w:widowControl w:val="false"/>
               <w:suppressLineNumbers/>
               <w:bidi w:val="0"/>
-              <w:jc w:val="left"/>
+              <w:jc w:val="start"/>
               <w:rPr/>
             </w:pPr>
             <w:r>
@@ -3204,8 +3448,8 @@
         <w:pStyle w:val="Heading4"/>
         <w:bidi w:val="0"/>
         <w:spacing w:before="240" w:after="240"/>
-        <w:ind w:hanging="0" w:left="420" w:right="420"/>
-        <w:jc w:val="left"/>
+        <w:ind w:hanging="0" w:start="420" w:end="420"/>
+        <w:jc w:val="start"/>
         <w:rPr>
           <w:bdr w:val="single" w:sz="2" w:space="1" w:color="CCCCCC"/>
         </w:rPr>
@@ -3230,8 +3474,8 @@
         </w:tabs>
         <w:bidi w:val="0"/>
         <w:spacing w:before="240" w:after="240"/>
-        <w:ind w:hanging="283" w:left="949" w:right="240"/>
-        <w:jc w:val="left"/>
+        <w:ind w:hanging="283" w:start="949" w:end="240"/>
+        <w:jc w:val="start"/>
         <w:rPr>
           <w:bdr w:val="single" w:sz="2" w:space="1" w:color="CCCCCC"/>
         </w:rPr>
@@ -3256,8 +3500,8 @@
         </w:tabs>
         <w:bidi w:val="0"/>
         <w:spacing w:before="240" w:after="240"/>
-        <w:ind w:hanging="283" w:left="949" w:right="240"/>
-        <w:jc w:val="left"/>
+        <w:ind w:hanging="283" w:start="949" w:end="240"/>
+        <w:jc w:val="start"/>
         <w:rPr>
           <w:bdr w:val="single" w:sz="2" w:space="1" w:color="CCCCCC"/>
         </w:rPr>
@@ -3282,8 +3526,8 @@
         </w:tabs>
         <w:bidi w:val="0"/>
         <w:spacing w:before="240" w:after="240"/>
-        <w:ind w:hanging="283" w:left="949" w:right="240"/>
-        <w:jc w:val="left"/>
+        <w:ind w:hanging="283" w:start="949" w:end="240"/>
+        <w:jc w:val="start"/>
         <w:rPr>
           <w:bdr w:val="single" w:sz="2" w:space="1" w:color="CCCCCC"/>
         </w:rPr>
@@ -3308,8 +3552,8 @@
         </w:tabs>
         <w:bidi w:val="0"/>
         <w:spacing w:before="240" w:after="240"/>
-        <w:ind w:hanging="283" w:left="949" w:right="240"/>
-        <w:jc w:val="left"/>
+        <w:ind w:hanging="283" w:start="949" w:end="240"/>
+        <w:jc w:val="start"/>
         <w:rPr>
           <w:bdr w:val="single" w:sz="2" w:space="1" w:color="CCCCCC"/>
         </w:rPr>
@@ -3326,8 +3570,8 @@
         <w:pStyle w:val="BodyText"/>
         <w:bidi w:val="0"/>
         <w:spacing w:before="0" w:after="150"/>
-        <w:ind w:hanging="0" w:left="0" w:right="0"/>
-        <w:jc w:val="left"/>
+        <w:ind w:hanging="0" w:start="0" w:end="0"/>
+        <w:jc w:val="start"/>
         <w:rPr>
           <w:b/>
           <w:color w:val="FFFFFF"/>
@@ -3350,8 +3594,8 @@
         <w:pStyle w:val="Heading4"/>
         <w:bidi w:val="0"/>
         <w:spacing w:before="240" w:after="240"/>
-        <w:ind w:hanging="0" w:left="420" w:right="420"/>
-        <w:jc w:val="left"/>
+        <w:ind w:hanging="0" w:start="420" w:end="420"/>
+        <w:jc w:val="start"/>
         <w:rPr>
           <w:bdr w:val="single" w:sz="2" w:space="1" w:color="CCCCCC"/>
         </w:rPr>
@@ -3368,8 +3612,8 @@
         <w:pStyle w:val="BodyText"/>
         <w:bidi w:val="0"/>
         <w:spacing w:before="240" w:after="240"/>
-        <w:ind w:hanging="0" w:left="240" w:right="240"/>
-        <w:jc w:val="left"/>
+        <w:ind w:hanging="0" w:start="240" w:end="240"/>
+        <w:jc w:val="start"/>
         <w:rPr>
           <w:bdr w:val="single" w:sz="2" w:space="1" w:color="CCCCCC"/>
         </w:rPr>
@@ -3386,8 +3630,8 @@
         <w:pStyle w:val="Heading4"/>
         <w:bidi w:val="0"/>
         <w:spacing w:before="240" w:after="240"/>
-        <w:ind w:hanging="0" w:left="420" w:right="420"/>
-        <w:jc w:val="left"/>
+        <w:ind w:hanging="0" w:start="420" w:end="420"/>
+        <w:jc w:val="start"/>
         <w:rPr>
           <w:bdr w:val="single" w:sz="2" w:space="1" w:color="CCCCCC"/>
         </w:rPr>
@@ -3404,8 +3648,8 @@
         <w:pStyle w:val="BodyText"/>
         <w:bidi w:val="0"/>
         <w:spacing w:before="240" w:after="240"/>
-        <w:ind w:hanging="0" w:left="240" w:right="240"/>
-        <w:jc w:val="left"/>
+        <w:ind w:hanging="0" w:start="240" w:end="240"/>
+        <w:jc w:val="start"/>
         <w:rPr/>
       </w:pPr>
       <w:r>
@@ -3446,8 +3690,8 @@
         <w:pStyle w:val="PreformattedText"/>
         <w:bidi w:val="0"/>
         <w:spacing w:before="240" w:after="240"/>
-        <w:ind w:hanging="0" w:left="240" w:right="240"/>
-        <w:jc w:val="left"/>
+        <w:ind w:hanging="0" w:start="240" w:end="240"/>
+        <w:jc w:val="start"/>
         <w:rPr>
           <w:bdr w:val="single" w:sz="2" w:space="1" w:color="CCCCCC"/>
         </w:rPr>
@@ -3478,8 +3722,8 @@
         <w:pStyle w:val="BodyText"/>
         <w:bidi w:val="0"/>
         <w:spacing w:before="240" w:after="240"/>
-        <w:ind w:hanging="0" w:left="240" w:right="240"/>
-        <w:jc w:val="left"/>
+        <w:ind w:hanging="0" w:start="240" w:end="240"/>
+        <w:jc w:val="start"/>
         <w:rPr/>
       </w:pPr>
       <w:r>
@@ -3507,8 +3751,8 @@
         <w:pStyle w:val="PreformattedText"/>
         <w:bidi w:val="0"/>
         <w:spacing w:before="240" w:after="240"/>
-        <w:ind w:hanging="0" w:left="240" w:right="240"/>
-        <w:jc w:val="left"/>
+        <w:ind w:hanging="0" w:start="240" w:end="240"/>
+        <w:jc w:val="start"/>
         <w:rPr>
           <w:bdr w:val="single" w:sz="2" w:space="1" w:color="CCCCCC"/>
         </w:rPr>
@@ -3539,8 +3783,8 @@
         <w:pStyle w:val="Heading4"/>
         <w:bidi w:val="0"/>
         <w:spacing w:before="240" w:after="240"/>
-        <w:ind w:hanging="0" w:left="420" w:right="420"/>
-        <w:jc w:val="left"/>
+        <w:ind w:hanging="0" w:start="420" w:end="420"/>
+        <w:jc w:val="start"/>
         <w:rPr>
           <w:bdr w:val="single" w:sz="2" w:space="1" w:color="CCCCCC"/>
         </w:rPr>
@@ -3555,14 +3799,14 @@
     <w:tbl>
       <w:tblPr>
         <w:tblW w:w="9158" w:type="dxa"/>
-        <w:jc w:val="left"/>
-        <w:tblInd w:w="268" w:type="dxa"/>
+        <w:jc w:val="start"/>
+        <w:tblInd w:w="240" w:type="dxa"/>
         <w:tblLayout w:type="fixed"/>
         <w:tblCellMar>
           <w:top w:w="28" w:type="dxa"/>
-          <w:left w:w="28" w:type="dxa"/>
+          <w:start w:w="28" w:type="dxa"/>
           <w:bottom w:w="28" w:type="dxa"/>
-          <w:right w:w="28" w:type="dxa"/>
+          <w:end w:w="28" w:type="dxa"/>
         </w:tblCellMar>
       </w:tblPr>
       <w:tblGrid>
@@ -3582,8 +3826,8 @@
             <w:pPr>
               <w:pStyle w:val="TableContents"/>
               <w:bidi w:val="0"/>
-              <w:ind w:hanging="0" w:left="0" w:right="0"/>
-              <w:jc w:val="left"/>
+              <w:ind w:hanging="0" w:start="0" w:end="0"/>
+              <w:jc w:val="start"/>
               <w:rPr>
                 <w:b/>
               </w:rPr>
@@ -3606,8 +3850,8 @@
             <w:pPr>
               <w:pStyle w:val="TableContents"/>
               <w:bidi w:val="0"/>
-              <w:ind w:hanging="0" w:left="0" w:right="0"/>
-              <w:jc w:val="left"/>
+              <w:ind w:hanging="0" w:start="0" w:end="0"/>
+              <w:jc w:val="start"/>
               <w:rPr>
                 <w:b/>
                 <w:color w:val="B30000"/>
@@ -3636,7 +3880,7 @@
             <w:pPr>
               <w:pStyle w:val="TableContents"/>
               <w:bidi w:val="0"/>
-              <w:jc w:val="left"/>
+              <w:jc w:val="start"/>
               <w:rPr>
                 <w:b/>
               </w:rPr>
@@ -3659,8 +3903,8 @@
             <w:pPr>
               <w:pStyle w:val="TableContents"/>
               <w:bidi w:val="0"/>
-              <w:ind w:hanging="0" w:left="0" w:right="0"/>
-              <w:jc w:val="left"/>
+              <w:ind w:hanging="0" w:start="0" w:end="0"/>
+              <w:jc w:val="start"/>
               <w:rPr/>
             </w:pPr>
             <w:r>
@@ -3683,7 +3927,7 @@
             <w:pPr>
               <w:pStyle w:val="TableContents"/>
               <w:bidi w:val="0"/>
-              <w:jc w:val="left"/>
+              <w:jc w:val="start"/>
               <w:rPr>
                 <w:b/>
               </w:rPr>
@@ -3708,7 +3952,7 @@
               <w:widowControl w:val="false"/>
               <w:suppressLineNumbers/>
               <w:bidi w:val="0"/>
-              <w:jc w:val="left"/>
+              <w:jc w:val="start"/>
               <w:rPr/>
             </w:pPr>
             <w:r>
@@ -3724,8 +3968,8 @@
         <w:pStyle w:val="Heading4"/>
         <w:bidi w:val="0"/>
         <w:spacing w:before="240" w:after="240"/>
-        <w:ind w:hanging="0" w:left="420" w:right="420"/>
-        <w:jc w:val="left"/>
+        <w:ind w:hanging="0" w:start="420" w:end="420"/>
+        <w:jc w:val="start"/>
         <w:rPr>
           <w:bdr w:val="single" w:sz="2" w:space="1" w:color="CCCCCC"/>
         </w:rPr>
@@ -3750,8 +3994,8 @@
         </w:tabs>
         <w:bidi w:val="0"/>
         <w:spacing w:before="240" w:after="240"/>
-        <w:ind w:hanging="283" w:left="949" w:right="240"/>
-        <w:jc w:val="left"/>
+        <w:ind w:hanging="283" w:start="949" w:end="240"/>
+        <w:jc w:val="start"/>
         <w:rPr>
           <w:bdr w:val="single" w:sz="2" w:space="1" w:color="CCCCCC"/>
         </w:rPr>
@@ -3776,8 +4020,8 @@
         </w:tabs>
         <w:bidi w:val="0"/>
         <w:spacing w:before="240" w:after="240"/>
-        <w:ind w:hanging="283" w:left="949" w:right="240"/>
-        <w:jc w:val="left"/>
+        <w:ind w:hanging="283" w:start="949" w:end="240"/>
+        <w:jc w:val="start"/>
         <w:rPr>
           <w:bdr w:val="single" w:sz="2" w:space="1" w:color="CCCCCC"/>
         </w:rPr>
@@ -3802,8 +4046,8 @@
         </w:tabs>
         <w:bidi w:val="0"/>
         <w:spacing w:before="240" w:after="240"/>
-        <w:ind w:hanging="283" w:left="949" w:right="240"/>
-        <w:jc w:val="left"/>
+        <w:ind w:hanging="283" w:start="949" w:end="240"/>
+        <w:jc w:val="start"/>
         <w:rPr>
           <w:bdr w:val="single" w:sz="2" w:space="1" w:color="CCCCCC"/>
         </w:rPr>
@@ -3828,8 +4072,8 @@
         </w:tabs>
         <w:bidi w:val="0"/>
         <w:spacing w:before="240" w:after="240"/>
-        <w:ind w:hanging="283" w:left="949" w:right="240"/>
-        <w:jc w:val="left"/>
+        <w:ind w:hanging="283" w:start="949" w:end="240"/>
+        <w:jc w:val="start"/>
         <w:rPr>
           <w:bdr w:val="single" w:sz="2" w:space="1" w:color="CCCCCC"/>
         </w:rPr>
@@ -3846,8 +4090,8 @@
         <w:pStyle w:val="BodyText"/>
         <w:bidi w:val="0"/>
         <w:spacing w:before="0" w:after="150"/>
-        <w:ind w:hanging="0" w:left="0" w:right="0"/>
-        <w:jc w:val="left"/>
+        <w:ind w:hanging="0" w:start="0" w:end="0"/>
+        <w:jc w:val="start"/>
         <w:rPr>
           <w:b/>
           <w:color w:val="1A1A1A"/>
@@ -3870,8 +4114,8 @@
         <w:pStyle w:val="Heading4"/>
         <w:bidi w:val="0"/>
         <w:spacing w:before="240" w:after="240"/>
-        <w:ind w:hanging="0" w:left="420" w:right="420"/>
-        <w:jc w:val="left"/>
+        <w:ind w:hanging="0" w:start="420" w:end="420"/>
+        <w:jc w:val="start"/>
         <w:rPr>
           <w:bdr w:val="single" w:sz="2" w:space="1" w:color="CCCCCC"/>
         </w:rPr>
@@ -3888,8 +4132,8 @@
         <w:pStyle w:val="BodyText"/>
         <w:bidi w:val="0"/>
         <w:spacing w:before="240" w:after="240"/>
-        <w:ind w:hanging="0" w:left="240" w:right="240"/>
-        <w:jc w:val="left"/>
+        <w:ind w:hanging="0" w:start="240" w:end="240"/>
+        <w:jc w:val="start"/>
         <w:rPr>
           <w:bdr w:val="single" w:sz="2" w:space="1" w:color="CCCCCC"/>
         </w:rPr>
@@ -3906,8 +4150,8 @@
         <w:pStyle w:val="Heading4"/>
         <w:bidi w:val="0"/>
         <w:spacing w:before="240" w:after="240"/>
-        <w:ind w:hanging="0" w:left="420" w:right="420"/>
-        <w:jc w:val="left"/>
+        <w:ind w:hanging="0" w:start="420" w:end="420"/>
+        <w:jc w:val="start"/>
         <w:rPr>
           <w:bdr w:val="single" w:sz="2" w:space="1" w:color="CCCCCC"/>
         </w:rPr>
@@ -3922,14 +4166,14 @@
     <w:tbl>
       <w:tblPr>
         <w:tblW w:w="6714" w:type="dxa"/>
-        <w:jc w:val="left"/>
-        <w:tblInd w:w="268" w:type="dxa"/>
+        <w:jc w:val="start"/>
+        <w:tblInd w:w="240" w:type="dxa"/>
         <w:tblLayout w:type="fixed"/>
         <w:tblCellMar>
           <w:top w:w="28" w:type="dxa"/>
-          <w:left w:w="28" w:type="dxa"/>
+          <w:start w:w="28" w:type="dxa"/>
           <w:bottom w:w="28" w:type="dxa"/>
-          <w:right w:w="28" w:type="dxa"/>
+          <w:end w:w="28" w:type="dxa"/>
         </w:tblCellMar>
       </w:tblPr>
       <w:tblGrid>
@@ -3951,7 +4195,7 @@
               <w:suppressLineNumbers/>
               <w:shd w:fill="003366" w:val="clear"/>
               <w:bidi w:val="0"/>
-              <w:jc w:val="left"/>
+              <w:jc w:val="start"/>
               <w:rPr/>
             </w:pPr>
             <w:r>
@@ -3972,7 +4216,7 @@
               <w:suppressLineNumbers/>
               <w:shd w:fill="003366" w:val="clear"/>
               <w:bidi w:val="0"/>
-              <w:jc w:val="left"/>
+              <w:jc w:val="start"/>
               <w:rPr/>
             </w:pPr>
             <w:r>
@@ -3993,7 +4237,7 @@
               <w:suppressLineNumbers/>
               <w:shd w:fill="003366" w:val="clear"/>
               <w:bidi w:val="0"/>
-              <w:jc w:val="left"/>
+              <w:jc w:val="start"/>
               <w:rPr/>
             </w:pPr>
             <w:r>
@@ -4017,7 +4261,7 @@
               <w:widowControl w:val="false"/>
               <w:suppressLineNumbers/>
               <w:bidi w:val="0"/>
-              <w:jc w:val="left"/>
+              <w:jc w:val="start"/>
               <w:rPr/>
             </w:pPr>
             <w:r>
@@ -4038,7 +4282,7 @@
               <w:widowControl w:val="false"/>
               <w:suppressLineNumbers/>
               <w:bidi w:val="0"/>
-              <w:jc w:val="left"/>
+              <w:jc w:val="start"/>
               <w:rPr/>
             </w:pPr>
             <w:r>
@@ -4059,7 +4303,7 @@
               <w:widowControl w:val="false"/>
               <w:suppressLineNumbers/>
               <w:bidi w:val="0"/>
-              <w:jc w:val="left"/>
+              <w:jc w:val="start"/>
               <w:rPr/>
             </w:pPr>
             <w:r>
@@ -4083,7 +4327,7 @@
               <w:widowControl w:val="false"/>
               <w:suppressLineNumbers/>
               <w:bidi w:val="0"/>
-              <w:jc w:val="left"/>
+              <w:jc w:val="start"/>
               <w:rPr/>
             </w:pPr>
             <w:r>
@@ -4104,7 +4348,7 @@
               <w:widowControl w:val="false"/>
               <w:suppressLineNumbers/>
               <w:bidi w:val="0"/>
-              <w:jc w:val="left"/>
+              <w:jc w:val="start"/>
               <w:rPr/>
             </w:pPr>
             <w:r>
@@ -4125,7 +4369,7 @@
               <w:widowControl w:val="false"/>
               <w:suppressLineNumbers/>
               <w:bidi w:val="0"/>
-              <w:jc w:val="left"/>
+              <w:jc w:val="start"/>
               <w:rPr/>
             </w:pPr>
             <w:r>
@@ -4149,7 +4393,7 @@
               <w:widowControl w:val="false"/>
               <w:suppressLineNumbers/>
               <w:bidi w:val="0"/>
-              <w:jc w:val="left"/>
+              <w:jc w:val="start"/>
               <w:rPr/>
             </w:pPr>
             <w:r>
@@ -4170,7 +4414,7 @@
               <w:widowControl w:val="false"/>
               <w:suppressLineNumbers/>
               <w:bidi w:val="0"/>
-              <w:jc w:val="left"/>
+              <w:jc w:val="start"/>
               <w:rPr/>
             </w:pPr>
             <w:r>
@@ -4191,7 +4435,7 @@
               <w:widowControl w:val="false"/>
               <w:suppressLineNumbers/>
               <w:bidi w:val="0"/>
-              <w:jc w:val="left"/>
+              <w:jc w:val="start"/>
               <w:rPr/>
             </w:pPr>
             <w:r>
@@ -4215,7 +4459,7 @@
               <w:widowControl w:val="false"/>
               <w:suppressLineNumbers/>
               <w:bidi w:val="0"/>
-              <w:jc w:val="left"/>
+              <w:jc w:val="start"/>
               <w:rPr/>
             </w:pPr>
             <w:r>
@@ -4236,7 +4480,7 @@
               <w:widowControl w:val="false"/>
               <w:suppressLineNumbers/>
               <w:bidi w:val="0"/>
-              <w:jc w:val="left"/>
+              <w:jc w:val="start"/>
               <w:rPr/>
             </w:pPr>
             <w:r>
@@ -4257,7 +4501,7 @@
               <w:widowControl w:val="false"/>
               <w:suppressLineNumbers/>
               <w:bidi w:val="0"/>
-              <w:jc w:val="left"/>
+              <w:jc w:val="start"/>
               <w:rPr/>
             </w:pPr>
             <w:r>
@@ -4281,7 +4525,7 @@
               <w:widowControl w:val="false"/>
               <w:suppressLineNumbers/>
               <w:bidi w:val="0"/>
-              <w:jc w:val="left"/>
+              <w:jc w:val="start"/>
               <w:rPr/>
             </w:pPr>
             <w:r>
@@ -4302,7 +4546,7 @@
               <w:widowControl w:val="false"/>
               <w:suppressLineNumbers/>
               <w:bidi w:val="0"/>
-              <w:jc w:val="left"/>
+              <w:jc w:val="start"/>
               <w:rPr/>
             </w:pPr>
             <w:r>
@@ -4323,7 +4567,7 @@
               <w:widowControl w:val="false"/>
               <w:suppressLineNumbers/>
               <w:bidi w:val="0"/>
-              <w:jc w:val="left"/>
+              <w:jc w:val="start"/>
               <w:rPr/>
             </w:pPr>
             <w:r>
@@ -4339,8 +4583,8 @@
         <w:pStyle w:val="Heading4"/>
         <w:bidi w:val="0"/>
         <w:spacing w:before="240" w:after="240"/>
-        <w:ind w:hanging="0" w:left="420" w:right="420"/>
-        <w:jc w:val="left"/>
+        <w:ind w:hanging="0" w:start="420" w:end="420"/>
+        <w:jc w:val="start"/>
         <w:rPr>
           <w:bdr w:val="single" w:sz="2" w:space="1" w:color="CCCCCC"/>
         </w:rPr>
@@ -4357,8 +4601,8 @@
         <w:pStyle w:val="BodyText"/>
         <w:bidi w:val="0"/>
         <w:spacing w:before="240" w:after="240"/>
-        <w:ind w:hanging="0" w:left="240" w:right="240"/>
-        <w:jc w:val="left"/>
+        <w:ind w:hanging="0" w:start="240" w:end="240"/>
+        <w:jc w:val="start"/>
         <w:rPr>
           <w:bdr w:val="single" w:sz="2" w:space="1" w:color="CCCCCC"/>
         </w:rPr>
@@ -4375,8 +4619,8 @@
         <w:pStyle w:val="Heading4"/>
         <w:bidi w:val="0"/>
         <w:spacing w:before="240" w:after="240"/>
-        <w:ind w:hanging="0" w:left="420" w:right="420"/>
-        <w:jc w:val="left"/>
+        <w:ind w:hanging="0" w:start="420" w:end="420"/>
+        <w:jc w:val="start"/>
         <w:rPr>
           <w:bdr w:val="single" w:sz="2" w:space="1" w:color="CCCCCC"/>
         </w:rPr>
@@ -4401,8 +4645,8 @@
         </w:tabs>
         <w:bidi w:val="0"/>
         <w:spacing w:before="240" w:after="240"/>
-        <w:ind w:hanging="283" w:left="949" w:right="240"/>
-        <w:jc w:val="left"/>
+        <w:ind w:hanging="283" w:start="949" w:end="240"/>
+        <w:jc w:val="start"/>
         <w:rPr>
           <w:bdr w:val="single" w:sz="2" w:space="1" w:color="CCCCCC"/>
         </w:rPr>
@@ -4427,8 +4671,8 @@
         </w:tabs>
         <w:bidi w:val="0"/>
         <w:spacing w:before="240" w:after="240"/>
-        <w:ind w:hanging="283" w:left="949" w:right="240"/>
-        <w:jc w:val="left"/>
+        <w:ind w:hanging="283" w:start="949" w:end="240"/>
+        <w:jc w:val="start"/>
         <w:rPr>
           <w:bdr w:val="single" w:sz="2" w:space="1" w:color="CCCCCC"/>
         </w:rPr>
@@ -4453,8 +4697,8 @@
         </w:tabs>
         <w:bidi w:val="0"/>
         <w:spacing w:before="240" w:after="240"/>
-        <w:ind w:hanging="283" w:left="949" w:right="240"/>
-        <w:jc w:val="left"/>
+        <w:ind w:hanging="283" w:start="949" w:end="240"/>
+        <w:jc w:val="start"/>
         <w:rPr>
           <w:bdr w:val="single" w:sz="2" w:space="1" w:color="CCCCCC"/>
         </w:rPr>
@@ -4479,8 +4723,8 @@
         </w:tabs>
         <w:bidi w:val="0"/>
         <w:spacing w:before="240" w:after="240"/>
-        <w:ind w:hanging="283" w:left="949" w:right="240"/>
-        <w:jc w:val="left"/>
+        <w:ind w:hanging="283" w:start="949" w:end="240"/>
+        <w:jc w:val="start"/>
         <w:rPr>
           <w:bdr w:val="single" w:sz="2" w:space="1" w:color="CCCCCC"/>
         </w:rPr>
@@ -4505,8 +4749,8 @@
         </w:tabs>
         <w:bidi w:val="0"/>
         <w:spacing w:before="240" w:after="240"/>
-        <w:ind w:hanging="283" w:left="949" w:right="240"/>
-        <w:jc w:val="left"/>
+        <w:ind w:hanging="283" w:start="949" w:end="240"/>
+        <w:jc w:val="start"/>
         <w:rPr>
           <w:bdr w:val="single" w:sz="2" w:space="1" w:color="CCCCCC"/>
         </w:rPr>
@@ -4531,8 +4775,8 @@
         </w:tabs>
         <w:bidi w:val="0"/>
         <w:spacing w:before="240" w:after="240"/>
-        <w:ind w:hanging="283" w:left="949" w:right="240"/>
-        <w:jc w:val="left"/>
+        <w:ind w:hanging="283" w:start="949" w:end="240"/>
+        <w:jc w:val="start"/>
         <w:rPr>
           <w:bdr w:val="single" w:sz="2" w:space="1" w:color="CCCCCC"/>
         </w:rPr>
@@ -4546,491 +4790,1246 @@
     </w:p>
     <w:p>
       <w:pPr>
-        <w:pStyle w:val="Heading2"/>
-        <w:bidi w:val="0"/>
-        <w:ind w:hanging="0"/>
-        <w:jc w:val="left"/>
+        <w:pStyle w:val="BodyText"/>
+        <w:bidi w:val="0"/>
+        <w:spacing w:before="0" w:after="150"/>
+        <w:ind w:hanging="0" w:start="0" w:end="0"/>
+        <w:jc w:val="start"/>
+        <w:rPr>
+          <w:b/>
+          <w:color w:val="FFFFFF"/>
+          <w:sz w:val="23"/>
+          <w:shd w:fill="E8620C" w:val="clear"/>
+        </w:rPr>
+      </w:pPr>
+      <w:r>
+        <w:rPr>
+          <w:b/>
+          <w:color w:val="FFFFFF"/>
+          <w:sz w:val="23"/>
+          <w:shd w:fill="E8620C" w:val="clear"/>
+        </w:rPr>
+        <w:t>F-05   Vulnerable &amp; Outdated Components (HIGH)</w:t>
+      </w:r>
+    </w:p>
+    <w:p>
+      <w:pPr>
+        <w:pStyle w:val="Heading4"/>
+        <w:bidi w:val="0"/>
+        <w:spacing w:before="240" w:after="240"/>
+        <w:ind w:hanging="0" w:start="420" w:end="420"/>
+        <w:jc w:val="start"/>
+        <w:rPr>
+          <w:bdr w:val="single" w:sz="2" w:space="1" w:color="CCCCCC"/>
+        </w:rPr>
+      </w:pPr>
+      <w:r>
+        <w:rPr>
+          <w:bdr w:val="single" w:sz="2" w:space="1" w:color="CCCCCC"/>
+        </w:rPr>
+        <w:t>Deskripsi</w:t>
+      </w:r>
+    </w:p>
+    <w:p>
+      <w:pPr>
+        <w:pStyle w:val="BodyText"/>
+        <w:bidi w:val="0"/>
+        <w:spacing w:before="240" w:after="240"/>
+        <w:ind w:hanging="0" w:start="240" w:end="240"/>
+        <w:jc w:val="start"/>
         <w:rPr/>
       </w:pPr>
       <w:r>
+        <w:rPr>
+          <w:bdr w:val="single" w:sz="2" w:space="1" w:color="CCCCCC"/>
+        </w:rPr>
+        <w:t xml:space="preserve">Aplikasi berjalan di atas komponen perangkat lunak yang sudah </w:t>
+      </w:r>
+      <w:r>
+        <w:rPr>
+          <w:b/>
+          <w:color w:val="1A1A1A"/>
+          <w:shd w:fill="FFE27A" w:val="clear"/>
+        </w:rPr>
+        <w:t>End-of-Life</w:t>
+      </w:r>
+      <w:r>
+        <w:rPr>
+          <w:bdr w:val="single" w:sz="2" w:space="1" w:color="CCCCCC"/>
+        </w:rPr>
+        <w:t xml:space="preserve"> dan tidak lagi menerima pembaruan keamanan, baik pada sisi server (Apache, PHP) maupun sisi klien (pustaka JavaScript). Pengujian dilakukan dengan Retire.js (analisis pustaka JS yang disajikan) dan Nmap dengan skrip </w:t>
+      </w:r>
+      <w:r>
+        <w:rPr>
+          <w:rStyle w:val="SourceText"/>
+          <w:bdr w:val="single" w:sz="2" w:space="1" w:color="CCCCCC"/>
+        </w:rPr>
+        <w:t>vulners</w:t>
+      </w:r>
+      <w:r>
+        <w:rPr>
+          <w:bdr w:val="single" w:sz="2" w:space="1" w:color="CCCCCC"/>
+        </w:rPr>
+        <w:t xml:space="preserve"> (pemetaan versi server ke CVE).</w:t>
+      </w:r>
+    </w:p>
+    <w:p>
+      <w:pPr>
+        <w:pStyle w:val="Heading4"/>
+        <w:bidi w:val="0"/>
+        <w:spacing w:before="240" w:after="240"/>
+        <w:ind w:hanging="0" w:start="420" w:end="420"/>
+        <w:jc w:val="start"/>
+        <w:rPr>
+          <w:bdr w:val="single" w:sz="2" w:space="1" w:color="CCCCCC"/>
+        </w:rPr>
+      </w:pPr>
+      <w:r>
+        <w:rPr>
+          <w:bdr w:val="single" w:sz="2" w:space="1" w:color="CCCCCC"/>
+        </w:rPr>
+        <w:t>Bukti A — Pustaka JavaScript (Retire.js)</w:t>
+      </w:r>
+    </w:p>
+    <w:p>
+      <w:pPr>
+        <w:pStyle w:val="BodyText"/>
+        <w:bidi w:val="0"/>
+        <w:spacing w:before="240" w:after="240"/>
+        <w:ind w:hanging="0" w:start="240" w:end="240"/>
+        <w:jc w:val="start"/>
         <w:rPr/>
-        <w:t>6. Catatan Metodologi: Keterbatasan Automated Scanner</w:t>
+      </w:pPr>
+      <w:r>
+        <w:rPr>
+          <w:bdr w:val="single" w:sz="2" w:space="1" w:color="CCCCCC"/>
+        </w:rPr>
+        <w:t xml:space="preserve">Berkas </w:t>
+      </w:r>
+      <w:r>
+        <w:rPr>
+          <w:rStyle w:val="SourceText"/>
+          <w:bdr w:val="single" w:sz="2" w:space="1" w:color="CCCCCC"/>
+        </w:rPr>
+        <w:t>http://localhost:8080/js/jquery-1.4.4.min.js</w:t>
+      </w:r>
+      <w:r>
+        <w:rPr>
+          <w:bdr w:val="single" w:sz="2" w:space="1" w:color="CCCCCC"/>
+        </w:rPr>
+        <w:t xml:space="preserve"> terdeteksi sebagai </w:t>
+      </w:r>
+      <w:r>
+        <w:rPr>
+          <w:b/>
+          <w:bdr w:val="single" w:sz="2" w:space="1" w:color="CCCCCC"/>
+        </w:rPr>
+        <w:t>jQuery 1.4.4</w:t>
+      </w:r>
+      <w:r>
+        <w:rPr>
+          <w:bdr w:val="single" w:sz="2" w:space="1" w:color="CCCCCC"/>
+        </w:rPr>
+        <w:t xml:space="preserve"> (rilis 2010, EOL) dengan 7 kerentanan:</w:t>
+      </w:r>
+    </w:p>
+    <w:tbl>
+      <w:tblPr>
+        <w:tblW w:w="6954" w:type="dxa"/>
+        <w:jc w:val="start"/>
+        <w:tblInd w:w="240" w:type="dxa"/>
+        <w:tblLayout w:type="fixed"/>
+        <w:tblCellMar>
+          <w:top w:w="28" w:type="dxa"/>
+          <w:start w:w="28" w:type="dxa"/>
+          <w:bottom w:w="28" w:type="dxa"/>
+          <w:end w:w="28" w:type="dxa"/>
+        </w:tblCellMar>
+      </w:tblPr>
+      <w:tblGrid>
+        <w:gridCol w:w="1450"/>
+        <w:gridCol w:w="812"/>
+        <w:gridCol w:w="4692"/>
+      </w:tblGrid>
+      <w:tr>
+        <w:trPr/>
+        <w:tc>
+          <w:tcPr>
+            <w:tcW w:w="1450" w:type="dxa"/>
+            <w:tcBorders/>
+            <w:vAlign w:val="center"/>
+          </w:tcPr>
+          <w:p>
+            <w:pPr>
+              <w:pStyle w:val="TableHeading"/>
+              <w:suppressLineNumbers/>
+              <w:shd w:fill="003366" w:val="clear"/>
+              <w:bidi w:val="0"/>
+              <w:jc w:val="start"/>
+              <w:rPr/>
+            </w:pPr>
+            <w:r>
+              <w:rPr/>
+              <w:t>CVE / Isu</w:t>
+            </w:r>
+          </w:p>
+        </w:tc>
+        <w:tc>
+          <w:tcPr>
+            <w:tcW w:w="812" w:type="dxa"/>
+            <w:tcBorders/>
+            <w:vAlign w:val="center"/>
+          </w:tcPr>
+          <w:p>
+            <w:pPr>
+              <w:pStyle w:val="TableHeading"/>
+              <w:suppressLineNumbers/>
+              <w:shd w:fill="003366" w:val="clear"/>
+              <w:bidi w:val="0"/>
+              <w:jc w:val="start"/>
+              <w:rPr/>
+            </w:pPr>
+            <w:r>
+              <w:rPr/>
+              <w:t>Severity</w:t>
+            </w:r>
+          </w:p>
+        </w:tc>
+        <w:tc>
+          <w:tcPr>
+            <w:tcW w:w="4692" w:type="dxa"/>
+            <w:tcBorders/>
+            <w:vAlign w:val="center"/>
+          </w:tcPr>
+          <w:p>
+            <w:pPr>
+              <w:pStyle w:val="TableHeading"/>
+              <w:suppressLineNumbers/>
+              <w:shd w:fill="003366" w:val="clear"/>
+              <w:bidi w:val="0"/>
+              <w:jc w:val="start"/>
+              <w:rPr/>
+            </w:pPr>
+            <w:r>
+              <w:rPr/>
+              <w:t>Keterangan</w:t>
+            </w:r>
+          </w:p>
+        </w:tc>
+      </w:tr>
+      <w:tr>
+        <w:trPr/>
+        <w:tc>
+          <w:tcPr>
+            <w:tcW w:w="1450" w:type="dxa"/>
+            <w:tcBorders/>
+            <w:vAlign w:val="center"/>
+          </w:tcPr>
+          <w:p>
+            <w:pPr>
+              <w:pStyle w:val="TableContents"/>
+              <w:bidi w:val="0"/>
+              <w:ind w:hanging="0" w:start="0" w:end="0"/>
+              <w:jc w:val="start"/>
+              <w:rPr/>
+            </w:pPr>
+            <w:r>
+              <w:rPr/>
+              <w:t>CVE-2020-11023</w:t>
+            </w:r>
+          </w:p>
+        </w:tc>
+        <w:tc>
+          <w:tcPr>
+            <w:tcW w:w="812" w:type="dxa"/>
+            <w:tcBorders/>
+            <w:shd w:fill="E0A800" w:val="clear"/>
+            <w:vAlign w:val="center"/>
+          </w:tcPr>
+          <w:p>
+            <w:pPr>
+              <w:pStyle w:val="TableContents"/>
+              <w:bidi w:val="0"/>
+              <w:jc w:val="center"/>
+              <w:rPr>
+                <w:b/>
+                <w:color w:val="1A1A1A"/>
+              </w:rPr>
+            </w:pPr>
+            <w:r>
+              <w:rPr>
+                <w:b/>
+                <w:color w:val="1A1A1A"/>
+              </w:rPr>
+              <w:t>Medium</w:t>
+            </w:r>
+          </w:p>
+        </w:tc>
+        <w:tc>
+          <w:tcPr>
+            <w:tcW w:w="4692" w:type="dxa"/>
+            <w:tcBorders/>
+            <w:vAlign w:val="center"/>
+          </w:tcPr>
+          <w:p>
+            <w:pPr>
+              <w:pStyle w:val="TableContents"/>
+              <w:widowControl w:val="false"/>
+              <w:suppressLineNumbers/>
+              <w:bidi w:val="0"/>
+              <w:jc w:val="start"/>
+              <w:rPr/>
+            </w:pPr>
+            <w:r>
+              <w:rPr/>
+              <w:t xml:space="preserve">HTML </w:t>
+            </w:r>
+            <w:r>
+              <w:rPr>
+                <w:rStyle w:val="SourceText"/>
+              </w:rPr>
+              <w:t>&lt;option&gt;</w:t>
+            </w:r>
+            <w:r>
+              <w:rPr/>
+              <w:t xml:space="preserve"> tak tepercaya dapat mengeksekusi kode</w:t>
+            </w:r>
+          </w:p>
+        </w:tc>
+      </w:tr>
+      <w:tr>
+        <w:trPr/>
+        <w:tc>
+          <w:tcPr>
+            <w:tcW w:w="1450" w:type="dxa"/>
+            <w:tcBorders/>
+            <w:vAlign w:val="center"/>
+          </w:tcPr>
+          <w:p>
+            <w:pPr>
+              <w:pStyle w:val="TableContents"/>
+              <w:bidi w:val="0"/>
+              <w:ind w:hanging="0" w:start="0" w:end="0"/>
+              <w:jc w:val="start"/>
+              <w:rPr/>
+            </w:pPr>
+            <w:r>
+              <w:rPr/>
+              <w:t>CVE-2019-11358</w:t>
+            </w:r>
+          </w:p>
+        </w:tc>
+        <w:tc>
+          <w:tcPr>
+            <w:tcW w:w="812" w:type="dxa"/>
+            <w:tcBorders/>
+            <w:shd w:fill="E0A800" w:val="clear"/>
+            <w:vAlign w:val="center"/>
+          </w:tcPr>
+          <w:p>
+            <w:pPr>
+              <w:pStyle w:val="TableContents"/>
+              <w:bidi w:val="0"/>
+              <w:jc w:val="center"/>
+              <w:rPr>
+                <w:b/>
+                <w:color w:val="1A1A1A"/>
+              </w:rPr>
+            </w:pPr>
+            <w:r>
+              <w:rPr>
+                <w:b/>
+                <w:color w:val="1A1A1A"/>
+              </w:rPr>
+              <w:t>Medium</w:t>
+            </w:r>
+          </w:p>
+        </w:tc>
+        <w:tc>
+          <w:tcPr>
+            <w:tcW w:w="4692" w:type="dxa"/>
+            <w:tcBorders/>
+            <w:vAlign w:val="center"/>
+          </w:tcPr>
+          <w:p>
+            <w:pPr>
+              <w:pStyle w:val="TableContents"/>
+              <w:widowControl w:val="false"/>
+              <w:suppressLineNumbers/>
+              <w:bidi w:val="0"/>
+              <w:jc w:val="start"/>
+              <w:rPr/>
+            </w:pPr>
+            <w:r>
+              <w:rPr/>
+              <w:t xml:space="preserve">Prototype pollution pada </w:t>
+            </w:r>
+            <w:r>
+              <w:rPr>
+                <w:rStyle w:val="SourceText"/>
+              </w:rPr>
+              <w:t>jQuery.extend</w:t>
+            </w:r>
+          </w:p>
+        </w:tc>
+      </w:tr>
+      <w:tr>
+        <w:trPr/>
+        <w:tc>
+          <w:tcPr>
+            <w:tcW w:w="1450" w:type="dxa"/>
+            <w:tcBorders/>
+            <w:vAlign w:val="center"/>
+          </w:tcPr>
+          <w:p>
+            <w:pPr>
+              <w:pStyle w:val="TableContents"/>
+              <w:bidi w:val="0"/>
+              <w:ind w:hanging="0" w:start="0" w:end="0"/>
+              <w:jc w:val="start"/>
+              <w:rPr/>
+            </w:pPr>
+            <w:r>
+              <w:rPr/>
+              <w:t>CVE-2020-7656</w:t>
+            </w:r>
+          </w:p>
+        </w:tc>
+        <w:tc>
+          <w:tcPr>
+            <w:tcW w:w="812" w:type="dxa"/>
+            <w:tcBorders/>
+            <w:shd w:fill="E0A800" w:val="clear"/>
+            <w:vAlign w:val="center"/>
+          </w:tcPr>
+          <w:p>
+            <w:pPr>
+              <w:pStyle w:val="TableContents"/>
+              <w:bidi w:val="0"/>
+              <w:jc w:val="center"/>
+              <w:rPr>
+                <w:b/>
+                <w:color w:val="1A1A1A"/>
+              </w:rPr>
+            </w:pPr>
+            <w:r>
+              <w:rPr>
+                <w:b/>
+                <w:color w:val="1A1A1A"/>
+              </w:rPr>
+              <w:t>Medium</w:t>
+            </w:r>
+          </w:p>
+        </w:tc>
+        <w:tc>
+          <w:tcPr>
+            <w:tcW w:w="4692" w:type="dxa"/>
+            <w:tcBorders/>
+            <w:vAlign w:val="center"/>
+          </w:tcPr>
+          <w:p>
+            <w:pPr>
+              <w:pStyle w:val="TableContents"/>
+              <w:widowControl w:val="false"/>
+              <w:suppressLineNumbers/>
+              <w:bidi w:val="0"/>
+              <w:jc w:val="start"/>
+              <w:rPr/>
+            </w:pPr>
+            <w:r>
+              <w:rPr/>
+              <w:t xml:space="preserve">XSS via </w:t>
+            </w:r>
+            <w:r>
+              <w:rPr>
+                <w:rStyle w:val="SourceText"/>
+              </w:rPr>
+              <w:t>.load()</w:t>
+            </w:r>
+            <w:r>
+              <w:rPr/>
+              <w:t xml:space="preserve"> (tag script tidak tersaring)</w:t>
+            </w:r>
+          </w:p>
+        </w:tc>
+      </w:tr>
+      <w:tr>
+        <w:trPr/>
+        <w:tc>
+          <w:tcPr>
+            <w:tcW w:w="1450" w:type="dxa"/>
+            <w:tcBorders/>
+            <w:vAlign w:val="center"/>
+          </w:tcPr>
+          <w:p>
+            <w:pPr>
+              <w:pStyle w:val="TableContents"/>
+              <w:bidi w:val="0"/>
+              <w:ind w:hanging="0" w:start="0" w:end="0"/>
+              <w:jc w:val="start"/>
+              <w:rPr/>
+            </w:pPr>
+            <w:r>
+              <w:rPr/>
+              <w:t>CVE-2015-9251</w:t>
+            </w:r>
+          </w:p>
+        </w:tc>
+        <w:tc>
+          <w:tcPr>
+            <w:tcW w:w="812" w:type="dxa"/>
+            <w:tcBorders/>
+            <w:shd w:fill="E0A800" w:val="clear"/>
+            <w:vAlign w:val="center"/>
+          </w:tcPr>
+          <w:p>
+            <w:pPr>
+              <w:pStyle w:val="TableContents"/>
+              <w:bidi w:val="0"/>
+              <w:jc w:val="center"/>
+              <w:rPr>
+                <w:b/>
+                <w:color w:val="1A1A1A"/>
+              </w:rPr>
+            </w:pPr>
+            <w:r>
+              <w:rPr>
+                <w:b/>
+                <w:color w:val="1A1A1A"/>
+              </w:rPr>
+              <w:t>Medium</w:t>
+            </w:r>
+          </w:p>
+        </w:tc>
+        <w:tc>
+          <w:tcPr>
+            <w:tcW w:w="4692" w:type="dxa"/>
+            <w:tcBorders/>
+            <w:vAlign w:val="center"/>
+          </w:tcPr>
+          <w:p>
+            <w:pPr>
+              <w:pStyle w:val="TableContents"/>
+              <w:widowControl w:val="false"/>
+              <w:suppressLineNumbers/>
+              <w:bidi w:val="0"/>
+              <w:jc w:val="start"/>
+              <w:rPr/>
+            </w:pPr>
+            <w:r>
+              <w:rPr/>
+              <w:t>Permintaan CORS pihak ketiga dapat tereksekusi</w:t>
+            </w:r>
+          </w:p>
+        </w:tc>
+      </w:tr>
+      <w:tr>
+        <w:trPr/>
+        <w:tc>
+          <w:tcPr>
+            <w:tcW w:w="1450" w:type="dxa"/>
+            <w:tcBorders/>
+            <w:vAlign w:val="center"/>
+          </w:tcPr>
+          <w:p>
+            <w:pPr>
+              <w:pStyle w:val="TableContents"/>
+              <w:bidi w:val="0"/>
+              <w:ind w:hanging="0" w:start="0" w:end="0"/>
+              <w:jc w:val="start"/>
+              <w:rPr/>
+            </w:pPr>
+            <w:r>
+              <w:rPr/>
+              <w:t>CVE-2012-6708</w:t>
+            </w:r>
+          </w:p>
+        </w:tc>
+        <w:tc>
+          <w:tcPr>
+            <w:tcW w:w="812" w:type="dxa"/>
+            <w:tcBorders/>
+            <w:shd w:fill="E0A800" w:val="clear"/>
+            <w:vAlign w:val="center"/>
+          </w:tcPr>
+          <w:p>
+            <w:pPr>
+              <w:pStyle w:val="TableContents"/>
+              <w:bidi w:val="0"/>
+              <w:jc w:val="center"/>
+              <w:rPr>
+                <w:b/>
+                <w:color w:val="1A1A1A"/>
+              </w:rPr>
+            </w:pPr>
+            <w:r>
+              <w:rPr>
+                <w:b/>
+                <w:color w:val="1A1A1A"/>
+              </w:rPr>
+              <w:t>Medium</w:t>
+            </w:r>
+          </w:p>
+        </w:tc>
+        <w:tc>
+          <w:tcPr>
+            <w:tcW w:w="4692" w:type="dxa"/>
+            <w:tcBorders/>
+            <w:vAlign w:val="center"/>
+          </w:tcPr>
+          <w:p>
+            <w:pPr>
+              <w:pStyle w:val="TableContents"/>
+              <w:widowControl w:val="false"/>
+              <w:suppressLineNumbers/>
+              <w:bidi w:val="0"/>
+              <w:jc w:val="start"/>
+              <w:rPr/>
+            </w:pPr>
+            <w:r>
+              <w:rPr/>
+              <w:t>Selector ditafsirkan sebagai HTML (XSS)</w:t>
+            </w:r>
+          </w:p>
+        </w:tc>
+      </w:tr>
+      <w:tr>
+        <w:trPr/>
+        <w:tc>
+          <w:tcPr>
+            <w:tcW w:w="1450" w:type="dxa"/>
+            <w:tcBorders/>
+            <w:vAlign w:val="center"/>
+          </w:tcPr>
+          <w:p>
+            <w:pPr>
+              <w:pStyle w:val="TableContents"/>
+              <w:bidi w:val="0"/>
+              <w:ind w:hanging="0" w:start="0" w:end="0"/>
+              <w:jc w:val="start"/>
+              <w:rPr/>
+            </w:pPr>
+            <w:r>
+              <w:rPr/>
+              <w:t>CVE-2011-4969</w:t>
+            </w:r>
+          </w:p>
+        </w:tc>
+        <w:tc>
+          <w:tcPr>
+            <w:tcW w:w="812" w:type="dxa"/>
+            <w:tcBorders/>
+            <w:shd w:fill="E0A800" w:val="clear"/>
+            <w:vAlign w:val="center"/>
+          </w:tcPr>
+          <w:p>
+            <w:pPr>
+              <w:pStyle w:val="TableContents"/>
+              <w:bidi w:val="0"/>
+              <w:jc w:val="center"/>
+              <w:rPr>
+                <w:b/>
+                <w:color w:val="1A1A1A"/>
+              </w:rPr>
+            </w:pPr>
+            <w:r>
+              <w:rPr>
+                <w:b/>
+                <w:color w:val="1A1A1A"/>
+              </w:rPr>
+              <w:t>Medium</w:t>
+            </w:r>
+          </w:p>
+        </w:tc>
+        <w:tc>
+          <w:tcPr>
+            <w:tcW w:w="4692" w:type="dxa"/>
+            <w:tcBorders/>
+            <w:vAlign w:val="center"/>
+          </w:tcPr>
+          <w:p>
+            <w:pPr>
+              <w:pStyle w:val="TableContents"/>
+              <w:widowControl w:val="false"/>
+              <w:suppressLineNumbers/>
+              <w:bidi w:val="0"/>
+              <w:jc w:val="start"/>
+              <w:rPr/>
+            </w:pPr>
+            <w:r>
+              <w:rPr/>
+              <w:t xml:space="preserve">XSS melalui </w:t>
+            </w:r>
+            <w:r>
+              <w:rPr>
+                <w:rStyle w:val="SourceText"/>
+              </w:rPr>
+              <w:t>location.hash</w:t>
+            </w:r>
+          </w:p>
+        </w:tc>
+      </w:tr>
+      <w:tr>
+        <w:trPr/>
+        <w:tc>
+          <w:tcPr>
+            <w:tcW w:w="1450" w:type="dxa"/>
+            <w:tcBorders/>
+            <w:vAlign w:val="center"/>
+          </w:tcPr>
+          <w:p>
+            <w:pPr>
+              <w:pStyle w:val="TableContents"/>
+              <w:bidi w:val="0"/>
+              <w:ind w:hanging="0" w:start="0" w:end="0"/>
+              <w:jc w:val="start"/>
+              <w:rPr/>
+            </w:pPr>
+            <w:r>
+              <w:rPr/>
+              <w:t>EOL (jQuery 1.x)</w:t>
+            </w:r>
+          </w:p>
+        </w:tc>
+        <w:tc>
+          <w:tcPr>
+            <w:tcW w:w="812" w:type="dxa"/>
+            <w:tcBorders/>
+            <w:shd w:fill="E0E000" w:val="clear"/>
+            <w:vAlign w:val="center"/>
+          </w:tcPr>
+          <w:p>
+            <w:pPr>
+              <w:pStyle w:val="TableContents"/>
+              <w:bidi w:val="0"/>
+              <w:jc w:val="center"/>
+              <w:rPr>
+                <w:b/>
+                <w:color w:val="1A1A1A"/>
+              </w:rPr>
+            </w:pPr>
+            <w:r>
+              <w:rPr>
+                <w:b/>
+                <w:color w:val="1A1A1A"/>
+              </w:rPr>
+              <w:t>Low</w:t>
+            </w:r>
+          </w:p>
+        </w:tc>
+        <w:tc>
+          <w:tcPr>
+            <w:tcW w:w="4692" w:type="dxa"/>
+            <w:tcBorders/>
+            <w:vAlign w:val="center"/>
+          </w:tcPr>
+          <w:p>
+            <w:pPr>
+              <w:pStyle w:val="TableContents"/>
+              <w:widowControl w:val="false"/>
+              <w:suppressLineNumbers/>
+              <w:bidi w:val="0"/>
+              <w:jc w:val="start"/>
+              <w:rPr/>
+            </w:pPr>
+            <w:r>
+              <w:rPr/>
+              <w:t>Tidak lagi menerima pembaruan keamanan</w:t>
+            </w:r>
+          </w:p>
+        </w:tc>
+      </w:tr>
+    </w:tbl>
+    <w:p>
+      <w:pPr>
+        <w:pStyle w:val="Heading4"/>
+        <w:bidi w:val="0"/>
+        <w:spacing w:before="240" w:after="240"/>
+        <w:ind w:hanging="0" w:start="420" w:end="420"/>
+        <w:jc w:val="start"/>
+        <w:rPr>
+          <w:bdr w:val="single" w:sz="2" w:space="1" w:color="CCCCCC"/>
+        </w:rPr>
+      </w:pPr>
+      <w:r>
+        <w:rPr>
+          <w:bdr w:val="single" w:sz="2" w:space="1" w:color="CCCCCC"/>
+        </w:rPr>
+        <w:t>Bukti B — Komponen Server (Nmap vulners)</w:t>
       </w:r>
     </w:p>
     <w:p>
       <w:pPr>
         <w:pStyle w:val="BodyText"/>
         <w:bidi w:val="0"/>
+        <w:spacing w:before="240" w:after="240"/>
+        <w:ind w:hanging="0" w:start="240" w:end="240"/>
+        <w:jc w:val="start"/>
+        <w:rPr/>
+      </w:pPr>
+      <w:r>
+        <w:rPr>
+          <w:bdr w:val="single" w:sz="2" w:space="1" w:color="CCCCCC"/>
+        </w:rPr>
+        <w:t xml:space="preserve">Deteksi versi menghasilkan </w:t>
+      </w:r>
+      <w:r>
+        <w:rPr>
+          <w:b/>
+          <w:bdr w:val="single" w:sz="2" w:space="1" w:color="CCCCCC"/>
+        </w:rPr>
+        <w:t>Apache httpd 2.4.7 (Ubuntu)</w:t>
+      </w:r>
+      <w:r>
+        <w:rPr>
+          <w:bdr w:val="single" w:sz="2" w:space="1" w:color="CCCCCC"/>
+        </w:rPr>
+        <w:t xml:space="preserve"> dan </w:t>
+      </w:r>
+      <w:r>
+        <w:rPr>
+          <w:b/>
+          <w:bdr w:val="single" w:sz="2" w:space="1" w:color="CCCCCC"/>
+        </w:rPr>
+        <w:t>PHP 5.5.9</w:t>
+      </w:r>
+      <w:r>
+        <w:rPr>
+          <w:bdr w:val="single" w:sz="2" w:space="1" w:color="CCCCCC"/>
+        </w:rPr>
+        <w:t xml:space="preserve"> (header </w:t>
+      </w:r>
+      <w:r>
+        <w:rPr>
+          <w:rStyle w:val="SourceText"/>
+          <w:bdr w:val="single" w:sz="2" w:space="1" w:color="CCCCCC"/>
+        </w:rPr>
+        <w:t>X-Powered-By</w:t>
+      </w:r>
+      <w:r>
+        <w:rPr>
+          <w:bdr w:val="single" w:sz="2" w:space="1" w:color="CCCCCC"/>
+        </w:rPr>
+        <w:t xml:space="preserve">). Skrip vulners mencocokkan Apache 2.4.7 dengan </w:t>
+      </w:r>
+      <w:r>
+        <w:rPr>
+          <w:b/>
+          <w:bdr w:val="single" w:sz="2" w:space="1" w:color="CCCCCC"/>
+        </w:rPr>
+        <w:t>106 CVE unik</w:t>
+      </w:r>
+      <w:r>
+        <w:rPr>
+          <w:bdr w:val="single" w:sz="2" w:space="1" w:color="CCCCCC"/>
+        </w:rPr>
+        <w:t xml:space="preserve"> dan 52 entri ber-exploit publik:</w:t>
+      </w:r>
+    </w:p>
+    <w:p>
+      <w:pPr>
+        <w:pStyle w:val="PreformattedText"/>
+        <w:bidi w:val="0"/>
+        <w:spacing w:before="240" w:after="240"/>
+        <w:ind w:hanging="0" w:start="240" w:end="240"/>
+        <w:jc w:val="start"/>
+        <w:rPr>
+          <w:bdr w:val="single" w:sz="2" w:space="1" w:color="CCCCCC"/>
+        </w:rPr>
+      </w:pPr>
+      <w:r>
+        <w:rPr>
+          <w:bdr w:val="single" w:sz="2" w:space="1" w:color="CCCCCC"/>
+        </w:rPr>
+        <w:t>PORT     STATE SERVICE VERSION</w:t>
+      </w:r>
+    </w:p>
+    <w:p>
+      <w:pPr>
+        <w:pStyle w:val="PreformattedText"/>
+        <w:bidi w:val="0"/>
+        <w:spacing w:before="240" w:after="240"/>
+        <w:ind w:hanging="0" w:start="240" w:end="240"/>
+        <w:jc w:val="start"/>
+        <w:rPr>
+          <w:bdr w:val="single" w:sz="2" w:space="1" w:color="CCCCCC"/>
+        </w:rPr>
+      </w:pPr>
+      <w:r>
+        <w:rPr>
+          <w:bdr w:val="single" w:sz="2" w:space="1" w:color="CCCCCC"/>
+        </w:rPr>
+        <w:t>8080/tcp open  http    Apache httpd 2.4.7 ((Ubuntu))</w:t>
+      </w:r>
+    </w:p>
+    <w:p>
+      <w:pPr>
+        <w:pStyle w:val="PreformattedText"/>
+        <w:bidi w:val="0"/>
+        <w:spacing w:before="240" w:after="240"/>
+        <w:ind w:hanging="0" w:start="240" w:end="240"/>
+        <w:jc w:val="start"/>
+        <w:rPr>
+          <w:bdr w:val="single" w:sz="2" w:space="1" w:color="CCCCCC"/>
+        </w:rPr>
+      </w:pPr>
+      <w:r>
+        <w:rPr>
+          <w:bdr w:val="single" w:sz="2" w:space="1" w:color="CCCCCC"/>
+        </w:rPr>
+        <w:t>cpe:/a:apache:http_server:2.4.7</w:t>
+      </w:r>
+    </w:p>
+    <w:p>
+      <w:pPr>
+        <w:pStyle w:val="PreformattedText"/>
+        <w:bidi w:val="0"/>
+        <w:spacing w:before="240" w:after="240"/>
+        <w:ind w:hanging="0" w:start="240" w:end="240"/>
+        <w:jc w:val="start"/>
+        <w:rPr/>
+      </w:pPr>
+      <w:r>
+        <w:rPr/>
+      </w:r>
+    </w:p>
+    <w:p>
+      <w:pPr>
+        <w:pStyle w:val="PreformattedText"/>
+        <w:bidi w:val="0"/>
+        <w:spacing w:before="240" w:after="240"/>
+        <w:ind w:hanging="0" w:start="240" w:end="240"/>
+        <w:jc w:val="start"/>
+        <w:rPr>
+          <w:bdr w:val="single" w:sz="2" w:space="1" w:color="CCCCCC"/>
+        </w:rPr>
+      </w:pPr>
+      <w:r>
+        <w:rPr>
+          <w:bdr w:val="single" w:sz="2" w:space="1" w:color="CCCCCC"/>
+        </w:rPr>
+        <w:t>Distribusi CVE: Critical (&gt;=9.0) = 24 | High (7.0-8.9) = 42 | Medium (4.0-6.9) = 40</w:t>
+      </w:r>
+    </w:p>
+    <w:p>
+      <w:pPr>
+        <w:pStyle w:val="PreformattedText"/>
+        <w:bidi w:val="0"/>
+        <w:spacing w:before="240" w:after="240"/>
+        <w:ind w:hanging="0" w:start="240" w:end="240"/>
+        <w:jc w:val="start"/>
+        <w:rPr>
+          <w:bdr w:val="single" w:sz="2" w:space="1" w:color="CCCCCC"/>
+        </w:rPr>
+      </w:pPr>
+      <w:r>
+        <w:rPr>
+          <w:bdr w:val="single" w:sz="2" w:space="1" w:color="CCCCCC"/>
+        </w:rPr>
+        <w:t>Contoh Critical (CVSS 9.8): CVE-2024-38476, CVE-2023-25690, CVE-2022-31813,</w:t>
+      </w:r>
+    </w:p>
+    <w:p>
+      <w:pPr>
+        <w:pStyle w:val="PreformattedText"/>
+        <w:bidi w:val="0"/>
+        <w:spacing w:before="240" w:after="240"/>
+        <w:ind w:hanging="0" w:start="240" w:end="240"/>
+        <w:jc w:val="start"/>
+        <w:rPr>
+          <w:bdr w:val="single" w:sz="2" w:space="1" w:color="CCCCCC"/>
+        </w:rPr>
+      </w:pPr>
+      <w:r>
+        <w:rPr>
+          <w:bdr w:val="single" w:sz="2" w:space="1" w:color="CCCCCC"/>
+        </w:rPr>
+        <w:t xml:space="preserve">                            </w:t>
+      </w:r>
+      <w:r>
+        <w:rPr>
+          <w:bdr w:val="single" w:sz="2" w:space="1" w:color="CCCCCC"/>
+        </w:rPr>
+        <w:t>CVE-2022-22720, CVE-2021-44790, CVE-2017-7679</w:t>
+      </w:r>
+    </w:p>
+    <w:p>
+      <w:pPr>
+        <w:pStyle w:val="BodyText"/>
+        <w:bidi w:val="0"/>
+        <w:spacing w:before="240" w:after="240"/>
+        <w:ind w:hanging="0" w:start="240" w:end="240"/>
+        <w:jc w:val="start"/>
+        <w:rPr>
+          <w:bdr w:val="single" w:sz="2" w:space="1" w:color="CCCCCC"/>
+        </w:rPr>
+      </w:pPr>
+      <w:r>
+        <w:rPr>
+          <w:bdr w:val="single" w:sz="2" w:space="1" w:color="CCCCCC"/>
+        </w:rPr>
+        <w:t>PHP 5.5.9 mencapai End-of-Life pada Juli 2016 dan termasuk kategori komponen tak didukung.</w:t>
+      </w:r>
+    </w:p>
+    <w:p>
+      <w:pPr>
+        <w:pStyle w:val="Heading4"/>
+        <w:bidi w:val="0"/>
+        <w:spacing w:before="240" w:after="240"/>
+        <w:ind w:hanging="0" w:start="420" w:end="420"/>
+        <w:jc w:val="start"/>
+        <w:rPr>
+          <w:bdr w:val="single" w:sz="2" w:space="1" w:color="CCCCCC"/>
+        </w:rPr>
+      </w:pPr>
+      <w:r>
+        <w:rPr>
+          <w:bdr w:val="single" w:sz="2" w:space="1" w:color="CCCCCC"/>
+        </w:rPr>
+        <w:t>Penilaian Risiko</w:t>
+      </w:r>
+    </w:p>
+    <w:tbl>
+      <w:tblPr>
+        <w:tblW w:w="9158" w:type="dxa"/>
+        <w:jc w:val="start"/>
+        <w:tblInd w:w="240" w:type="dxa"/>
+        <w:tblLayout w:type="fixed"/>
+        <w:tblCellMar>
+          <w:top w:w="28" w:type="dxa"/>
+          <w:start w:w="28" w:type="dxa"/>
+          <w:bottom w:w="28" w:type="dxa"/>
+          <w:end w:w="28" w:type="dxa"/>
+        </w:tblCellMar>
+      </w:tblPr>
+      <w:tblGrid>
+        <w:gridCol w:w="1054"/>
+        <w:gridCol w:w="8104"/>
+      </w:tblGrid>
+      <w:tr>
+        <w:trPr/>
+        <w:tc>
+          <w:tcPr>
+            <w:tcW w:w="1054" w:type="dxa"/>
+            <w:tcBorders/>
+            <w:shd w:fill="EEF2F7" w:val="clear"/>
+            <w:vAlign w:val="center"/>
+          </w:tcPr>
+          <w:p>
+            <w:pPr>
+              <w:pStyle w:val="TableContents"/>
+              <w:bidi w:val="0"/>
+              <w:ind w:hanging="0" w:start="0" w:end="0"/>
+              <w:jc w:val="start"/>
+              <w:rPr>
+                <w:b/>
+              </w:rPr>
+            </w:pPr>
+            <w:r>
+              <w:rPr>
+                <w:b/>
+              </w:rPr>
+              <w:t>Severity</w:t>
+            </w:r>
+          </w:p>
+        </w:tc>
+        <w:tc>
+          <w:tcPr>
+            <w:tcW w:w="8104" w:type="dxa"/>
+            <w:tcBorders/>
+            <w:vAlign w:val="center"/>
+          </w:tcPr>
+          <w:p>
+            <w:pPr>
+              <w:pStyle w:val="TableContents"/>
+              <w:bidi w:val="0"/>
+              <w:ind w:hanging="0" w:start="0" w:end="0"/>
+              <w:jc w:val="start"/>
+              <w:rPr>
+                <w:b/>
+                <w:color w:val="B30000"/>
+              </w:rPr>
+            </w:pPr>
+            <w:r>
+              <w:rPr>
+                <w:b/>
+                <w:color w:val="B30000"/>
+              </w:rPr>
+              <w:t>High</w:t>
+            </w:r>
+          </w:p>
+        </w:tc>
+      </w:tr>
+      <w:tr>
+        <w:trPr/>
+        <w:tc>
+          <w:tcPr>
+            <w:tcW w:w="1054" w:type="dxa"/>
+            <w:tcBorders/>
+            <w:shd w:fill="EEF2F7" w:val="clear"/>
+            <w:vAlign w:val="center"/>
+          </w:tcPr>
+          <w:p>
+            <w:pPr>
+              <w:pStyle w:val="TableContents"/>
+              <w:bidi w:val="0"/>
+              <w:jc w:val="start"/>
+              <w:rPr>
+                <w:b/>
+              </w:rPr>
+            </w:pPr>
+            <w:r>
+              <w:rPr>
+                <w:b/>
+              </w:rPr>
+              <w:t>OWASP 2021</w:t>
+            </w:r>
+          </w:p>
+        </w:tc>
+        <w:tc>
+          <w:tcPr>
+            <w:tcW w:w="8104" w:type="dxa"/>
+            <w:tcBorders/>
+            <w:vAlign w:val="center"/>
+          </w:tcPr>
+          <w:p>
+            <w:pPr>
+              <w:pStyle w:val="TableContents"/>
+              <w:bidi w:val="0"/>
+              <w:ind w:hanging="0" w:start="0" w:end="0"/>
+              <w:jc w:val="start"/>
+              <w:rPr/>
+            </w:pPr>
+            <w:r>
+              <w:rPr/>
+              <w:t>A06 Vulnerable and Outdated Components</w:t>
+            </w:r>
+          </w:p>
+        </w:tc>
+      </w:tr>
+      <w:tr>
+        <w:trPr/>
+        <w:tc>
+          <w:tcPr>
+            <w:tcW w:w="1054" w:type="dxa"/>
+            <w:tcBorders/>
+            <w:shd w:fill="EEF2F7" w:val="clear"/>
+            <w:vAlign w:val="center"/>
+          </w:tcPr>
+          <w:p>
+            <w:pPr>
+              <w:pStyle w:val="TableContents"/>
+              <w:bidi w:val="0"/>
+              <w:jc w:val="start"/>
+              <w:rPr>
+                <w:b/>
+              </w:rPr>
+            </w:pPr>
+            <w:r>
+              <w:rPr>
+                <w:b/>
+              </w:rPr>
+              <w:t>Impact</w:t>
+            </w:r>
+          </w:p>
+        </w:tc>
+        <w:tc>
+          <w:tcPr>
+            <w:tcW w:w="8104" w:type="dxa"/>
+            <w:tcBorders/>
+            <w:vAlign w:val="center"/>
+          </w:tcPr>
+          <w:p>
+            <w:pPr>
+              <w:pStyle w:val="TableContents"/>
+              <w:widowControl w:val="false"/>
+              <w:suppressLineNumbers/>
+              <w:bidi w:val="0"/>
+              <w:jc w:val="start"/>
+              <w:rPr/>
+            </w:pPr>
+            <w:r>
+              <w:rPr/>
+              <w:t>Permukaan serangan luas (XSS dan prototype pollution pada klien; request smuggling, SSRF, dan buffer overflow pada server) dengan banyak exploit publik tersedia.</w:t>
+            </w:r>
+          </w:p>
+        </w:tc>
+      </w:tr>
+    </w:tbl>
+    <w:p>
+      <w:pPr>
+        <w:pStyle w:val="BodyText"/>
+        <w:bidi w:val="0"/>
         <w:spacing w:before="180" w:after="180"/>
-        <w:ind w:hanging="0" w:left="180" w:right="180"/>
-        <w:jc w:val="left"/>
+        <w:ind w:hanging="0" w:start="180" w:end="180"/>
+        <w:jc w:val="start"/>
         <w:rPr>
           <w:bdr w:val="single" w:sz="30" w:space="12" w:color="E8620C"/>
           <w:shd w:fill="FFF3CD" w:val="clear"/>
         </w:rPr>
       </w:pPr>
-      <w:r>
-        <w:rPr>
-          <w:bdr w:val="single" w:sz="30" w:space="12" w:color="E8620C"/>
-          <w:shd w:fill="FFF3CD" w:val="clear"/>
-        </w:rPr>
-        <w:t xml:space="preserve">OWASP ZAP melaporkan </w:t>
-      </w:r>
       <w:r>
         <w:rPr>
           <w:b/>
           <w:bdr w:val="single" w:sz="30" w:space="12" w:color="E8620C"/>
           <w:shd w:fill="FFF3CD" w:val="clear"/>
         </w:rPr>
-        <w:t>0 temuan High</w:t>
+        <w:t>Catatan severity.</w:t>
       </w:r>
       <w:r>
         <w:rPr>
           <w:bdr w:val="single" w:sz="30" w:space="12" w:color="E8620C"/>
           <w:shd w:fill="FFF3CD" w:val="clear"/>
         </w:rPr>
-        <w:t xml:space="preserve">, padahal pengujian manual dan SQLMap membuktikan adanya SQL Injection (Critical) dan Stored XSS (High) pada aplikasi yang sama. </w:t>
-      </w:r>
-    </w:p>
-    <w:p>
-      <w:pPr>
-        <w:pStyle w:val="BodyText"/>
-        <w:bidi w:val="0"/>
-        <w:jc w:val="left"/>
-        <w:rPr/>
-      </w:pPr>
-      <w:r>
-        <w:rPr/>
-        <w:t>Hal ini terjadi karena ZAP hanya meng-crawl halaman permukaan dan tidak masuk ke modul kerentanan yang berada di balik autentikasi serta tidak ter-link otomatis. Temuan ini menggarisbawahi bahwa automated DAST scanner memiliki blind spot. Audit yang baik harus mengombinasikan pemindaian otomatis dengan pengujian manual dan tools terarah.</w:t>
-      </w:r>
-    </w:p>
-    <w:p>
-      <w:pPr>
-        <w:pStyle w:val="Heading3"/>
-        <w:bidi w:val="0"/>
-        <w:jc w:val="left"/>
-        <w:rPr/>
-      </w:pPr>
-      <w:r>
-        <w:rPr/>
-        <w:t>Cross-Validation</w:t>
-      </w:r>
-    </w:p>
-    <w:p>
-      <w:pPr>
-        <w:pStyle w:val="BodyText"/>
-        <w:bidi w:val="0"/>
-        <w:jc w:val="left"/>
-        <w:rPr/>
-      </w:pPr>
-      <w:r>
-        <w:rPr/>
-        <w:t>Beberapa temuan dikonfirmasi oleh dua tool berbeda (Nikto dan ZAP), yang memperkuat validitasnya: Directory Browsing, kebocoran banner versi server, Missing X-Frame-Options, dan Cookie tanpa HttpOnly.</w:t>
-      </w:r>
-    </w:p>
-    <w:p>
-      <w:pPr>
-        <w:pStyle w:val="Heading2"/>
-        <w:bidi w:val="0"/>
-        <w:jc w:val="left"/>
-        <w:rPr/>
-      </w:pPr>
-      <w:r>
-        <w:rPr/>
-        <w:t>7. Kesimpulan</w:t>
-      </w:r>
-    </w:p>
-    <w:p>
-      <w:pPr>
-        <w:pStyle w:val="BodyText"/>
-        <w:bidi w:val="0"/>
-        <w:jc w:val="left"/>
-        <w:rPr/>
-      </w:pPr>
-      <w:r>
-        <w:rPr/>
-        <w:t>Aplikasi bWAPP terbukti memiliki kerentanan keamanan yang serius dan beragam, mencakup mayoritas kategori OWASP Top 10 2021. Dua temuan Critical (Sensitive Data Exposure dan SQL Injection) memungkinkan kompromi data secara langsung dan harus menjadi prioritas remediasi tertinggi. Kombinasi metode pengujian (otomatis, eksploitasi, dan manual) terbukti penting karena tidak ada satu tool pun yang menemukan seluruh kerentanan.</w:t>
-      </w:r>
-    </w:p>
-    <w:p>
-      <w:pPr>
-        <w:pStyle w:val="BodyText"/>
-        <w:bidi w:val="0"/>
-        <w:jc w:val="left"/>
-        <w:rPr/>
-      </w:pPr>
-      <w:r>
-        <w:rPr/>
-        <w:t>Sebagai aplikasi yang sengaja dibuat rentan, bWAPP merupakan media latihan yang efektif untuk memahami proses audit keamanan aplikasi web mulai dari identifikasi, eksploitasi, hingga penyusunan rekomendasi remediasi yang selaras dengan standar industri.</w:t>
-      </w:r>
-    </w:p>
-    <w:p>
-      <w:pPr>
-        <w:pStyle w:val="Heading2"/>
-        <w:bidi w:val="0"/>
-        <w:jc w:val="left"/>
-        <w:rPr/>
-      </w:pPr>
-      <w:r>
-        <w:rPr/>
-        <w:t>8. Lampiran</w:t>
+        <w:t xml:space="preserve"> Skrip vulners mencocokkan CVE </w:t>
+      </w:r>
+      <w:r>
+        <w:rPr>
+          <w:b/>
+          <w:bdr w:val="single" w:sz="30" w:space="12" w:color="E8620C"/>
+          <w:shd w:fill="FFF3CD" w:val="clear"/>
+        </w:rPr>
+        <w:t>berdasarkan banner versi (CPE)</w:t>
+      </w:r>
+      <w:r>
+        <w:rPr>
+          <w:bdr w:val="single" w:sz="30" w:space="12" w:color="E8620C"/>
+          <w:shd w:fill="FFF3CD" w:val="clear"/>
+        </w:rPr>
+        <w:t>, bukan eksploitasi terverifikasi. Distribusi Ubuntu sering mem-</w:t>
+      </w:r>
+      <w:r>
+        <w:rPr>
+          <w:i/>
+          <w:bdr w:val="single" w:sz="30" w:space="12" w:color="E8620C"/>
+          <w:shd w:fill="FFF3CD" w:val="clear"/>
+        </w:rPr>
+        <w:t>backport</w:t>
+      </w:r>
+      <w:r>
+        <w:rPr>
+          <w:bdr w:val="single" w:sz="30" w:space="12" w:color="E8620C"/>
+          <w:shd w:fill="FFF3CD" w:val="clear"/>
+        </w:rPr>
+        <w:t xml:space="preserve"> tambalan tanpa menaikkan nomor versi, sehingga sebagian CVE Critical pada daftar mungkin sudah ditambal. Fakta yang terkonfirmasi (komponen EOL tak didukung) bernilai High; skor Critical per-CVE bersifat potensial dan memerlukan verifikasi versi paket untuk dipastikan. </w:t>
       </w:r>
     </w:p>
     <w:p>
       <w:pPr>
         <w:pStyle w:val="Heading4"/>
         <w:bidi w:val="0"/>
-        <w:jc w:val="left"/>
-        <w:rPr/>
-      </w:pPr>
-      <w:r>
-        <w:rPr/>
-        <w:t>Daftar Bukti (Evidence)</w:t>
-      </w:r>
-    </w:p>
-    <w:tbl>
-      <w:tblPr>
-        <w:tblW w:w="5993" w:type="dxa"/>
-        <w:jc w:val="left"/>
-        <w:tblInd w:w="28" w:type="dxa"/>
-        <w:tblLayout w:type="fixed"/>
-        <w:tblCellMar>
-          <w:top w:w="28" w:type="dxa"/>
-          <w:left w:w="28" w:type="dxa"/>
-          <w:bottom w:w="28" w:type="dxa"/>
-          <w:right w:w="28" w:type="dxa"/>
-        </w:tblCellMar>
-      </w:tblPr>
-      <w:tblGrid>
-        <w:gridCol w:w="2416"/>
-        <w:gridCol w:w="3577"/>
-      </w:tblGrid>
-      <w:tr>
-        <w:trPr/>
-        <w:tc>
-          <w:tcPr>
-            <w:tcW w:w="2416" w:type="dxa"/>
-            <w:tcBorders/>
-            <w:vAlign w:val="center"/>
-          </w:tcPr>
-          <w:p>
-            <w:pPr>
-              <w:pStyle w:val="TableHeading"/>
-              <w:suppressLineNumbers/>
-              <w:shd w:fill="003366" w:val="clear"/>
-              <w:bidi w:val="0"/>
-              <w:jc w:val="left"/>
-              <w:rPr/>
-            </w:pPr>
-            <w:r>
-              <w:rPr/>
-              <w:t>File</w:t>
-            </w:r>
-          </w:p>
-        </w:tc>
-        <w:tc>
-          <w:tcPr>
-            <w:tcW w:w="3577" w:type="dxa"/>
-            <w:tcBorders/>
-            <w:vAlign w:val="center"/>
-          </w:tcPr>
-          <w:p>
-            <w:pPr>
-              <w:pStyle w:val="TableHeading"/>
-              <w:suppressLineNumbers/>
-              <w:shd w:fill="003366" w:val="clear"/>
-              <w:bidi w:val="0"/>
-              <w:jc w:val="left"/>
-              <w:rPr/>
-            </w:pPr>
-            <w:r>
-              <w:rPr/>
-              <w:t>Keterangan</w:t>
-            </w:r>
-          </w:p>
-        </w:tc>
-      </w:tr>
-      <w:tr>
-        <w:trPr/>
-        <w:tc>
-          <w:tcPr>
-            <w:tcW w:w="2416" w:type="dxa"/>
-            <w:tcBorders/>
-            <w:vAlign w:val="center"/>
-          </w:tcPr>
-          <w:p>
-            <w:pPr>
-              <w:pStyle w:val="TableContents"/>
-              <w:widowControl w:val="false"/>
-              <w:suppressLineNumbers/>
-              <w:bidi w:val="0"/>
-              <w:jc w:val="left"/>
-              <w:rPr/>
-            </w:pPr>
-            <w:r>
-              <w:rPr/>
-              <w:t>nikto_scan.pdf</w:t>
-            </w:r>
-          </w:p>
-        </w:tc>
-        <w:tc>
-          <w:tcPr>
-            <w:tcW w:w="3577" w:type="dxa"/>
-            <w:tcBorders/>
-            <w:vAlign w:val="center"/>
-          </w:tcPr>
-          <w:p>
-            <w:pPr>
-              <w:pStyle w:val="TableContents"/>
-              <w:widowControl w:val="false"/>
-              <w:suppressLineNumbers/>
-              <w:bidi w:val="0"/>
-              <w:jc w:val="left"/>
-              <w:rPr/>
-            </w:pPr>
-            <w:r>
-              <w:rPr/>
-              <w:t>Output pemindaian Nikto (38 temuan)</w:t>
-            </w:r>
-          </w:p>
-        </w:tc>
-      </w:tr>
-      <w:tr>
-        <w:trPr/>
-        <w:tc>
-          <w:tcPr>
-            <w:tcW w:w="2416" w:type="dxa"/>
-            <w:tcBorders/>
-            <w:vAlign w:val="center"/>
-          </w:tcPr>
-          <w:p>
-            <w:pPr>
-              <w:pStyle w:val="TableContents"/>
-              <w:widowControl w:val="false"/>
-              <w:suppressLineNumbers/>
-              <w:bidi w:val="0"/>
-              <w:jc w:val="left"/>
-              <w:rPr/>
-            </w:pPr>
-            <w:r>
-              <w:rPr/>
-              <w:t>sqlmap_scan.pdf</w:t>
-            </w:r>
-          </w:p>
-        </w:tc>
-        <w:tc>
-          <w:tcPr>
-            <w:tcW w:w="3577" w:type="dxa"/>
-            <w:tcBorders/>
-            <w:vAlign w:val="center"/>
-          </w:tcPr>
-          <w:p>
-            <w:pPr>
-              <w:pStyle w:val="TableContents"/>
-              <w:widowControl w:val="false"/>
-              <w:suppressLineNumbers/>
-              <w:bidi w:val="0"/>
-              <w:jc w:val="left"/>
-              <w:rPr/>
-            </w:pPr>
-            <w:r>
-              <w:rPr/>
-              <w:t>Bukti dan analisis SQL Injection</w:t>
-            </w:r>
-          </w:p>
-        </w:tc>
-      </w:tr>
-      <w:tr>
-        <w:trPr/>
-        <w:tc>
-          <w:tcPr>
-            <w:tcW w:w="2416" w:type="dxa"/>
-            <w:tcBorders/>
-            <w:vAlign w:val="center"/>
-          </w:tcPr>
-          <w:p>
-            <w:pPr>
-              <w:pStyle w:val="TableContents"/>
-              <w:widowControl w:val="false"/>
-              <w:suppressLineNumbers/>
-              <w:bidi w:val="0"/>
-              <w:jc w:val="left"/>
-              <w:rPr/>
-            </w:pPr>
-            <w:r>
-              <w:rPr/>
-              <w:t>xss_scan.pdf</w:t>
-            </w:r>
-          </w:p>
-        </w:tc>
-        <w:tc>
-          <w:tcPr>
-            <w:tcW w:w="3577" w:type="dxa"/>
-            <w:tcBorders/>
-            <w:vAlign w:val="center"/>
-          </w:tcPr>
-          <w:p>
-            <w:pPr>
-              <w:pStyle w:val="TableContents"/>
-              <w:widowControl w:val="false"/>
-              <w:suppressLineNumbers/>
-              <w:bidi w:val="0"/>
-              <w:jc w:val="left"/>
-              <w:rPr/>
-            </w:pPr>
-            <w:r>
-              <w:rPr/>
-              <w:t>Bukti XSS Reflected dan Stored</w:t>
-            </w:r>
-          </w:p>
-        </w:tc>
-      </w:tr>
-      <w:tr>
-        <w:trPr/>
-        <w:tc>
-          <w:tcPr>
-            <w:tcW w:w="2416" w:type="dxa"/>
-            <w:tcBorders/>
-            <w:vAlign w:val="center"/>
-          </w:tcPr>
-          <w:p>
-            <w:pPr>
-              <w:pStyle w:val="TableContents"/>
-              <w:widowControl w:val="false"/>
-              <w:suppressLineNumbers/>
-              <w:bidi w:val="0"/>
-              <w:jc w:val="left"/>
-              <w:rPr/>
-            </w:pPr>
-            <w:r>
-              <w:rPr/>
-              <w:t>2026-05-24-ZAP-Report-.pdf</w:t>
-            </w:r>
-          </w:p>
-        </w:tc>
-        <w:tc>
-          <w:tcPr>
-            <w:tcW w:w="3577" w:type="dxa"/>
-            <w:tcBorders/>
-            <w:vAlign w:val="center"/>
-          </w:tcPr>
-          <w:p>
-            <w:pPr>
-              <w:pStyle w:val="TableContents"/>
-              <w:widowControl w:val="false"/>
-              <w:suppressLineNumbers/>
-              <w:bidi w:val="0"/>
-              <w:jc w:val="left"/>
-              <w:rPr/>
-            </w:pPr>
-            <w:r>
-              <w:rPr/>
-              <w:t>Report mentah OWASP ZAP</w:t>
-            </w:r>
-          </w:p>
-        </w:tc>
-      </w:tr>
-      <w:tr>
-        <w:trPr/>
-        <w:tc>
-          <w:tcPr>
-            <w:tcW w:w="2416" w:type="dxa"/>
-            <w:tcBorders/>
-            <w:vAlign w:val="center"/>
-          </w:tcPr>
-          <w:p>
-            <w:pPr>
-              <w:pStyle w:val="TableContents"/>
-              <w:widowControl w:val="false"/>
-              <w:suppressLineNumbers/>
-              <w:bidi w:val="0"/>
-              <w:jc w:val="left"/>
-              <w:rPr/>
-            </w:pPr>
-            <w:r>
-              <w:rPr/>
-              <w:t>zap_analysis.pdf</w:t>
-            </w:r>
-          </w:p>
-        </w:tc>
-        <w:tc>
-          <w:tcPr>
-            <w:tcW w:w="3577" w:type="dxa"/>
-            <w:tcBorders/>
-            <w:vAlign w:val="center"/>
-          </w:tcPr>
-          <w:p>
-            <w:pPr>
-              <w:pStyle w:val="TableContents"/>
-              <w:widowControl w:val="false"/>
-              <w:suppressLineNumbers/>
-              <w:bidi w:val="0"/>
-              <w:jc w:val="left"/>
-              <w:rPr/>
-            </w:pPr>
-            <w:r>
-              <w:rPr/>
-              <w:t>Analisis terstruktur hasil ZAP</w:t>
-            </w:r>
-          </w:p>
-        </w:tc>
-      </w:tr>
-      <w:tr>
-        <w:trPr/>
-        <w:tc>
-          <w:tcPr>
-            <w:tcW w:w="2416" w:type="dxa"/>
-            <w:tcBorders/>
-            <w:vAlign w:val="center"/>
-          </w:tcPr>
-          <w:p>
-            <w:pPr>
-              <w:pStyle w:val="TableContents"/>
-              <w:widowControl w:val="false"/>
-              <w:suppressLineNumbers/>
-              <w:bidi w:val="0"/>
-              <w:jc w:val="left"/>
-              <w:rPr/>
-            </w:pPr>
-            <w:r>
-              <w:rPr/>
-              <w:t>sqlmap_output/</w:t>
-            </w:r>
-          </w:p>
-        </w:tc>
-        <w:tc>
-          <w:tcPr>
-            <w:tcW w:w="3577" w:type="dxa"/>
-            <w:tcBorders/>
-            <w:vAlign w:val="center"/>
-          </w:tcPr>
-          <w:p>
-            <w:pPr>
-              <w:pStyle w:val="TableContents"/>
-              <w:widowControl w:val="false"/>
-              <w:suppressLineNumbers/>
-              <w:bidi w:val="0"/>
-              <w:jc w:val="left"/>
-              <w:rPr/>
-            </w:pPr>
-            <w:r>
-              <w:rPr/>
-              <w:t>Output mentah SQLMap (CSV, log, session)</w:t>
-            </w:r>
-          </w:p>
-        </w:tc>
-      </w:tr>
-    </w:tbl>
-    <w:p>
-      <w:pPr>
-        <w:pStyle w:val="Heading4"/>
-        <w:bidi w:val="0"/>
-        <w:jc w:val="left"/>
-        <w:rPr/>
-      </w:pPr>
-      <w:r>
-        <w:rPr/>
-        <w:t>Referensi</w:t>
+        <w:spacing w:before="240" w:after="240"/>
+        <w:ind w:hanging="0" w:start="420" w:end="420"/>
+        <w:jc w:val="start"/>
+        <w:rPr>
+          <w:bdr w:val="single" w:sz="2" w:space="1" w:color="CCCCCC"/>
+        </w:rPr>
+      </w:pPr>
+      <w:r>
+        <w:rPr>
+          <w:bdr w:val="single" w:sz="2" w:space="1" w:color="CCCCCC"/>
+        </w:rPr>
+        <w:t>Rekomendasi</w:t>
       </w:r>
     </w:p>
     <w:p>
@@ -5042,17 +6041,21 @@
         </w:numPr>
         <w:tabs>
           <w:tab w:val="clear" w:pos="709"/>
-          <w:tab w:val="left" w:pos="709" w:leader="none"/>
-        </w:tabs>
-        <w:bidi w:val="0"/>
-        <w:spacing w:before="0" w:after="0"/>
-        <w:ind w:hanging="283" w:left="709"/>
-        <w:jc w:val="left"/>
-        <w:rPr/>
-      </w:pPr>
-      <w:r>
-        <w:rPr/>
-        <w:t xml:space="preserve">OWASP Top 10 2021 - https://owasp.org/Top10/ </w:t>
+          <w:tab w:val="left" w:pos="949" w:leader="none"/>
+        </w:tabs>
+        <w:bidi w:val="0"/>
+        <w:spacing w:before="240" w:after="240"/>
+        <w:ind w:hanging="283" w:start="949" w:end="240"/>
+        <w:jc w:val="start"/>
+        <w:rPr>
+          <w:bdr w:val="single" w:sz="2" w:space="1" w:color="CCCCCC"/>
+        </w:rPr>
+      </w:pPr>
+      <w:r>
+        <w:rPr>
+          <w:bdr w:val="single" w:sz="2" w:space="1" w:color="CCCCCC"/>
+        </w:rPr>
+        <w:t xml:space="preserve">Perbarui jQuery ke versi yang didukung (minimal 3.5.0+). </w:t>
       </w:r>
     </w:p>
     <w:p>
@@ -5064,17 +6067,21 @@
         </w:numPr>
         <w:tabs>
           <w:tab w:val="clear" w:pos="709"/>
-          <w:tab w:val="left" w:pos="709" w:leader="none"/>
-        </w:tabs>
-        <w:bidi w:val="0"/>
-        <w:spacing w:before="0" w:after="0"/>
-        <w:ind w:hanging="283" w:left="709"/>
-        <w:jc w:val="left"/>
-        <w:rPr/>
-      </w:pPr>
-      <w:r>
-        <w:rPr/>
-        <w:t xml:space="preserve">OWASP bWAPP Project - http://www.itsecgames.com </w:t>
+          <w:tab w:val="left" w:pos="949" w:leader="none"/>
+        </w:tabs>
+        <w:bidi w:val="0"/>
+        <w:spacing w:before="240" w:after="240"/>
+        <w:ind w:hanging="283" w:start="949" w:end="240"/>
+        <w:jc w:val="start"/>
+        <w:rPr>
+          <w:bdr w:val="single" w:sz="2" w:space="1" w:color="CCCCCC"/>
+        </w:rPr>
+      </w:pPr>
+      <w:r>
+        <w:rPr>
+          <w:bdr w:val="single" w:sz="2" w:space="1" w:color="CCCCCC"/>
+        </w:rPr>
+        <w:t xml:space="preserve">Perbarui Apache httpd dan migrasikan PHP 5.5.9 ke PHP 8.x yang masih didukung. </w:t>
       </w:r>
     </w:p>
     <w:p>
@@ -5086,11 +6093,776 @@
         </w:numPr>
         <w:tabs>
           <w:tab w:val="clear" w:pos="709"/>
+          <w:tab w:val="left" w:pos="949" w:leader="none"/>
+        </w:tabs>
+        <w:bidi w:val="0"/>
+        <w:spacing w:before="240" w:after="240"/>
+        <w:ind w:hanging="283" w:start="949" w:end="240"/>
+        <w:jc w:val="start"/>
+        <w:rPr>
+          <w:bdr w:val="single" w:sz="2" w:space="1" w:color="CCCCCC"/>
+        </w:rPr>
+      </w:pPr>
+      <w:r>
+        <w:rPr>
+          <w:bdr w:val="single" w:sz="2" w:space="1" w:color="CCCCCC"/>
+        </w:rPr>
+        <w:t xml:space="preserve">Terapkan manajemen patch dan pemindaian komponen berkala (SCA) dalam siklus pemeliharaan. </w:t>
+      </w:r>
+    </w:p>
+    <w:p>
+      <w:pPr>
+        <w:pStyle w:val="BodyText"/>
+        <w:numPr>
+          <w:ilvl w:val="0"/>
+          <w:numId w:val="6"/>
+        </w:numPr>
+        <w:tabs>
+          <w:tab w:val="clear" w:pos="709"/>
+          <w:tab w:val="left" w:pos="949" w:leader="none"/>
+        </w:tabs>
+        <w:bidi w:val="0"/>
+        <w:spacing w:before="240" w:after="240"/>
+        <w:ind w:hanging="283" w:start="949" w:end="240"/>
+        <w:jc w:val="start"/>
+        <w:rPr>
+          <w:bdr w:val="single" w:sz="2" w:space="1" w:color="CCCCCC"/>
+        </w:rPr>
+      </w:pPr>
+      <w:r>
+        <w:rPr>
+          <w:bdr w:val="single" w:sz="2" w:space="1" w:color="CCCCCC"/>
+        </w:rPr>
+        <w:t xml:space="preserve">Nonaktifkan directory listing pada folder aset dan minimalkan banner versi sebagai mitigasi berlapis. </w:t>
+      </w:r>
+    </w:p>
+    <w:p>
+      <w:pPr>
+        <w:pStyle w:val="Heading2"/>
+        <w:bidi w:val="0"/>
+        <w:ind w:hanging="0"/>
+        <w:jc w:val="start"/>
+        <w:rPr/>
+      </w:pPr>
+      <w:r>
+        <w:rPr/>
+        <w:t>6. Catatan Metodologi: Keterbatasan Automated Scanner</w:t>
+      </w:r>
+    </w:p>
+    <w:p>
+      <w:pPr>
+        <w:pStyle w:val="BodyText"/>
+        <w:bidi w:val="0"/>
+        <w:spacing w:before="180" w:after="180"/>
+        <w:ind w:hanging="0" w:start="180" w:end="180"/>
+        <w:jc w:val="start"/>
+        <w:rPr>
+          <w:bdr w:val="single" w:sz="30" w:space="12" w:color="E8620C"/>
+          <w:shd w:fill="FFF3CD" w:val="clear"/>
+        </w:rPr>
+      </w:pPr>
+      <w:r>
+        <w:rPr>
+          <w:bdr w:val="single" w:sz="30" w:space="12" w:color="E8620C"/>
+          <w:shd w:fill="FFF3CD" w:val="clear"/>
+        </w:rPr>
+        <w:t xml:space="preserve">OWASP ZAP melaporkan </w:t>
+      </w:r>
+      <w:r>
+        <w:rPr>
+          <w:b/>
+          <w:bdr w:val="single" w:sz="30" w:space="12" w:color="E8620C"/>
+          <w:shd w:fill="FFF3CD" w:val="clear"/>
+        </w:rPr>
+        <w:t>0 temuan High</w:t>
+      </w:r>
+      <w:r>
+        <w:rPr>
+          <w:bdr w:val="single" w:sz="30" w:space="12" w:color="E8620C"/>
+          <w:shd w:fill="FFF3CD" w:val="clear"/>
+        </w:rPr>
+        <w:t xml:space="preserve">, padahal pengujian manual dan SQLMap membuktikan adanya SQL Injection (Critical) dan Stored XSS (High) pada aplikasi yang sama. </w:t>
+      </w:r>
+    </w:p>
+    <w:p>
+      <w:pPr>
+        <w:pStyle w:val="BodyText"/>
+        <w:bidi w:val="0"/>
+        <w:jc w:val="start"/>
+        <w:rPr/>
+      </w:pPr>
+      <w:r>
+        <w:rPr/>
+        <w:t>Hal ini terjadi karena ZAP hanya meng-crawl halaman permukaan dan tidak masuk ke modul kerentanan yang berada di balik autentikasi serta tidak ter-link otomatis. Temuan ini menggarisbawahi bahwa automated DAST scanner memiliki blind spot. Audit yang baik harus mengombinasikan pemindaian otomatis dengan pengujian manual dan tools terarah.</w:t>
+      </w:r>
+    </w:p>
+    <w:p>
+      <w:pPr>
+        <w:pStyle w:val="Heading3"/>
+        <w:bidi w:val="0"/>
+        <w:jc w:val="start"/>
+        <w:rPr/>
+      </w:pPr>
+      <w:r>
+        <w:rPr/>
+        <w:t>Cross-Validation</w:t>
+      </w:r>
+    </w:p>
+    <w:p>
+      <w:pPr>
+        <w:pStyle w:val="BodyText"/>
+        <w:bidi w:val="0"/>
+        <w:jc w:val="start"/>
+        <w:rPr/>
+      </w:pPr>
+      <w:r>
+        <w:rPr/>
+        <w:t>Beberapa temuan dikonfirmasi oleh dua tool berbeda (Nikto dan ZAP), yang memperkuat validitasnya: Directory Browsing, kebocoran banner versi server, Missing X-Frame-Options, dan Cookie tanpa HttpOnly.</w:t>
+      </w:r>
+    </w:p>
+    <w:p>
+      <w:pPr>
+        <w:pStyle w:val="Heading2"/>
+        <w:bidi w:val="0"/>
+        <w:jc w:val="start"/>
+        <w:rPr/>
+      </w:pPr>
+      <w:r>
+        <w:rPr/>
+        <w:t>7. Kesimpulan</w:t>
+      </w:r>
+    </w:p>
+    <w:p>
+      <w:pPr>
+        <w:pStyle w:val="BodyText"/>
+        <w:bidi w:val="0"/>
+        <w:jc w:val="start"/>
+        <w:rPr/>
+      </w:pPr>
+      <w:r>
+        <w:rPr/>
+        <w:t>Aplikasi bWAPP terbukti memiliki kerentanan keamanan yang serius dan beragam, mencakup mayoritas kategori OWASP Top 10 2021. Dua temuan Critical (Sensitive Data Exposure dan SQL Injection) memungkinkan kompromi data secara langsung dan harus menjadi prioritas remediasi tertinggi. Audit juga menemukan penggunaan komponen usang/End-of-Life (A06) pada lapisan server maupun klien yang memperluas permukaan serangan. Kombinasi metode pengujian (otomatis, eksploitasi, analisis komponen, dan manual) terbukti penting karena tidak ada satu tool pun yang menemukan seluruh kerentanan.</w:t>
+      </w:r>
+    </w:p>
+    <w:p>
+      <w:pPr>
+        <w:pStyle w:val="BodyText"/>
+        <w:bidi w:val="0"/>
+        <w:jc w:val="start"/>
+        <w:rPr/>
+      </w:pPr>
+      <w:r>
+        <w:rPr/>
+        <w:t>Sebagai aplikasi yang sengaja dibuat rentan, bWAPP merupakan media latihan yang efektif untuk memahami proses audit keamanan aplikasi web mulai dari identifikasi, eksploitasi, hingga penyusunan rekomendasi remediasi yang selaras dengan standar industri.</w:t>
+      </w:r>
+    </w:p>
+    <w:p>
+      <w:pPr>
+        <w:pStyle w:val="Heading2"/>
+        <w:bidi w:val="0"/>
+        <w:jc w:val="start"/>
+        <w:rPr/>
+      </w:pPr>
+      <w:r>
+        <w:rPr/>
+        <w:t>8. Lampiran</w:t>
+      </w:r>
+    </w:p>
+    <w:p>
+      <w:pPr>
+        <w:pStyle w:val="Heading4"/>
+        <w:bidi w:val="0"/>
+        <w:jc w:val="start"/>
+        <w:rPr/>
+      </w:pPr>
+      <w:r>
+        <w:rPr/>
+        <w:t>Daftar Bukti (Evidence)</w:t>
+      </w:r>
+    </w:p>
+    <w:tbl>
+      <w:tblPr>
+        <w:tblW w:w="7201" w:type="dxa"/>
+        <w:jc w:val="start"/>
+        <w:tblInd w:w="0" w:type="dxa"/>
+        <w:tblLayout w:type="fixed"/>
+        <w:tblCellMar>
+          <w:top w:w="28" w:type="dxa"/>
+          <w:start w:w="28" w:type="dxa"/>
+          <w:bottom w:w="28" w:type="dxa"/>
+          <w:end w:w="28" w:type="dxa"/>
+        </w:tblCellMar>
+      </w:tblPr>
+      <w:tblGrid>
+        <w:gridCol w:w="2416"/>
+        <w:gridCol w:w="4785"/>
+      </w:tblGrid>
+      <w:tr>
+        <w:trPr/>
+        <w:tc>
+          <w:tcPr>
+            <w:tcW w:w="2416" w:type="dxa"/>
+            <w:tcBorders/>
+            <w:vAlign w:val="center"/>
+          </w:tcPr>
+          <w:p>
+            <w:pPr>
+              <w:pStyle w:val="TableHeading"/>
+              <w:suppressLineNumbers/>
+              <w:shd w:fill="003366" w:val="clear"/>
+              <w:bidi w:val="0"/>
+              <w:jc w:val="start"/>
+              <w:rPr/>
+            </w:pPr>
+            <w:r>
+              <w:rPr/>
+              <w:t>File</w:t>
+            </w:r>
+          </w:p>
+        </w:tc>
+        <w:tc>
+          <w:tcPr>
+            <w:tcW w:w="4785" w:type="dxa"/>
+            <w:tcBorders/>
+            <w:vAlign w:val="center"/>
+          </w:tcPr>
+          <w:p>
+            <w:pPr>
+              <w:pStyle w:val="TableHeading"/>
+              <w:suppressLineNumbers/>
+              <w:shd w:fill="003366" w:val="clear"/>
+              <w:bidi w:val="0"/>
+              <w:jc w:val="start"/>
+              <w:rPr/>
+            </w:pPr>
+            <w:r>
+              <w:rPr/>
+              <w:t>Keterangan</w:t>
+            </w:r>
+          </w:p>
+        </w:tc>
+      </w:tr>
+      <w:tr>
+        <w:trPr/>
+        <w:tc>
+          <w:tcPr>
+            <w:tcW w:w="2416" w:type="dxa"/>
+            <w:tcBorders/>
+            <w:vAlign w:val="center"/>
+          </w:tcPr>
+          <w:p>
+            <w:pPr>
+              <w:pStyle w:val="TableContents"/>
+              <w:widowControl w:val="false"/>
+              <w:suppressLineNumbers/>
+              <w:bidi w:val="0"/>
+              <w:jc w:val="start"/>
+              <w:rPr/>
+            </w:pPr>
+            <w:r>
+              <w:rPr/>
+              <w:t>nikto_scan.pdf</w:t>
+            </w:r>
+          </w:p>
+        </w:tc>
+        <w:tc>
+          <w:tcPr>
+            <w:tcW w:w="4785" w:type="dxa"/>
+            <w:tcBorders/>
+            <w:vAlign w:val="center"/>
+          </w:tcPr>
+          <w:p>
+            <w:pPr>
+              <w:pStyle w:val="TableContents"/>
+              <w:widowControl w:val="false"/>
+              <w:suppressLineNumbers/>
+              <w:bidi w:val="0"/>
+              <w:jc w:val="start"/>
+              <w:rPr/>
+            </w:pPr>
+            <w:r>
+              <w:rPr/>
+              <w:t>Output pemindaian Nikto (38 temuan)</w:t>
+            </w:r>
+          </w:p>
+        </w:tc>
+      </w:tr>
+      <w:tr>
+        <w:trPr/>
+        <w:tc>
+          <w:tcPr>
+            <w:tcW w:w="2416" w:type="dxa"/>
+            <w:tcBorders/>
+            <w:vAlign w:val="center"/>
+          </w:tcPr>
+          <w:p>
+            <w:pPr>
+              <w:pStyle w:val="TableContents"/>
+              <w:widowControl w:val="false"/>
+              <w:suppressLineNumbers/>
+              <w:bidi w:val="0"/>
+              <w:jc w:val="start"/>
+              <w:rPr/>
+            </w:pPr>
+            <w:r>
+              <w:rPr/>
+              <w:t>sqlmap_scan.pdf</w:t>
+            </w:r>
+          </w:p>
+        </w:tc>
+        <w:tc>
+          <w:tcPr>
+            <w:tcW w:w="4785" w:type="dxa"/>
+            <w:tcBorders/>
+            <w:vAlign w:val="center"/>
+          </w:tcPr>
+          <w:p>
+            <w:pPr>
+              <w:pStyle w:val="TableContents"/>
+              <w:widowControl w:val="false"/>
+              <w:suppressLineNumbers/>
+              <w:bidi w:val="0"/>
+              <w:jc w:val="start"/>
+              <w:rPr/>
+            </w:pPr>
+            <w:r>
+              <w:rPr/>
+              <w:t>Bukti dan analisis SQL Injection</w:t>
+            </w:r>
+          </w:p>
+        </w:tc>
+      </w:tr>
+      <w:tr>
+        <w:trPr/>
+        <w:tc>
+          <w:tcPr>
+            <w:tcW w:w="2416" w:type="dxa"/>
+            <w:tcBorders/>
+            <w:vAlign w:val="center"/>
+          </w:tcPr>
+          <w:p>
+            <w:pPr>
+              <w:pStyle w:val="TableContents"/>
+              <w:widowControl w:val="false"/>
+              <w:suppressLineNumbers/>
+              <w:bidi w:val="0"/>
+              <w:jc w:val="start"/>
+              <w:rPr/>
+            </w:pPr>
+            <w:r>
+              <w:rPr/>
+              <w:t>xss_scan.pdf</w:t>
+            </w:r>
+          </w:p>
+        </w:tc>
+        <w:tc>
+          <w:tcPr>
+            <w:tcW w:w="4785" w:type="dxa"/>
+            <w:tcBorders/>
+            <w:vAlign w:val="center"/>
+          </w:tcPr>
+          <w:p>
+            <w:pPr>
+              <w:pStyle w:val="TableContents"/>
+              <w:widowControl w:val="false"/>
+              <w:suppressLineNumbers/>
+              <w:bidi w:val="0"/>
+              <w:jc w:val="start"/>
+              <w:rPr/>
+            </w:pPr>
+            <w:r>
+              <w:rPr/>
+              <w:t>Bukti XSS Reflected dan Stored</w:t>
+            </w:r>
+          </w:p>
+        </w:tc>
+      </w:tr>
+      <w:tr>
+        <w:trPr/>
+        <w:tc>
+          <w:tcPr>
+            <w:tcW w:w="2416" w:type="dxa"/>
+            <w:tcBorders/>
+            <w:vAlign w:val="center"/>
+          </w:tcPr>
+          <w:p>
+            <w:pPr>
+              <w:pStyle w:val="TableContents"/>
+              <w:widowControl w:val="false"/>
+              <w:suppressLineNumbers/>
+              <w:bidi w:val="0"/>
+              <w:jc w:val="start"/>
+              <w:rPr/>
+            </w:pPr>
+            <w:r>
+              <w:rPr/>
+              <w:t>2026-05-24-ZAP-Report-.pdf</w:t>
+            </w:r>
+          </w:p>
+        </w:tc>
+        <w:tc>
+          <w:tcPr>
+            <w:tcW w:w="4785" w:type="dxa"/>
+            <w:tcBorders/>
+            <w:vAlign w:val="center"/>
+          </w:tcPr>
+          <w:p>
+            <w:pPr>
+              <w:pStyle w:val="TableContents"/>
+              <w:widowControl w:val="false"/>
+              <w:suppressLineNumbers/>
+              <w:bidi w:val="0"/>
+              <w:jc w:val="start"/>
+              <w:rPr/>
+            </w:pPr>
+            <w:r>
+              <w:rPr/>
+              <w:t>Report mentah OWASP ZAP</w:t>
+            </w:r>
+          </w:p>
+        </w:tc>
+      </w:tr>
+      <w:tr>
+        <w:trPr/>
+        <w:tc>
+          <w:tcPr>
+            <w:tcW w:w="2416" w:type="dxa"/>
+            <w:tcBorders/>
+            <w:vAlign w:val="center"/>
+          </w:tcPr>
+          <w:p>
+            <w:pPr>
+              <w:pStyle w:val="TableContents"/>
+              <w:widowControl w:val="false"/>
+              <w:suppressLineNumbers/>
+              <w:bidi w:val="0"/>
+              <w:jc w:val="start"/>
+              <w:rPr/>
+            </w:pPr>
+            <w:r>
+              <w:rPr/>
+              <w:t>zap_analysis.pdf</w:t>
+            </w:r>
+          </w:p>
+        </w:tc>
+        <w:tc>
+          <w:tcPr>
+            <w:tcW w:w="4785" w:type="dxa"/>
+            <w:tcBorders/>
+            <w:vAlign w:val="center"/>
+          </w:tcPr>
+          <w:p>
+            <w:pPr>
+              <w:pStyle w:val="TableContents"/>
+              <w:widowControl w:val="false"/>
+              <w:suppressLineNumbers/>
+              <w:bidi w:val="0"/>
+              <w:jc w:val="start"/>
+              <w:rPr/>
+            </w:pPr>
+            <w:r>
+              <w:rPr/>
+              <w:t>Analisis terstruktur hasil ZAP</w:t>
+            </w:r>
+          </w:p>
+        </w:tc>
+      </w:tr>
+      <w:tr>
+        <w:trPr/>
+        <w:tc>
+          <w:tcPr>
+            <w:tcW w:w="2416" w:type="dxa"/>
+            <w:tcBorders/>
+            <w:vAlign w:val="center"/>
+          </w:tcPr>
+          <w:p>
+            <w:pPr>
+              <w:pStyle w:val="TableContents"/>
+              <w:widowControl w:val="false"/>
+              <w:suppressLineNumbers/>
+              <w:bidi w:val="0"/>
+              <w:jc w:val="start"/>
+              <w:rPr/>
+            </w:pPr>
+            <w:r>
+              <w:rPr/>
+              <w:t>retire_scan.pdf</w:t>
+            </w:r>
+          </w:p>
+        </w:tc>
+        <w:tc>
+          <w:tcPr>
+            <w:tcW w:w="4785" w:type="dxa"/>
+            <w:tcBorders/>
+            <w:vAlign w:val="center"/>
+          </w:tcPr>
+          <w:p>
+            <w:pPr>
+              <w:pStyle w:val="TableContents"/>
+              <w:widowControl w:val="false"/>
+              <w:suppressLineNumbers/>
+              <w:bidi w:val="0"/>
+              <w:jc w:val="start"/>
+              <w:rPr/>
+            </w:pPr>
+            <w:r>
+              <w:rPr/>
+              <w:t>Bukti pustaka JS usang (jQuery 1.4.4) - Retire.js</w:t>
+            </w:r>
+          </w:p>
+        </w:tc>
+      </w:tr>
+      <w:tr>
+        <w:trPr/>
+        <w:tc>
+          <w:tcPr>
+            <w:tcW w:w="2416" w:type="dxa"/>
+            <w:tcBorders/>
+            <w:vAlign w:val="center"/>
+          </w:tcPr>
+          <w:p>
+            <w:pPr>
+              <w:pStyle w:val="TableContents"/>
+              <w:widowControl w:val="false"/>
+              <w:suppressLineNumbers/>
+              <w:bidi w:val="0"/>
+              <w:jc w:val="start"/>
+              <w:rPr/>
+            </w:pPr>
+            <w:r>
+              <w:rPr/>
+              <w:t>nmap_vulners.pdf</w:t>
+            </w:r>
+          </w:p>
+        </w:tc>
+        <w:tc>
+          <w:tcPr>
+            <w:tcW w:w="4785" w:type="dxa"/>
+            <w:tcBorders/>
+            <w:vAlign w:val="center"/>
+          </w:tcPr>
+          <w:p>
+            <w:pPr>
+              <w:pStyle w:val="TableContents"/>
+              <w:widowControl w:val="false"/>
+              <w:suppressLineNumbers/>
+              <w:bidi w:val="0"/>
+              <w:jc w:val="start"/>
+              <w:rPr/>
+            </w:pPr>
+            <w:r>
+              <w:rPr/>
+              <w:t>Bukti CVE komponen server (Apache 2.4.7) - Nmap vulners</w:t>
+            </w:r>
+          </w:p>
+        </w:tc>
+      </w:tr>
+      <w:tr>
+        <w:trPr/>
+        <w:tc>
+          <w:tcPr>
+            <w:tcW w:w="2416" w:type="dxa"/>
+            <w:tcBorders/>
+            <w:vAlign w:val="center"/>
+          </w:tcPr>
+          <w:p>
+            <w:pPr>
+              <w:pStyle w:val="TableContents"/>
+              <w:widowControl w:val="false"/>
+              <w:suppressLineNumbers/>
+              <w:bidi w:val="0"/>
+              <w:jc w:val="start"/>
+              <w:rPr/>
+            </w:pPr>
+            <w:r>
+              <w:rPr/>
+              <w:t>sqlmap_output/</w:t>
+            </w:r>
+          </w:p>
+        </w:tc>
+        <w:tc>
+          <w:tcPr>
+            <w:tcW w:w="4785" w:type="dxa"/>
+            <w:tcBorders/>
+            <w:vAlign w:val="center"/>
+          </w:tcPr>
+          <w:p>
+            <w:pPr>
+              <w:pStyle w:val="TableContents"/>
+              <w:widowControl w:val="false"/>
+              <w:suppressLineNumbers/>
+              <w:bidi w:val="0"/>
+              <w:jc w:val="start"/>
+              <w:rPr/>
+            </w:pPr>
+            <w:r>
+              <w:rPr/>
+              <w:t>Output mentah SQLMap (CSV, log, session)</w:t>
+            </w:r>
+          </w:p>
+        </w:tc>
+      </w:tr>
+      <w:tr>
+        <w:trPr/>
+        <w:tc>
+          <w:tcPr>
+            <w:tcW w:w="2416" w:type="dxa"/>
+            <w:tcBorders/>
+            <w:vAlign w:val="center"/>
+          </w:tcPr>
+          <w:p>
+            <w:pPr>
+              <w:pStyle w:val="TableContents"/>
+              <w:widowControl w:val="false"/>
+              <w:suppressLineNumbers/>
+              <w:bidi w:val="0"/>
+              <w:jc w:val="start"/>
+              <w:rPr/>
+            </w:pPr>
+            <w:r>
+              <w:rPr/>
+              <w:t>retire_output/</w:t>
+            </w:r>
+          </w:p>
+        </w:tc>
+        <w:tc>
+          <w:tcPr>
+            <w:tcW w:w="4785" w:type="dxa"/>
+            <w:tcBorders/>
+            <w:vAlign w:val="center"/>
+          </w:tcPr>
+          <w:p>
+            <w:pPr>
+              <w:pStyle w:val="TableContents"/>
+              <w:widowControl w:val="false"/>
+              <w:suppressLineNumbers/>
+              <w:bidi w:val="0"/>
+              <w:jc w:val="start"/>
+              <w:rPr/>
+            </w:pPr>
+            <w:r>
+              <w:rPr/>
+              <w:t>Output mentah Retire.js (JSON) dan perintah reproduksi</w:t>
+            </w:r>
+          </w:p>
+        </w:tc>
+      </w:tr>
+      <w:tr>
+        <w:trPr/>
+        <w:tc>
+          <w:tcPr>
+            <w:tcW w:w="2416" w:type="dxa"/>
+            <w:tcBorders/>
+            <w:vAlign w:val="center"/>
+          </w:tcPr>
+          <w:p>
+            <w:pPr>
+              <w:pStyle w:val="TableContents"/>
+              <w:widowControl w:val="false"/>
+              <w:suppressLineNumbers/>
+              <w:bidi w:val="0"/>
+              <w:jc w:val="start"/>
+              <w:rPr/>
+            </w:pPr>
+            <w:r>
+              <w:rPr/>
+              <w:t>nmap_output/</w:t>
+            </w:r>
+          </w:p>
+        </w:tc>
+        <w:tc>
+          <w:tcPr>
+            <w:tcW w:w="4785" w:type="dxa"/>
+            <w:tcBorders/>
+            <w:vAlign w:val="center"/>
+          </w:tcPr>
+          <w:p>
+            <w:pPr>
+              <w:pStyle w:val="TableContents"/>
+              <w:widowControl w:val="false"/>
+              <w:suppressLineNumbers/>
+              <w:bidi w:val="0"/>
+              <w:jc w:val="start"/>
+              <w:rPr/>
+            </w:pPr>
+            <w:r>
+              <w:rPr/>
+              <w:t>Output mentah Nmap vulners (daftar lengkap 106 CVE)</w:t>
+            </w:r>
+          </w:p>
+        </w:tc>
+      </w:tr>
+    </w:tbl>
+    <w:p>
+      <w:pPr>
+        <w:pStyle w:val="Heading4"/>
+        <w:bidi w:val="0"/>
+        <w:jc w:val="start"/>
+        <w:rPr/>
+      </w:pPr>
+      <w:r>
+        <w:rPr/>
+        <w:t>Referensi</w:t>
+      </w:r>
+    </w:p>
+    <w:p>
+      <w:pPr>
+        <w:pStyle w:val="BodyText"/>
+        <w:numPr>
+          <w:ilvl w:val="0"/>
+          <w:numId w:val="7"/>
+        </w:numPr>
+        <w:tabs>
+          <w:tab w:val="clear" w:pos="709"/>
           <w:tab w:val="left" w:pos="709" w:leader="none"/>
         </w:tabs>
         <w:bidi w:val="0"/>
-        <w:ind w:hanging="283" w:left="709"/>
-        <w:jc w:val="left"/>
+        <w:spacing w:before="0" w:after="0"/>
+        <w:ind w:hanging="283" w:start="709"/>
+        <w:jc w:val="start"/>
+        <w:rPr/>
+      </w:pPr>
+      <w:r>
+        <w:rPr/>
+        <w:t xml:space="preserve">OWASP Top 10 2021 - https://owasp.org/Top10/ </w:t>
+      </w:r>
+    </w:p>
+    <w:p>
+      <w:pPr>
+        <w:pStyle w:val="BodyText"/>
+        <w:numPr>
+          <w:ilvl w:val="0"/>
+          <w:numId w:val="7"/>
+        </w:numPr>
+        <w:tabs>
+          <w:tab w:val="clear" w:pos="709"/>
+          <w:tab w:val="left" w:pos="709" w:leader="none"/>
+        </w:tabs>
+        <w:bidi w:val="0"/>
+        <w:spacing w:before="0" w:after="0"/>
+        <w:ind w:hanging="283" w:start="709"/>
+        <w:jc w:val="start"/>
+        <w:rPr/>
+      </w:pPr>
+      <w:r>
+        <w:rPr/>
+        <w:t xml:space="preserve">OWASP bWAPP Project - http://www.itsecgames.com </w:t>
+      </w:r>
+    </w:p>
+    <w:p>
+      <w:pPr>
+        <w:pStyle w:val="BodyText"/>
+        <w:numPr>
+          <w:ilvl w:val="0"/>
+          <w:numId w:val="7"/>
+        </w:numPr>
+        <w:tabs>
+          <w:tab w:val="clear" w:pos="709"/>
+          <w:tab w:val="left" w:pos="709" w:leader="none"/>
+        </w:tabs>
+        <w:bidi w:val="0"/>
+        <w:ind w:hanging="283" w:start="709"/>
+        <w:jc w:val="start"/>
         <w:rPr/>
       </w:pPr>
       <w:r>
@@ -5103,8 +6875,8 @@
         <w:pStyle w:val="BodyText"/>
         <w:bidi w:val="0"/>
         <w:spacing w:before="450" w:after="140"/>
-        <w:ind w:hanging="0" w:left="0" w:right="0"/>
-        <w:jc w:val="left"/>
+        <w:ind w:hanging="0" w:start="0" w:end="0"/>
+        <w:jc w:val="start"/>
         <w:rPr>
           <w:color w:val="888888"/>
           <w:sz w:val="15"/>
@@ -5139,12 +6911,12 @@
       <w:start w:val="1"/>
       <w:numFmt w:val="decimal"/>
       <w:lvlText w:val="%1."/>
-      <w:lvlJc w:val="left"/>
+      <w:lvlJc w:val="start"/>
       <w:pPr>
         <w:tabs>
           <w:tab w:val="num" w:pos="709"/>
         </w:tabs>
-        <w:ind w:left="709" w:hanging="283"/>
+        <w:ind w:start="709" w:hanging="283"/>
       </w:pPr>
       <w:rPr/>
     </w:lvl>
@@ -5152,12 +6924,12 @@
       <w:start w:val="1"/>
       <w:numFmt w:val="decimal"/>
       <w:lvlText w:val="%2."/>
-      <w:lvlJc w:val="left"/>
+      <w:lvlJc w:val="start"/>
       <w:pPr>
         <w:tabs>
           <w:tab w:val="num" w:pos="1418"/>
         </w:tabs>
-        <w:ind w:left="1418" w:hanging="283"/>
+        <w:ind w:start="1418" w:hanging="283"/>
       </w:pPr>
       <w:rPr/>
     </w:lvl>
@@ -5165,12 +6937,12 @@
       <w:start w:val="1"/>
       <w:numFmt w:val="decimal"/>
       <w:lvlText w:val="%3."/>
-      <w:lvlJc w:val="left"/>
+      <w:lvlJc w:val="start"/>
       <w:pPr>
         <w:tabs>
           <w:tab w:val="num" w:pos="2127"/>
         </w:tabs>
-        <w:ind w:left="2127" w:hanging="283"/>
+        <w:ind w:start="2127" w:hanging="283"/>
       </w:pPr>
       <w:rPr/>
     </w:lvl>
@@ -5178,12 +6950,12 @@
       <w:start w:val="1"/>
       <w:numFmt w:val="decimal"/>
       <w:lvlText w:val="%4."/>
-      <w:lvlJc w:val="left"/>
+      <w:lvlJc w:val="start"/>
       <w:pPr>
         <w:tabs>
           <w:tab w:val="num" w:pos="2836"/>
         </w:tabs>
-        <w:ind w:left="2836" w:hanging="283"/>
+        <w:ind w:start="2836" w:hanging="283"/>
       </w:pPr>
       <w:rPr/>
     </w:lvl>
@@ -5191,12 +6963,12 @@
       <w:start w:val="1"/>
       <w:numFmt w:val="decimal"/>
       <w:lvlText w:val="%5."/>
-      <w:lvlJc w:val="left"/>
+      <w:lvlJc w:val="start"/>
       <w:pPr>
         <w:tabs>
           <w:tab w:val="num" w:pos="3545"/>
         </w:tabs>
-        <w:ind w:left="3545" w:hanging="283"/>
+        <w:ind w:start="3545" w:hanging="283"/>
       </w:pPr>
       <w:rPr/>
     </w:lvl>
@@ -5204,12 +6976,12 @@
       <w:start w:val="1"/>
       <w:numFmt w:val="decimal"/>
       <w:lvlText w:val="%6."/>
-      <w:lvlJc w:val="left"/>
+      <w:lvlJc w:val="start"/>
       <w:pPr>
         <w:tabs>
           <w:tab w:val="num" w:pos="4254"/>
         </w:tabs>
-        <w:ind w:left="4254" w:hanging="283"/>
+        <w:ind w:start="4254" w:hanging="283"/>
       </w:pPr>
       <w:rPr/>
     </w:lvl>
@@ -5217,12 +6989,12 @@
       <w:start w:val="1"/>
       <w:numFmt w:val="decimal"/>
       <w:lvlText w:val="%7."/>
-      <w:lvlJc w:val="left"/>
+      <w:lvlJc w:val="start"/>
       <w:pPr>
         <w:tabs>
           <w:tab w:val="num" w:pos="4963"/>
         </w:tabs>
-        <w:ind w:left="4963" w:hanging="283"/>
+        <w:ind w:start="4963" w:hanging="283"/>
       </w:pPr>
       <w:rPr/>
     </w:lvl>
@@ -5230,12 +7002,12 @@
       <w:start w:val="1"/>
       <w:numFmt w:val="decimal"/>
       <w:lvlText w:val="%8."/>
-      <w:lvlJc w:val="left"/>
+      <w:lvlJc w:val="start"/>
       <w:pPr>
         <w:tabs>
           <w:tab w:val="num" w:pos="5672"/>
         </w:tabs>
-        <w:ind w:left="5672" w:hanging="283"/>
+        <w:ind w:start="5672" w:hanging="283"/>
       </w:pPr>
       <w:rPr/>
     </w:lvl>
@@ -5243,12 +7015,12 @@
       <w:start w:val="1"/>
       <w:numFmt w:val="decimal"/>
       <w:lvlText w:val="%9."/>
-      <w:lvlJc w:val="left"/>
+      <w:lvlJc w:val="start"/>
       <w:pPr>
         <w:tabs>
           <w:tab w:val="num" w:pos="6381"/>
         </w:tabs>
-        <w:ind w:left="6381" w:hanging="283"/>
+        <w:ind w:start="6381" w:hanging="283"/>
       </w:pPr>
       <w:rPr/>
     </w:lvl>
@@ -5258,12 +7030,12 @@
       <w:start w:val="1"/>
       <w:numFmt w:val="bullet"/>
       <w:lvlText w:val=""/>
-      <w:lvlJc w:val="left"/>
+      <w:lvlJc w:val="start"/>
       <w:pPr>
         <w:tabs>
           <w:tab w:val="num" w:pos="709"/>
         </w:tabs>
-        <w:ind w:left="709" w:hanging="283"/>
+        <w:ind w:start="709" w:hanging="283"/>
       </w:pPr>
       <w:rPr>
         <w:rFonts w:ascii="Symbol" w:hAnsi="Symbol" w:cs="Symbol" w:hint="default"/>
@@ -5273,12 +7045,12 @@
       <w:start w:val="1"/>
       <w:numFmt w:val="bullet"/>
       <w:lvlText w:val=""/>
-      <w:lvlJc w:val="left"/>
+      <w:lvlJc w:val="start"/>
       <w:pPr>
         <w:tabs>
           <w:tab w:val="num" w:pos="1418"/>
         </w:tabs>
-        <w:ind w:left="1418" w:hanging="283"/>
+        <w:ind w:start="1418" w:hanging="283"/>
       </w:pPr>
       <w:rPr>
         <w:rFonts w:ascii="Symbol" w:hAnsi="Symbol" w:cs="Symbol" w:hint="default"/>
@@ -5288,12 +7060,12 @@
       <w:start w:val="1"/>
       <w:numFmt w:val="bullet"/>
       <w:lvlText w:val=""/>
-      <w:lvlJc w:val="left"/>
+      <w:lvlJc w:val="start"/>
       <w:pPr>
         <w:tabs>
           <w:tab w:val="num" w:pos="2127"/>
         </w:tabs>
-        <w:ind w:left="2127" w:hanging="283"/>
+        <w:ind w:start="2127" w:hanging="283"/>
       </w:pPr>
       <w:rPr>
         <w:rFonts w:ascii="Symbol" w:hAnsi="Symbol" w:cs="Symbol" w:hint="default"/>
@@ -5303,12 +7075,12 @@
       <w:start w:val="1"/>
       <w:numFmt w:val="bullet"/>
       <w:lvlText w:val=""/>
-      <w:lvlJc w:val="left"/>
+      <w:lvlJc w:val="start"/>
       <w:pPr>
         <w:tabs>
           <w:tab w:val="num" w:pos="2836"/>
         </w:tabs>
-        <w:ind w:left="2836" w:hanging="283"/>
+        <w:ind w:start="2836" w:hanging="283"/>
       </w:pPr>
       <w:rPr>
         <w:rFonts w:ascii="Symbol" w:hAnsi="Symbol" w:cs="Symbol" w:hint="default"/>
@@ -5318,12 +7090,12 @@
       <w:start w:val="1"/>
       <w:numFmt w:val="bullet"/>
       <w:lvlText w:val=""/>
-      <w:lvlJc w:val="left"/>
+      <w:lvlJc w:val="start"/>
       <w:pPr>
         <w:tabs>
           <w:tab w:val="num" w:pos="3545"/>
         </w:tabs>
-        <w:ind w:left="3545" w:hanging="283"/>
+        <w:ind w:start="3545" w:hanging="283"/>
       </w:pPr>
       <w:rPr>
         <w:rFonts w:ascii="Symbol" w:hAnsi="Symbol" w:cs="Symbol" w:hint="default"/>
@@ -5333,12 +7105,12 @@
       <w:start w:val="1"/>
       <w:numFmt w:val="bullet"/>
       <w:lvlText w:val=""/>
-      <w:lvlJc w:val="left"/>
+      <w:lvlJc w:val="start"/>
       <w:pPr>
         <w:tabs>
           <w:tab w:val="num" w:pos="4254"/>
         </w:tabs>
-        <w:ind w:left="4254" w:hanging="283"/>
+        <w:ind w:start="4254" w:hanging="283"/>
       </w:pPr>
       <w:rPr>
         <w:rFonts w:ascii="Symbol" w:hAnsi="Symbol" w:cs="Symbol" w:hint="default"/>
@@ -5348,12 +7120,12 @@
       <w:start w:val="1"/>
       <w:numFmt w:val="bullet"/>
       <w:lvlText w:val=""/>
-      <w:lvlJc w:val="left"/>
+      <w:lvlJc w:val="start"/>
       <w:pPr>
         <w:tabs>
           <w:tab w:val="num" w:pos="4963"/>
         </w:tabs>
-        <w:ind w:left="4963" w:hanging="283"/>
+        <w:ind w:start="4963" w:hanging="283"/>
       </w:pPr>
       <w:rPr>
         <w:rFonts w:ascii="Symbol" w:hAnsi="Symbol" w:cs="Symbol" w:hint="default"/>
@@ -5363,12 +7135,12 @@
       <w:start w:val="1"/>
       <w:numFmt w:val="bullet"/>
       <w:lvlText w:val=""/>
-      <w:lvlJc w:val="left"/>
+      <w:lvlJc w:val="start"/>
       <w:pPr>
         <w:tabs>
           <w:tab w:val="num" w:pos="5672"/>
         </w:tabs>
-        <w:ind w:left="5672" w:hanging="283"/>
+        <w:ind w:start="5672" w:hanging="283"/>
       </w:pPr>
       <w:rPr>
         <w:rFonts w:ascii="Symbol" w:hAnsi="Symbol" w:cs="Symbol" w:hint="default"/>
@@ -5378,12 +7150,12 @@
       <w:start w:val="1"/>
       <w:numFmt w:val="bullet"/>
       <w:lvlText w:val=""/>
-      <w:lvlJc w:val="left"/>
+      <w:lvlJc w:val="start"/>
       <w:pPr>
         <w:tabs>
           <w:tab w:val="num" w:pos="6381"/>
         </w:tabs>
-        <w:ind w:left="6381" w:hanging="283"/>
+        <w:ind w:start="6381" w:hanging="283"/>
       </w:pPr>
       <w:rPr>
         <w:rFonts w:ascii="Symbol" w:hAnsi="Symbol" w:cs="Symbol" w:hint="default"/>
@@ -5395,12 +7167,12 @@
       <w:start w:val="1"/>
       <w:numFmt w:val="bullet"/>
       <w:lvlText w:val=""/>
-      <w:lvlJc w:val="left"/>
+      <w:lvlJc w:val="start"/>
       <w:pPr>
         <w:tabs>
           <w:tab w:val="num" w:pos="709"/>
         </w:tabs>
-        <w:ind w:left="709" w:hanging="283"/>
+        <w:ind w:start="709" w:hanging="283"/>
       </w:pPr>
       <w:rPr>
         <w:rFonts w:ascii="Symbol" w:hAnsi="Symbol" w:cs="Symbol" w:hint="default"/>
@@ -5410,12 +7182,12 @@
       <w:start w:val="1"/>
       <w:numFmt w:val="bullet"/>
       <w:lvlText w:val=""/>
-      <w:lvlJc w:val="left"/>
+      <w:lvlJc w:val="start"/>
       <w:pPr>
         <w:tabs>
           <w:tab w:val="num" w:pos="1418"/>
         </w:tabs>
-        <w:ind w:left="1418" w:hanging="283"/>
+        <w:ind w:start="1418" w:hanging="283"/>
       </w:pPr>
       <w:rPr>
         <w:rFonts w:ascii="Symbol" w:hAnsi="Symbol" w:cs="Symbol" w:hint="default"/>
@@ -5425,12 +7197,12 @@
       <w:start w:val="1"/>
       <w:numFmt w:val="bullet"/>
       <w:lvlText w:val=""/>
-      <w:lvlJc w:val="left"/>
+      <w:lvlJc w:val="start"/>
       <w:pPr>
         <w:tabs>
           <w:tab w:val="num" w:pos="2127"/>
         </w:tabs>
-        <w:ind w:left="2127" w:hanging="283"/>
+        <w:ind w:start="2127" w:hanging="283"/>
       </w:pPr>
       <w:rPr>
         <w:rFonts w:ascii="Symbol" w:hAnsi="Symbol" w:cs="Symbol" w:hint="default"/>
@@ -5440,12 +7212,12 @@
       <w:start w:val="1"/>
       <w:numFmt w:val="bullet"/>
       <w:lvlText w:val=""/>
-      <w:lvlJc w:val="left"/>
+      <w:lvlJc w:val="start"/>
       <w:pPr>
         <w:tabs>
           <w:tab w:val="num" w:pos="2836"/>
         </w:tabs>
-        <w:ind w:left="2836" w:hanging="283"/>
+        <w:ind w:start="2836" w:hanging="283"/>
       </w:pPr>
       <w:rPr>
         <w:rFonts w:ascii="Symbol" w:hAnsi="Symbol" w:cs="Symbol" w:hint="default"/>
@@ -5455,12 +7227,12 @@
       <w:start w:val="1"/>
       <w:numFmt w:val="bullet"/>
       <w:lvlText w:val=""/>
-      <w:lvlJc w:val="left"/>
+      <w:lvlJc w:val="start"/>
       <w:pPr>
         <w:tabs>
           <w:tab w:val="num" w:pos="3545"/>
         </w:tabs>
-        <w:ind w:left="3545" w:hanging="283"/>
+        <w:ind w:start="3545" w:hanging="283"/>
       </w:pPr>
       <w:rPr>
         <w:rFonts w:ascii="Symbol" w:hAnsi="Symbol" w:cs="Symbol" w:hint="default"/>
@@ -5470,12 +7242,12 @@
       <w:start w:val="1"/>
       <w:numFmt w:val="bullet"/>
       <w:lvlText w:val=""/>
-      <w:lvlJc w:val="left"/>
+      <w:lvlJc w:val="start"/>
       <w:pPr>
         <w:tabs>
           <w:tab w:val="num" w:pos="4254"/>
         </w:tabs>
-        <w:ind w:left="4254" w:hanging="283"/>
+        <w:ind w:start="4254" w:hanging="283"/>
       </w:pPr>
       <w:rPr>
         <w:rFonts w:ascii="Symbol" w:hAnsi="Symbol" w:cs="Symbol" w:hint="default"/>
@@ -5485,12 +7257,12 @@
       <w:start w:val="1"/>
       <w:numFmt w:val="bullet"/>
       <w:lvlText w:val=""/>
-      <w:lvlJc w:val="left"/>
+      <w:lvlJc w:val="start"/>
       <w:pPr>
         <w:tabs>
           <w:tab w:val="num" w:pos="4963"/>
         </w:tabs>
-        <w:ind w:left="4963" w:hanging="283"/>
+        <w:ind w:start="4963" w:hanging="283"/>
       </w:pPr>
       <w:rPr>
         <w:rFonts w:ascii="Symbol" w:hAnsi="Symbol" w:cs="Symbol" w:hint="default"/>
@@ -5500,12 +7272,12 @@
       <w:start w:val="1"/>
       <w:numFmt w:val="bullet"/>
       <w:lvlText w:val=""/>
-      <w:lvlJc w:val="left"/>
+      <w:lvlJc w:val="start"/>
       <w:pPr>
         <w:tabs>
           <w:tab w:val="num" w:pos="5672"/>
         </w:tabs>
-        <w:ind w:left="5672" w:hanging="283"/>
+        <w:ind w:start="5672" w:hanging="283"/>
       </w:pPr>
       <w:rPr>
         <w:rFonts w:ascii="Symbol" w:hAnsi="Symbol" w:cs="Symbol" w:hint="default"/>
@@ -5515,12 +7287,12 @@
       <w:start w:val="1"/>
       <w:numFmt w:val="bullet"/>
       <w:lvlText w:val=""/>
-      <w:lvlJc w:val="left"/>
+      <w:lvlJc w:val="start"/>
       <w:pPr>
         <w:tabs>
           <w:tab w:val="num" w:pos="6381"/>
         </w:tabs>
-        <w:ind w:left="6381" w:hanging="283"/>
+        <w:ind w:start="6381" w:hanging="283"/>
       </w:pPr>
       <w:rPr>
         <w:rFonts w:ascii="Symbol" w:hAnsi="Symbol" w:cs="Symbol" w:hint="default"/>
@@ -5532,12 +7304,12 @@
       <w:start w:val="1"/>
       <w:numFmt w:val="bullet"/>
       <w:lvlText w:val=""/>
-      <w:lvlJc w:val="left"/>
+      <w:lvlJc w:val="start"/>
       <w:pPr>
         <w:tabs>
           <w:tab w:val="num" w:pos="709"/>
         </w:tabs>
-        <w:ind w:left="709" w:hanging="283"/>
+        <w:ind w:start="709" w:hanging="283"/>
       </w:pPr>
       <w:rPr>
         <w:rFonts w:ascii="Symbol" w:hAnsi="Symbol" w:cs="Symbol" w:hint="default"/>
@@ -5547,12 +7319,12 @@
       <w:start w:val="1"/>
       <w:numFmt w:val="bullet"/>
       <w:lvlText w:val=""/>
-      <w:lvlJc w:val="left"/>
+      <w:lvlJc w:val="start"/>
       <w:pPr>
         <w:tabs>
           <w:tab w:val="num" w:pos="1418"/>
         </w:tabs>
-        <w:ind w:left="1418" w:hanging="283"/>
+        <w:ind w:start="1418" w:hanging="283"/>
       </w:pPr>
       <w:rPr>
         <w:rFonts w:ascii="Symbol" w:hAnsi="Symbol" w:cs="Symbol" w:hint="default"/>
@@ -5562,12 +7334,12 @@
       <w:start w:val="1"/>
       <w:numFmt w:val="bullet"/>
       <w:lvlText w:val=""/>
-      <w:lvlJc w:val="left"/>
+      <w:lvlJc w:val="start"/>
       <w:pPr>
         <w:tabs>
           <w:tab w:val="num" w:pos="2127"/>
         </w:tabs>
-        <w:ind w:left="2127" w:hanging="283"/>
+        <w:ind w:start="2127" w:hanging="283"/>
       </w:pPr>
       <w:rPr>
         <w:rFonts w:ascii="Symbol" w:hAnsi="Symbol" w:cs="Symbol" w:hint="default"/>
@@ -5577,12 +7349,12 @@
       <w:start w:val="1"/>
       <w:numFmt w:val="bullet"/>
       <w:lvlText w:val=""/>
-      <w:lvlJc w:val="left"/>
+      <w:lvlJc w:val="start"/>
       <w:pPr>
         <w:tabs>
           <w:tab w:val="num" w:pos="2836"/>
         </w:tabs>
-        <w:ind w:left="2836" w:hanging="283"/>
+        <w:ind w:start="2836" w:hanging="283"/>
       </w:pPr>
       <w:rPr>
         <w:rFonts w:ascii="Symbol" w:hAnsi="Symbol" w:cs="Symbol" w:hint="default"/>
@@ -5592,12 +7364,12 @@
       <w:start w:val="1"/>
       <w:numFmt w:val="bullet"/>
       <w:lvlText w:val=""/>
-      <w:lvlJc w:val="left"/>
+      <w:lvlJc w:val="start"/>
       <w:pPr>
         <w:tabs>
           <w:tab w:val="num" w:pos="3545"/>
         </w:tabs>
-        <w:ind w:left="3545" w:hanging="283"/>
+        <w:ind w:start="3545" w:hanging="283"/>
       </w:pPr>
       <w:rPr>
         <w:rFonts w:ascii="Symbol" w:hAnsi="Symbol" w:cs="Symbol" w:hint="default"/>
@@ -5607,12 +7379,12 @@
       <w:start w:val="1"/>
       <w:numFmt w:val="bullet"/>
       <w:lvlText w:val=""/>
-      <w:lvlJc w:val="left"/>
+      <w:lvlJc w:val="start"/>
       <w:pPr>
         <w:tabs>
           <w:tab w:val="num" w:pos="4254"/>
         </w:tabs>
-        <w:ind w:left="4254" w:hanging="283"/>
+        <w:ind w:start="4254" w:hanging="283"/>
       </w:pPr>
       <w:rPr>
         <w:rFonts w:ascii="Symbol" w:hAnsi="Symbol" w:cs="Symbol" w:hint="default"/>
@@ -5622,12 +7394,12 @@
       <w:start w:val="1"/>
       <w:numFmt w:val="bullet"/>
       <w:lvlText w:val=""/>
-      <w:lvlJc w:val="left"/>
+      <w:lvlJc w:val="start"/>
       <w:pPr>
         <w:tabs>
           <w:tab w:val="num" w:pos="4963"/>
         </w:tabs>
-        <w:ind w:left="4963" w:hanging="283"/>
+        <w:ind w:start="4963" w:hanging="283"/>
       </w:pPr>
       <w:rPr>
         <w:rFonts w:ascii="Symbol" w:hAnsi="Symbol" w:cs="Symbol" w:hint="default"/>
@@ -5637,12 +7409,12 @@
       <w:start w:val="1"/>
       <w:numFmt w:val="bullet"/>
       <w:lvlText w:val=""/>
-      <w:lvlJc w:val="left"/>
+      <w:lvlJc w:val="start"/>
       <w:pPr>
         <w:tabs>
           <w:tab w:val="num" w:pos="5672"/>
         </w:tabs>
-        <w:ind w:left="5672" w:hanging="283"/>
+        <w:ind w:start="5672" w:hanging="283"/>
       </w:pPr>
       <w:rPr>
         <w:rFonts w:ascii="Symbol" w:hAnsi="Symbol" w:cs="Symbol" w:hint="default"/>
@@ -5652,12 +7424,12 @@
       <w:start w:val="1"/>
       <w:numFmt w:val="bullet"/>
       <w:lvlText w:val=""/>
-      <w:lvlJc w:val="left"/>
+      <w:lvlJc w:val="start"/>
       <w:pPr>
         <w:tabs>
           <w:tab w:val="num" w:pos="6381"/>
         </w:tabs>
-        <w:ind w:left="6381" w:hanging="283"/>
+        <w:ind w:start="6381" w:hanging="283"/>
       </w:pPr>
       <w:rPr>
         <w:rFonts w:ascii="Symbol" w:hAnsi="Symbol" w:cs="Symbol" w:hint="default"/>
@@ -5669,12 +7441,12 @@
       <w:start w:val="1"/>
       <w:numFmt w:val="bullet"/>
       <w:lvlText w:val=""/>
-      <w:lvlJc w:val="left"/>
+      <w:lvlJc w:val="start"/>
       <w:pPr>
         <w:tabs>
           <w:tab w:val="num" w:pos="709"/>
         </w:tabs>
-        <w:ind w:left="709" w:hanging="283"/>
+        <w:ind w:start="709" w:hanging="283"/>
       </w:pPr>
       <w:rPr>
         <w:rFonts w:ascii="Symbol" w:hAnsi="Symbol" w:cs="Symbol" w:hint="default"/>
@@ -5684,12 +7456,12 @@
       <w:start w:val="1"/>
       <w:numFmt w:val="bullet"/>
       <w:lvlText w:val=""/>
-      <w:lvlJc w:val="left"/>
+      <w:lvlJc w:val="start"/>
       <w:pPr>
         <w:tabs>
           <w:tab w:val="num" w:pos="1418"/>
         </w:tabs>
-        <w:ind w:left="1418" w:hanging="283"/>
+        <w:ind w:start="1418" w:hanging="283"/>
       </w:pPr>
       <w:rPr>
         <w:rFonts w:ascii="Symbol" w:hAnsi="Symbol" w:cs="Symbol" w:hint="default"/>
@@ -5699,12 +7471,12 @@
       <w:start w:val="1"/>
       <w:numFmt w:val="bullet"/>
       <w:lvlText w:val=""/>
-      <w:lvlJc w:val="left"/>
+      <w:lvlJc w:val="start"/>
       <w:pPr>
         <w:tabs>
           <w:tab w:val="num" w:pos="2127"/>
         </w:tabs>
-        <w:ind w:left="2127" w:hanging="283"/>
+        <w:ind w:start="2127" w:hanging="283"/>
       </w:pPr>
       <w:rPr>
         <w:rFonts w:ascii="Symbol" w:hAnsi="Symbol" w:cs="Symbol" w:hint="default"/>
@@ -5714,12 +7486,12 @@
       <w:start w:val="1"/>
       <w:numFmt w:val="bullet"/>
       <w:lvlText w:val=""/>
-      <w:lvlJc w:val="left"/>
+      <w:lvlJc w:val="start"/>
       <w:pPr>
         <w:tabs>
           <w:tab w:val="num" w:pos="2836"/>
         </w:tabs>
-        <w:ind w:left="2836" w:hanging="283"/>
+        <w:ind w:start="2836" w:hanging="283"/>
       </w:pPr>
       <w:rPr>
         <w:rFonts w:ascii="Symbol" w:hAnsi="Symbol" w:cs="Symbol" w:hint="default"/>
@@ -5729,12 +7501,12 @@
       <w:start w:val="1"/>
       <w:numFmt w:val="bullet"/>
       <w:lvlText w:val=""/>
-      <w:lvlJc w:val="left"/>
+      <w:lvlJc w:val="start"/>
       <w:pPr>
         <w:tabs>
           <w:tab w:val="num" w:pos="3545"/>
         </w:tabs>
-        <w:ind w:left="3545" w:hanging="283"/>
+        <w:ind w:start="3545" w:hanging="283"/>
       </w:pPr>
       <w:rPr>
         <w:rFonts w:ascii="Symbol" w:hAnsi="Symbol" w:cs="Symbol" w:hint="default"/>
@@ -5744,12 +7516,12 @@
       <w:start w:val="1"/>
       <w:numFmt w:val="bullet"/>
       <w:lvlText w:val=""/>
-      <w:lvlJc w:val="left"/>
+      <w:lvlJc w:val="start"/>
       <w:pPr>
         <w:tabs>
           <w:tab w:val="num" w:pos="4254"/>
         </w:tabs>
-        <w:ind w:left="4254" w:hanging="283"/>
+        <w:ind w:start="4254" w:hanging="283"/>
       </w:pPr>
       <w:rPr>
         <w:rFonts w:ascii="Symbol" w:hAnsi="Symbol" w:cs="Symbol" w:hint="default"/>
@@ -5759,12 +7531,12 @@
       <w:start w:val="1"/>
       <w:numFmt w:val="bullet"/>
       <w:lvlText w:val=""/>
-      <w:lvlJc w:val="left"/>
+      <w:lvlJc w:val="start"/>
       <w:pPr>
         <w:tabs>
           <w:tab w:val="num" w:pos="4963"/>
         </w:tabs>
-        <w:ind w:left="4963" w:hanging="283"/>
+        <w:ind w:start="4963" w:hanging="283"/>
       </w:pPr>
       <w:rPr>
         <w:rFonts w:ascii="Symbol" w:hAnsi="Symbol" w:cs="Symbol" w:hint="default"/>
@@ -5774,12 +7546,12 @@
       <w:start w:val="1"/>
       <w:numFmt w:val="bullet"/>
       <w:lvlText w:val=""/>
-      <w:lvlJc w:val="left"/>
+      <w:lvlJc w:val="start"/>
       <w:pPr>
         <w:tabs>
           <w:tab w:val="num" w:pos="5672"/>
         </w:tabs>
-        <w:ind w:left="5672" w:hanging="283"/>
+        <w:ind w:start="5672" w:hanging="283"/>
       </w:pPr>
       <w:rPr>
         <w:rFonts w:ascii="Symbol" w:hAnsi="Symbol" w:cs="Symbol" w:hint="default"/>
@@ -5789,12 +7561,12 @@
       <w:start w:val="1"/>
       <w:numFmt w:val="bullet"/>
       <w:lvlText w:val=""/>
-      <w:lvlJc w:val="left"/>
+      <w:lvlJc w:val="start"/>
       <w:pPr>
         <w:tabs>
           <w:tab w:val="num" w:pos="6381"/>
         </w:tabs>
-        <w:ind w:left="6381" w:hanging="283"/>
+        <w:ind w:start="6381" w:hanging="283"/>
       </w:pPr>
       <w:rPr>
         <w:rFonts w:ascii="Symbol" w:hAnsi="Symbol" w:cs="Symbol" w:hint="default"/>
@@ -5806,12 +7578,12 @@
       <w:start w:val="1"/>
       <w:numFmt w:val="bullet"/>
       <w:lvlText w:val=""/>
-      <w:lvlJc w:val="left"/>
+      <w:lvlJc w:val="start"/>
       <w:pPr>
         <w:tabs>
           <w:tab w:val="num" w:pos="709"/>
         </w:tabs>
-        <w:ind w:left="709" w:hanging="283"/>
+        <w:ind w:start="709" w:hanging="283"/>
       </w:pPr>
       <w:rPr>
         <w:rFonts w:ascii="Symbol" w:hAnsi="Symbol" w:cs="Symbol" w:hint="default"/>
@@ -5821,12 +7593,12 @@
       <w:start w:val="1"/>
       <w:numFmt w:val="bullet"/>
       <w:lvlText w:val=""/>
-      <w:lvlJc w:val="left"/>
+      <w:lvlJc w:val="start"/>
       <w:pPr>
         <w:tabs>
           <w:tab w:val="num" w:pos="1418"/>
         </w:tabs>
-        <w:ind w:left="1418" w:hanging="283"/>
+        <w:ind w:start="1418" w:hanging="283"/>
       </w:pPr>
       <w:rPr>
         <w:rFonts w:ascii="Symbol" w:hAnsi="Symbol" w:cs="Symbol" w:hint="default"/>
@@ -5836,12 +7608,12 @@
       <w:start w:val="1"/>
       <w:numFmt w:val="bullet"/>
       <w:lvlText w:val=""/>
-      <w:lvlJc w:val="left"/>
+      <w:lvlJc w:val="start"/>
       <w:pPr>
         <w:tabs>
           <w:tab w:val="num" w:pos="2127"/>
         </w:tabs>
-        <w:ind w:left="2127" w:hanging="283"/>
+        <w:ind w:start="2127" w:hanging="283"/>
       </w:pPr>
       <w:rPr>
         <w:rFonts w:ascii="Symbol" w:hAnsi="Symbol" w:cs="Symbol" w:hint="default"/>
@@ -5851,12 +7623,12 @@
       <w:start w:val="1"/>
       <w:numFmt w:val="bullet"/>
       <w:lvlText w:val=""/>
-      <w:lvlJc w:val="left"/>
+      <w:lvlJc w:val="start"/>
       <w:pPr>
         <w:tabs>
           <w:tab w:val="num" w:pos="2836"/>
         </w:tabs>
-        <w:ind w:left="2836" w:hanging="283"/>
+        <w:ind w:start="2836" w:hanging="283"/>
       </w:pPr>
       <w:rPr>
         <w:rFonts w:ascii="Symbol" w:hAnsi="Symbol" w:cs="Symbol" w:hint="default"/>
@@ -5866,12 +7638,12 @@
       <w:start w:val="1"/>
       <w:numFmt w:val="bullet"/>
       <w:lvlText w:val=""/>
-      <w:lvlJc w:val="left"/>
+      <w:lvlJc w:val="start"/>
       <w:pPr>
         <w:tabs>
           <w:tab w:val="num" w:pos="3545"/>
         </w:tabs>
-        <w:ind w:left="3545" w:hanging="283"/>
+        <w:ind w:start="3545" w:hanging="283"/>
       </w:pPr>
       <w:rPr>
         <w:rFonts w:ascii="Symbol" w:hAnsi="Symbol" w:cs="Symbol" w:hint="default"/>
@@ -5881,12 +7653,12 @@
       <w:start w:val="1"/>
       <w:numFmt w:val="bullet"/>
       <w:lvlText w:val=""/>
-      <w:lvlJc w:val="left"/>
+      <w:lvlJc w:val="start"/>
       <w:pPr>
         <w:tabs>
           <w:tab w:val="num" w:pos="4254"/>
         </w:tabs>
-        <w:ind w:left="4254" w:hanging="283"/>
+        <w:ind w:start="4254" w:hanging="283"/>
       </w:pPr>
       <w:rPr>
         <w:rFonts w:ascii="Symbol" w:hAnsi="Symbol" w:cs="Symbol" w:hint="default"/>
@@ -5896,12 +7668,12 @@
       <w:start w:val="1"/>
       <w:numFmt w:val="bullet"/>
       <w:lvlText w:val=""/>
-      <w:lvlJc w:val="left"/>
+      <w:lvlJc w:val="start"/>
       <w:pPr>
         <w:tabs>
           <w:tab w:val="num" w:pos="4963"/>
         </w:tabs>
-        <w:ind w:left="4963" w:hanging="283"/>
+        <w:ind w:start="4963" w:hanging="283"/>
       </w:pPr>
       <w:rPr>
         <w:rFonts w:ascii="Symbol" w:hAnsi="Symbol" w:cs="Symbol" w:hint="default"/>
@@ -5911,12 +7683,12 @@
       <w:start w:val="1"/>
       <w:numFmt w:val="bullet"/>
       <w:lvlText w:val=""/>
-      <w:lvlJc w:val="left"/>
+      <w:lvlJc w:val="start"/>
       <w:pPr>
         <w:tabs>
           <w:tab w:val="num" w:pos="5672"/>
         </w:tabs>
-        <w:ind w:left="5672" w:hanging="283"/>
+        <w:ind w:start="5672" w:hanging="283"/>
       </w:pPr>
       <w:rPr>
         <w:rFonts w:ascii="Symbol" w:hAnsi="Symbol" w:cs="Symbol" w:hint="default"/>
@@ -5926,12 +7698,12 @@
       <w:start w:val="1"/>
       <w:numFmt w:val="bullet"/>
       <w:lvlText w:val=""/>
-      <w:lvlJc w:val="left"/>
+      <w:lvlJc w:val="start"/>
       <w:pPr>
         <w:tabs>
           <w:tab w:val="num" w:pos="6381"/>
         </w:tabs>
-        <w:ind w:left="6381" w:hanging="283"/>
+        <w:ind w:start="6381" w:hanging="283"/>
       </w:pPr>
       <w:rPr>
         <w:rFonts w:ascii="Symbol" w:hAnsi="Symbol" w:cs="Symbol" w:hint="default"/>
@@ -5941,16 +7713,153 @@
   <w:abstractNum w:abstractNumId="7">
     <w:lvl w:ilvl="0">
       <w:start w:val="1"/>
+      <w:numFmt w:val="bullet"/>
+      <w:lvlText w:val=""/>
+      <w:lvlJc w:val="start"/>
+      <w:pPr>
+        <w:tabs>
+          <w:tab w:val="num" w:pos="709"/>
+        </w:tabs>
+        <w:ind w:start="709" w:hanging="283"/>
+      </w:pPr>
+      <w:rPr>
+        <w:rFonts w:ascii="Symbol" w:hAnsi="Symbol" w:cs="Symbol" w:hint="default"/>
+      </w:rPr>
+    </w:lvl>
+    <w:lvl w:ilvl="1">
+      <w:start w:val="1"/>
+      <w:numFmt w:val="bullet"/>
+      <w:lvlText w:val=""/>
+      <w:lvlJc w:val="start"/>
+      <w:pPr>
+        <w:tabs>
+          <w:tab w:val="num" w:pos="1418"/>
+        </w:tabs>
+        <w:ind w:start="1418" w:hanging="283"/>
+      </w:pPr>
+      <w:rPr>
+        <w:rFonts w:ascii="Symbol" w:hAnsi="Symbol" w:cs="Symbol" w:hint="default"/>
+      </w:rPr>
+    </w:lvl>
+    <w:lvl w:ilvl="2">
+      <w:start w:val="1"/>
+      <w:numFmt w:val="bullet"/>
+      <w:lvlText w:val=""/>
+      <w:lvlJc w:val="start"/>
+      <w:pPr>
+        <w:tabs>
+          <w:tab w:val="num" w:pos="2127"/>
+        </w:tabs>
+        <w:ind w:start="2127" w:hanging="283"/>
+      </w:pPr>
+      <w:rPr>
+        <w:rFonts w:ascii="Symbol" w:hAnsi="Symbol" w:cs="Symbol" w:hint="default"/>
+      </w:rPr>
+    </w:lvl>
+    <w:lvl w:ilvl="3">
+      <w:start w:val="1"/>
+      <w:numFmt w:val="bullet"/>
+      <w:lvlText w:val=""/>
+      <w:lvlJc w:val="start"/>
+      <w:pPr>
+        <w:tabs>
+          <w:tab w:val="num" w:pos="2836"/>
+        </w:tabs>
+        <w:ind w:start="2836" w:hanging="283"/>
+      </w:pPr>
+      <w:rPr>
+        <w:rFonts w:ascii="Symbol" w:hAnsi="Symbol" w:cs="Symbol" w:hint="default"/>
+      </w:rPr>
+    </w:lvl>
+    <w:lvl w:ilvl="4">
+      <w:start w:val="1"/>
+      <w:numFmt w:val="bullet"/>
+      <w:lvlText w:val=""/>
+      <w:lvlJc w:val="start"/>
+      <w:pPr>
+        <w:tabs>
+          <w:tab w:val="num" w:pos="3545"/>
+        </w:tabs>
+        <w:ind w:start="3545" w:hanging="283"/>
+      </w:pPr>
+      <w:rPr>
+        <w:rFonts w:ascii="Symbol" w:hAnsi="Symbol" w:cs="Symbol" w:hint="default"/>
+      </w:rPr>
+    </w:lvl>
+    <w:lvl w:ilvl="5">
+      <w:start w:val="1"/>
+      <w:numFmt w:val="bullet"/>
+      <w:lvlText w:val=""/>
+      <w:lvlJc w:val="start"/>
+      <w:pPr>
+        <w:tabs>
+          <w:tab w:val="num" w:pos="4254"/>
+        </w:tabs>
+        <w:ind w:start="4254" w:hanging="283"/>
+      </w:pPr>
+      <w:rPr>
+        <w:rFonts w:ascii="Symbol" w:hAnsi="Symbol" w:cs="Symbol" w:hint="default"/>
+      </w:rPr>
+    </w:lvl>
+    <w:lvl w:ilvl="6">
+      <w:start w:val="1"/>
+      <w:numFmt w:val="bullet"/>
+      <w:lvlText w:val=""/>
+      <w:lvlJc w:val="start"/>
+      <w:pPr>
+        <w:tabs>
+          <w:tab w:val="num" w:pos="4963"/>
+        </w:tabs>
+        <w:ind w:start="4963" w:hanging="283"/>
+      </w:pPr>
+      <w:rPr>
+        <w:rFonts w:ascii="Symbol" w:hAnsi="Symbol" w:cs="Symbol" w:hint="default"/>
+      </w:rPr>
+    </w:lvl>
+    <w:lvl w:ilvl="7">
+      <w:start w:val="1"/>
+      <w:numFmt w:val="bullet"/>
+      <w:lvlText w:val=""/>
+      <w:lvlJc w:val="start"/>
+      <w:pPr>
+        <w:tabs>
+          <w:tab w:val="num" w:pos="5672"/>
+        </w:tabs>
+        <w:ind w:start="5672" w:hanging="283"/>
+      </w:pPr>
+      <w:rPr>
+        <w:rFonts w:ascii="Symbol" w:hAnsi="Symbol" w:cs="Symbol" w:hint="default"/>
+      </w:rPr>
+    </w:lvl>
+    <w:lvl w:ilvl="8">
+      <w:start w:val="1"/>
+      <w:numFmt w:val="bullet"/>
+      <w:lvlText w:val=""/>
+      <w:lvlJc w:val="start"/>
+      <w:pPr>
+        <w:tabs>
+          <w:tab w:val="num" w:pos="6381"/>
+        </w:tabs>
+        <w:ind w:start="6381" w:hanging="283"/>
+      </w:pPr>
+      <w:rPr>
+        <w:rFonts w:ascii="Symbol" w:hAnsi="Symbol" w:cs="Symbol" w:hint="default"/>
+      </w:rPr>
+    </w:lvl>
+  </w:abstractNum>
+  <w:abstractNum w:abstractNumId="8">
+    <w:lvl w:ilvl="0">
+      <w:start w:val="1"/>
       <w:numFmt w:val="none"/>
       <w:pStyle w:val="Heading1"/>
       <w:suff w:val="nothing"/>
       <w:lvlText w:val=""/>
-      <w:lvlJc w:val="left"/>
+      <w:lvlJc w:val="start"/>
       <w:pPr>
         <w:tabs>
           <w:tab w:val="num" w:pos="0"/>
         </w:tabs>
-        <w:ind w:left="0" w:hanging="0"/>
+        <w:ind w:start="0" w:hanging="0"/>
       </w:pPr>
     </w:lvl>
     <w:lvl w:ilvl="1">
@@ -5959,12 +7868,12 @@
       <w:pStyle w:val="Heading2"/>
       <w:suff w:val="nothing"/>
       <w:lvlText w:val=""/>
-      <w:lvlJc w:val="left"/>
+      <w:lvlJc w:val="start"/>
       <w:pPr>
         <w:tabs>
           <w:tab w:val="num" w:pos="0"/>
         </w:tabs>
-        <w:ind w:left="0" w:hanging="0"/>
+        <w:ind w:start="0" w:hanging="0"/>
       </w:pPr>
     </w:lvl>
     <w:lvl w:ilvl="2">
@@ -5973,12 +7882,12 @@
       <w:pStyle w:val="Heading3"/>
       <w:suff w:val="nothing"/>
       <w:lvlText w:val=""/>
-      <w:lvlJc w:val="left"/>
+      <w:lvlJc w:val="start"/>
       <w:pPr>
         <w:tabs>
           <w:tab w:val="num" w:pos="0"/>
         </w:tabs>
-        <w:ind w:left="0" w:hanging="0"/>
+        <w:ind w:start="0" w:hanging="0"/>
       </w:pPr>
     </w:lvl>
     <w:lvl w:ilvl="3">
@@ -5987,12 +7896,12 @@
       <w:pStyle w:val="Heading4"/>
       <w:suff w:val="nothing"/>
       <w:lvlText w:val=""/>
-      <w:lvlJc w:val="left"/>
+      <w:lvlJc w:val="start"/>
       <w:pPr>
         <w:tabs>
           <w:tab w:val="num" w:pos="0"/>
         </w:tabs>
-        <w:ind w:left="0" w:hanging="0"/>
+        <w:ind w:start="0" w:hanging="0"/>
       </w:pPr>
     </w:lvl>
     <w:lvl w:ilvl="4">
@@ -6000,12 +7909,12 @@
       <w:numFmt w:val="none"/>
       <w:suff w:val="nothing"/>
       <w:lvlText w:val=""/>
-      <w:lvlJc w:val="left"/>
+      <w:lvlJc w:val="start"/>
       <w:pPr>
         <w:tabs>
           <w:tab w:val="num" w:pos="0"/>
         </w:tabs>
-        <w:ind w:left="0" w:hanging="0"/>
+        <w:ind w:start="0" w:hanging="0"/>
       </w:pPr>
     </w:lvl>
     <w:lvl w:ilvl="5">
@@ -6013,12 +7922,12 @@
       <w:numFmt w:val="none"/>
       <w:suff w:val="nothing"/>
       <w:lvlText w:val=""/>
-      <w:lvlJc w:val="left"/>
+      <w:lvlJc w:val="start"/>
       <w:pPr>
         <w:tabs>
           <w:tab w:val="num" w:pos="0"/>
         </w:tabs>
-        <w:ind w:left="0" w:hanging="0"/>
+        <w:ind w:start="0" w:hanging="0"/>
       </w:pPr>
     </w:lvl>
     <w:lvl w:ilvl="6">
@@ -6026,12 +7935,12 @@
       <w:numFmt w:val="none"/>
       <w:suff w:val="nothing"/>
       <w:lvlText w:val=""/>
-      <w:lvlJc w:val="left"/>
+      <w:lvlJc w:val="start"/>
       <w:pPr>
         <w:tabs>
           <w:tab w:val="num" w:pos="0"/>
         </w:tabs>
-        <w:ind w:left="0" w:hanging="0"/>
+        <w:ind w:start="0" w:hanging="0"/>
       </w:pPr>
     </w:lvl>
     <w:lvl w:ilvl="7">
@@ -6039,12 +7948,12 @@
       <w:numFmt w:val="none"/>
       <w:suff w:val="nothing"/>
       <w:lvlText w:val=""/>
-      <w:lvlJc w:val="left"/>
+      <w:lvlJc w:val="start"/>
       <w:pPr>
         <w:tabs>
           <w:tab w:val="num" w:pos="0"/>
         </w:tabs>
-        <w:ind w:left="0" w:hanging="0"/>
+        <w:ind w:start="0" w:hanging="0"/>
       </w:pPr>
     </w:lvl>
     <w:lvl w:ilvl="8">
@@ -6052,12 +7961,12 @@
       <w:numFmt w:val="none"/>
       <w:suff w:val="nothing"/>
       <w:lvlText w:val=""/>
-      <w:lvlJc w:val="left"/>
+      <w:lvlJc w:val="start"/>
       <w:pPr>
         <w:tabs>
           <w:tab w:val="num" w:pos="0"/>
         </w:tabs>
-        <w:ind w:left="0" w:hanging="0"/>
+        <w:ind w:start="0" w:hanging="0"/>
       </w:pPr>
     </w:lvl>
   </w:abstractNum>
@@ -6081,6 +7990,9 @@
   </w:num>
   <w:num w:numId="7">
     <w:abstractNumId w:val="7"/>
+  </w:num>
+  <w:num w:numId="8">
+    <w:abstractNumId w:val="8"/>
   </w:num>
 </w:numbering>
 </file>
@@ -6184,7 +8096,7 @@
     <w:pPr>
       <w:keepNext w:val="true"/>
       <w:spacing w:before="180" w:after="60"/>
-      <w:ind w:left="180" w:right="180"/>
+      <w:ind w:start="180" w:end="180"/>
       <w:outlineLvl w:val="3"/>
     </w:pPr>
     <w:rPr>
@@ -6300,7 +8212,7 @@
     <w:pPr>
       <w:widowControl w:val="false"/>
       <w:suppressLineNumbers/>
-      <w:jc w:val="left"/>
+      <w:jc w:val="start"/>
     </w:pPr>
     <w:rPr/>
   </w:style>
@@ -6311,7 +8223,7 @@
     <w:pPr>
       <w:suppressLineNumbers/>
       <w:shd w:fill="003366" w:val="clear"/>
-      <w:jc w:val="left"/>
+      <w:jc w:val="start"/>
     </w:pPr>
     <w:rPr>
       <w:b/>
@@ -6325,7 +8237,7 @@
     <w:qFormat/>
     <w:pPr>
       <w:pageBreakBefore/>
-      <w:ind w:hanging="0" w:left="0"/>
+      <w:ind w:hanging="0" w:start="0"/>
       <w:outlineLvl w:val="9"/>
     </w:pPr>
     <w:rPr/>
